--- a/交付成果/第4轮朗读优化版/朗读优化8周版/读书会01_禅修入门与基础_8周资料包（朗读优化版）/Word版/第8周_禅修总结与修学规划_学员版.docx
+++ b/交付成果/第4轮朗读优化版/朗读优化8周版/读书会01_禅修入门与基础_8周资料包（朗读优化版）/Word版/第8周_禅修总结与修学规划_学员版.docx
@@ -4,57 +4,62 @@
   <w:body>
     <w:p>
       <w:pPr>
-        <w:spacing w:before="40" w:after="80"/>
-        <w:ind w:left="283"/>
-        <w:shd w:val="clear" w:color="auto" w:fill="EDF6EF"/>
-        <w:pBdr>
-          <w:left w:val="single" w:sz="20" w:space="6" w:color="1E5631"/>
-        </w:pBdr>
+        <w:jc w:val="right"/>
       </w:pPr>
       <w:r>
         <w:rPr>
-          <w:sz w:val="20"/>
+          <w:color w:val="888888"/>
+          <w:sz w:val="16"/>
+        </w:rPr>
+        <w:t>📅 最近更新：2026-09-26 12:40　|　8周版同步本次内容/格式修订：学员版清除主持人专属内容·去注释化·去存疑标记；录音材料按存疑表订正；第7周「日常姿势要点」依《校对整理稿》校对；插入 9 张课件原图；第4轮朗读优化（2026-09-26）：音频转写来源的共读原文已口语化改写</w:t>
+      </w:r>
+    </w:p>
+    <w:p>
+      <w:pPr>
+        <w:ind w:left="170"/>
+        <w:pBdr>
+          <w:left w:val="single" w:sz="18" w:space="4" w:color="1E4620"/>
+        </w:pBdr>
+        <w:shd w:val="clear" w:fill="F2F5FA"/>
+      </w:pPr>
+      <w:r>
+        <w:rPr>
+          <w:b w:val="0"/>
         </w:rPr>
         <w:t xml:space="preserve">🔴🔴🔴 </w:t>
       </w:r>
       <w:r>
         <w:rPr>
           <w:b/>
-          <w:sz w:val="20"/>
         </w:rPr>
         <w:t>【存疑·未改】</w:t>
       </w:r>
       <w:r>
         <w:rPr>
-          <w:sz w:val="20"/>
+          <w:b w:val="0"/>
         </w:rPr>
         <w:t xml:space="preserve"> 标记之间的文字＝红方审计判定「存疑、未改」之处，照录原文一字未动，待人工核实修改。</w:t>
       </w:r>
     </w:p>
     <w:p>
       <w:pPr>
-        <w:spacing w:before="160" w:after="80"/>
+        <w:jc w:val="center"/>
       </w:pPr>
       <w:r>
         <w:rPr>
-          <w:rFonts w:ascii="Microsoft YaHei" w:hAnsi="Microsoft YaHei" w:eastAsia="Microsoft YaHei"/>
           <w:b/>
-          <w:color w:val="1E5631"/>
-          <w:sz w:val="34"/>
+          <w:color w:val="1E4620"/>
+          <w:sz w:val="36"/>
         </w:rPr>
-        <w:t>第8周：禅修总结与修学规划（学员版）</w:t>
+        <w:t>第8周：禅修总结与修学规划</w:t>
       </w:r>
     </w:p>
     <w:p>
-      <w:pPr>
-        <w:spacing w:before="160" w:after="80"/>
-      </w:pPr>
       <w:r>
         <w:rPr>
-          <w:rFonts w:ascii="Microsoft YaHei" w:hAnsi="Microsoft YaHei" w:eastAsia="Microsoft YaHei"/>
           <w:b/>
-          <w:color w:val="1E5631"/>
-          <w:sz w:val="28"/>
+          <w:color w:val="1E4620"/>
+          <w:sz w:val="26"/>
         </w:rPr>
         <w:t>📋 本周信息卡</w:t>
       </w:r>
@@ -63,7 +68,6 @@
       <w:tblPr>
         <w:tblStyle w:val="TableGrid"/>
         <w:tblW w:type="auto" w:w="0"/>
-        <w:jc w:val="center"/>
         <w:tblLook w:firstColumn="1" w:firstRow="1" w:lastColumn="0" w:lastRow="0" w:noHBand="0" w:noVBand="1" w:val="04A0"/>
       </w:tblPr>
       <w:tblGrid>
@@ -74,17 +78,20 @@
         <w:tc>
           <w:tcPr>
             <w:tcW w:type="dxa" w:w="4819"/>
-            <w:shd w:val="clear" w:color="auto" w:fill="1E5631"/>
+            <w:shd w:val="clear" w:fill="1E4620"/>
           </w:tcPr>
           <w:p>
-            <w:pPr>
-              <w:spacing w:after="20"/>
-            </w:pPr>
-            <w:r>
-              <w:rPr>
-                <w:b/>
+            <w:r>
+              <w:rPr>
                 <w:color w:val="FFFFFF"/>
-                <w:sz w:val="19"/>
+                <w:sz w:val="18"/>
+              </w:rPr>
+            </w:r>
+            <w:r>
+              <w:rPr>
+                <w:b w:val="0"/>
+                <w:color w:val="FFFFFF"/>
+                <w:sz w:val="18"/>
               </w:rPr>
               <w:t>项目</w:t>
             </w:r>
@@ -93,17 +100,20 @@
         <w:tc>
           <w:tcPr>
             <w:tcW w:type="dxa" w:w="4819"/>
-            <w:shd w:val="clear" w:color="auto" w:fill="1E5631"/>
+            <w:shd w:val="clear" w:fill="1E4620"/>
           </w:tcPr>
           <w:p>
-            <w:pPr>
-              <w:spacing w:after="20"/>
-            </w:pPr>
-            <w:r>
-              <w:rPr>
-                <w:b/>
+            <w:r>
+              <w:rPr>
                 <w:color w:val="FFFFFF"/>
-                <w:sz w:val="19"/>
+                <w:sz w:val="18"/>
+              </w:rPr>
+            </w:r>
+            <w:r>
+              <w:rPr>
+                <w:b w:val="0"/>
+                <w:color w:val="FFFFFF"/>
+                <w:sz w:val="18"/>
               </w:rPr>
               <w:t>内容</w:t>
             </w:r>
@@ -116,12 +126,15 @@
             <w:tcW w:type="dxa" w:w="4819"/>
           </w:tcPr>
           <w:p>
-            <w:pPr>
-              <w:spacing w:after="20"/>
-            </w:pPr>
-            <w:r>
-              <w:rPr>
-                <w:sz w:val="19"/>
+            <w:r>
+              <w:rPr>
+                <w:sz w:val="18"/>
+              </w:rPr>
+            </w:r>
+            <w:r>
+              <w:rPr>
+                <w:b w:val="0"/>
+                <w:sz w:val="18"/>
               </w:rPr>
               <w:t>时长</w:t>
             </w:r>
@@ -132,12 +145,15 @@
             <w:tcW w:type="dxa" w:w="4819"/>
           </w:tcPr>
           <w:p>
-            <w:pPr>
-              <w:spacing w:after="20"/>
-            </w:pPr>
-            <w:r>
-              <w:rPr>
-                <w:sz w:val="19"/>
+            <w:r>
+              <w:rPr>
+                <w:sz w:val="18"/>
+              </w:rPr>
+            </w:r>
+            <w:r>
+              <w:rPr>
+                <w:b w:val="0"/>
+                <w:sz w:val="18"/>
               </w:rPr>
               <w:t>120分钟</w:t>
             </w:r>
@@ -148,15 +164,18 @@
         <w:tc>
           <w:tcPr>
             <w:tcW w:type="dxa" w:w="4819"/>
-            <w:shd w:val="clear" w:color="auto" w:fill="F2F2F2"/>
+            <w:shd w:val="clear" w:fill="F2F5FA"/>
           </w:tcPr>
           <w:p>
-            <w:pPr>
-              <w:spacing w:after="20"/>
-            </w:pPr>
-            <w:r>
-              <w:rPr>
-                <w:sz w:val="19"/>
+            <w:r>
+              <w:rPr>
+                <w:sz w:val="18"/>
+              </w:rPr>
+            </w:r>
+            <w:r>
+              <w:rPr>
+                <w:b w:val="0"/>
+                <w:sz w:val="18"/>
               </w:rPr>
               <w:t>核心问题</w:t>
             </w:r>
@@ -165,15 +184,18 @@
         <w:tc>
           <w:tcPr>
             <w:tcW w:type="dxa" w:w="4819"/>
-            <w:shd w:val="clear" w:color="auto" w:fill="F2F2F2"/>
+            <w:shd w:val="clear" w:fill="F2F5FA"/>
           </w:tcPr>
           <w:p>
-            <w:pPr>
-              <w:spacing w:after="20"/>
-            </w:pPr>
-            <w:r>
-              <w:rPr>
-                <w:sz w:val="19"/>
+            <w:r>
+              <w:rPr>
+                <w:sz w:val="18"/>
+              </w:rPr>
+            </w:r>
+            <w:r>
+              <w:rPr>
+                <w:b w:val="0"/>
+                <w:sz w:val="18"/>
               </w:rPr>
               <w:t>这8周我们学了什么？两个月之后怎么走？</w:t>
             </w:r>
@@ -186,12 +208,15 @@
             <w:tcW w:type="dxa" w:w="4819"/>
           </w:tcPr>
           <w:p>
-            <w:pPr>
-              <w:spacing w:after="20"/>
-            </w:pPr>
-            <w:r>
-              <w:rPr>
-                <w:sz w:val="19"/>
+            <w:r>
+              <w:rPr>
+                <w:sz w:val="18"/>
+              </w:rPr>
+            </w:r>
+            <w:r>
+              <w:rPr>
+                <w:b w:val="0"/>
+                <w:sz w:val="18"/>
               </w:rPr>
               <w:t>共读原文</w:t>
             </w:r>
@@ -202,12 +227,15 @@
             <w:tcW w:type="dxa" w:w="4819"/>
           </w:tcPr>
           <w:p>
-            <w:pPr>
-              <w:spacing w:after="20"/>
-            </w:pPr>
-            <w:r>
-              <w:rPr>
-                <w:sz w:val="19"/>
+            <w:r>
+              <w:rPr>
+                <w:sz w:val="18"/>
+              </w:rPr>
+            </w:r>
+            <w:r>
+              <w:rPr>
+                <w:b w:val="0"/>
+                <w:sz w:val="18"/>
               </w:rPr>
               <w:t>回顾：① 8周回顾汇总表（资料包整理）② 三类菩提与发愿路径（如来禅修学体系17）③ 四种正知与三种远离（如来禅修学体系32）④ 把目标调整为可行（云台寺安居禅修13）</w:t>
             </w:r>
@@ -218,15 +246,18 @@
         <w:tc>
           <w:tcPr>
             <w:tcW w:type="dxa" w:w="4819"/>
-            <w:shd w:val="clear" w:color="auto" w:fill="F2F2F2"/>
+            <w:shd w:val="clear" w:fill="F2F5FA"/>
           </w:tcPr>
           <w:p>
-            <w:pPr>
-              <w:spacing w:after="20"/>
-            </w:pPr>
-            <w:r>
-              <w:rPr>
-                <w:sz w:val="19"/>
+            <w:r>
+              <w:rPr>
+                <w:sz w:val="18"/>
+              </w:rPr>
+            </w:r>
+            <w:r>
+              <w:rPr>
+                <w:b w:val="0"/>
+                <w:sz w:val="18"/>
               </w:rPr>
               <w:t>本周活动</w:t>
             </w:r>
@@ -235,15 +266,18 @@
         <w:tc>
           <w:tcPr>
             <w:tcW w:type="dxa" w:w="4819"/>
-            <w:shd w:val="clear" w:color="auto" w:fill="F2F2F2"/>
+            <w:shd w:val="clear" w:fill="F2F5FA"/>
           </w:tcPr>
           <w:p>
-            <w:pPr>
-              <w:spacing w:after="20"/>
-            </w:pPr>
-            <w:r>
-              <w:rPr>
-                <w:sz w:val="19"/>
+            <w:r>
+              <w:rPr>
+                <w:sz w:val="18"/>
+              </w:rPr>
+            </w:r>
+            <w:r>
+              <w:rPr>
+                <w:b w:val="0"/>
+                <w:sz w:val="18"/>
               </w:rPr>
               <w:t>8周回顾汇总 + 深度回顾分享 + 三个月修学计划 + 展望与回向</w:t>
             </w:r>
@@ -252,128 +286,124 @@
       </w:tr>
     </w:tbl>
     <w:p>
-      <w:pPr>
-        <w:spacing w:before="160" w:after="80"/>
-      </w:pPr>
       <w:r>
         <w:rPr>
-          <w:rFonts w:ascii="Microsoft YaHei" w:hAnsi="Microsoft YaHei" w:eastAsia="Microsoft YaHei"/>
           <w:b/>
-          <w:color w:val="1E5631"/>
-          <w:sz w:val="28"/>
+          <w:color w:val="1E4620"/>
+          <w:sz w:val="26"/>
         </w:rPr>
         <w:t>🧘 静心开场</w:t>
       </w:r>
     </w:p>
     <w:p>
       <w:pPr>
-        <w:spacing w:before="40" w:after="80"/>
-        <w:ind w:left="283"/>
-        <w:shd w:val="clear" w:color="auto" w:fill="EDF6EF"/>
+        <w:ind w:left="170"/>
         <w:pBdr>
-          <w:left w:val="single" w:sz="20" w:space="6" w:color="1E5631"/>
+          <w:left w:val="single" w:sz="18" w:space="4" w:color="1E4620"/>
         </w:pBdr>
+        <w:shd w:val="clear" w:fill="F2F5FA"/>
       </w:pPr>
       <w:r>
         <w:rPr>
           <w:b/>
-          <w:sz w:val="20"/>
         </w:rPr>
         <w:t>开场破冰 · 暖场</w:t>
       </w:r>
       <w:r>
         <w:rPr>
-          <w:sz w:val="20"/>
+          <w:b w:val="0"/>
         </w:rPr>
-        <w:t>（约 3 分钟）：用一句话说说：这8周里，你最想留住的一个练习瞬间是什么？ （说完不必解释、不点评，只把它轻轻放在心里，带着这份真实进入今天的静心。）</w:t>
+        <w:t>（约 3 分钟）：用一句话说说：这8周里，你最想留住的一个练习瞬间是什么？</w:t>
       </w:r>
     </w:p>
     <w:p>
       <w:pPr>
-        <w:spacing w:before="40" w:after="80"/>
-        <w:ind w:left="283"/>
-        <w:shd w:val="clear" w:color="auto" w:fill="EDF6EF"/>
+        <w:ind w:left="170"/>
         <w:pBdr>
-          <w:left w:val="single" w:sz="20" w:space="6" w:color="1E5631"/>
+          <w:left w:val="single" w:sz="18" w:space="4" w:color="1E4620"/>
         </w:pBdr>
+        <w:shd w:val="clear" w:fill="F2F5FA"/>
+      </w:pPr>
+      <w:r>
+        <w:rPr>
+          <w:b w:val="0"/>
+        </w:rPr>
+        <w:t>（说完不必解释、不点评，只把它轻轻放在心里，带着这份真实进入今天的静心。）</w:t>
+      </w:r>
+    </w:p>
+    <w:p>
+      <w:pPr>
+        <w:ind w:left="170"/>
+        <w:pBdr>
+          <w:left w:val="single" w:sz="18" w:space="4" w:color="1E4620"/>
+        </w:pBdr>
+        <w:shd w:val="clear" w:fill="F2F5FA"/>
       </w:pPr>
       <w:r>
         <w:rPr>
           <w:b/>
-          <w:sz w:val="20"/>
         </w:rPr>
         <w:t>本期共同约定（心理安全）</w:t>
       </w:r>
       <w:r>
         <w:rPr>
-          <w:sz w:val="20"/>
+          <w:b w:val="0"/>
         </w:rPr>
         <w:t xml:space="preserve">：① </w:t>
       </w:r>
       <w:r>
         <w:rPr>
           <w:b/>
-          <w:sz w:val="20"/>
         </w:rPr>
         <w:t>保密</w:t>
       </w:r>
       <w:r>
         <w:rPr>
-          <w:sz w:val="20"/>
+          <w:b w:val="0"/>
         </w:rPr>
         <w:t xml:space="preserve">——今天在这里说的话，留在今天；② </w:t>
       </w:r>
       <w:r>
         <w:rPr>
           <w:b/>
-          <w:sz w:val="20"/>
         </w:rPr>
         <w:t>不评判</w:t>
       </w:r>
       <w:r>
         <w:rPr>
-          <w:sz w:val="20"/>
+          <w:b w:val="0"/>
         </w:rPr>
         <w:t xml:space="preserve">——不评价任何人的分享；③ </w:t>
       </w:r>
       <w:r>
         <w:rPr>
           <w:b/>
-          <w:sz w:val="20"/>
         </w:rPr>
         <w:t>可随时暂停</w:t>
       </w:r>
       <w:r>
         <w:rPr>
-          <w:sz w:val="20"/>
+          <w:b w:val="0"/>
         </w:rPr>
         <w:t>——坐不住、心里不舒服，随时可以调整姿势、起身或暂停，不需要向任何人解释。</w:t>
       </w:r>
     </w:p>
     <w:p>
-      <w:pPr>
-        <w:spacing w:before="160" w:after="80"/>
-      </w:pPr>
       <w:r>
         <w:rPr>
-          <w:rFonts w:ascii="Microsoft YaHei" w:hAnsi="Microsoft YaHei" w:eastAsia="Microsoft YaHei"/>
           <w:b/>
-          <w:color w:val="1E5631"/>
-          <w:sz w:val="28"/>
+          <w:color w:val="1E4620"/>
+          <w:sz w:val="26"/>
         </w:rPr>
         <w:t>📖 共读原文</w:t>
       </w:r>
     </w:p>
     <w:p>
-      <w:pPr>
-        <w:spacing w:before="120" w:after="80"/>
-      </w:pPr>
       <w:r>
         <w:rPr>
-          <w:rFonts w:ascii="Microsoft YaHei" w:hAnsi="Microsoft YaHei" w:eastAsia="Microsoft YaHei"/>
           <w:b/>
-          <w:color w:val="1E5631"/>
-          <w:sz w:val="25"/>
+          <w:color w:val="1E4620"/>
+          <w:sz w:val="23"/>
         </w:rPr>
         <w:t>回顾材料（含完整原文，可直接共读）</w:t>
       </w:r>
@@ -382,59 +412,54 @@
       <w:r>
         <w:rPr>
           <w:b/>
-          <w:sz w:val="21"/>
         </w:rPr>
         <w:t>回顾材料①：8周回顾汇总表（资料包整理）</w:t>
       </w:r>
     </w:p>
     <w:p>
       <w:pPr>
-        <w:spacing w:before="40" w:after="80"/>
-        <w:ind w:left="283"/>
-        <w:shd w:val="clear" w:color="auto" w:fill="EDF6EF"/>
+        <w:ind w:left="170"/>
         <w:pBdr>
-          <w:left w:val="single" w:sz="20" w:space="6" w:color="1E5631"/>
+          <w:left w:val="single" w:sz="18" w:space="4" w:color="1E4620"/>
         </w:pBdr>
+        <w:shd w:val="clear" w:fill="F2F5FA"/>
       </w:pPr>
       <w:r>
         <w:rPr>
           <w:b/>
-          <w:sz w:val="20"/>
         </w:rPr>
         <w:t>【本周朗读段 · 开始】</w:t>
       </w:r>
       <w:r>
         <w:rPr>
-          <w:sz w:val="20"/>
+          <w:b w:val="0"/>
         </w:rPr>
         <w:t>（本段约 约3130 字，供中等稍慢朗读，约 25 分钟；其余为默读／选读／延伸内容）</w:t>
       </w:r>
     </w:p>
     <w:p>
       <w:pPr>
-        <w:spacing w:before="40" w:after="80"/>
-        <w:ind w:left="283"/>
-        <w:shd w:val="clear" w:color="auto" w:fill="EDF6EF"/>
+        <w:ind w:left="170"/>
         <w:pBdr>
-          <w:left w:val="single" w:sz="20" w:space="6" w:color="1E5631"/>
+          <w:left w:val="single" w:sz="18" w:space="4" w:color="1E4620"/>
         </w:pBdr>
+        <w:shd w:val="clear" w:fill="F2F5FA"/>
       </w:pPr>
       <w:r>
         <w:rPr>
-          <w:sz w:val="20"/>
+          <w:b w:val="0"/>
         </w:rPr>
         <w:t xml:space="preserve">📌 </w:t>
       </w:r>
       <w:r>
         <w:rPr>
           <w:b/>
-          <w:sz w:val="20"/>
         </w:rPr>
         <w:t>本表为资料包整理的回顾索引，原文见各周文档。</w:t>
       </w:r>
       <w:r>
         <w:rPr>
-          <w:sz w:val="20"/>
+          <w:b w:val="0"/>
         </w:rPr>
         <w:t xml:space="preserve"> 时间不够时，可以只请每位成员从表中挑一行，说说"这一行我练过什么"。</w:t>
       </w:r>
@@ -443,7 +468,6 @@
       <w:tblPr>
         <w:tblStyle w:val="TableGrid"/>
         <w:tblW w:type="auto" w:w="0"/>
-        <w:jc w:val="center"/>
         <w:tblLook w:firstColumn="1" w:firstRow="1" w:lastColumn="0" w:lastRow="0" w:noHBand="0" w:noVBand="1" w:val="04A0"/>
       </w:tblPr>
       <w:tblGrid>
@@ -456,17 +480,20 @@
         <w:tc>
           <w:tcPr>
             <w:tcW w:type="dxa" w:w="2409"/>
-            <w:shd w:val="clear" w:color="auto" w:fill="1E5631"/>
+            <w:shd w:val="clear" w:fill="1E4620"/>
           </w:tcPr>
           <w:p>
-            <w:pPr>
-              <w:spacing w:after="20"/>
-            </w:pPr>
-            <w:r>
-              <w:rPr>
-                <w:b/>
+            <w:r>
+              <w:rPr>
                 <w:color w:val="FFFFFF"/>
-                <w:sz w:val="19"/>
+                <w:sz w:val="18"/>
+              </w:rPr>
+            </w:r>
+            <w:r>
+              <w:rPr>
+                <w:b w:val="0"/>
+                <w:color w:val="FFFFFF"/>
+                <w:sz w:val="18"/>
               </w:rPr>
               <w:t>#</w:t>
             </w:r>
@@ -475,17 +502,20 @@
         <w:tc>
           <w:tcPr>
             <w:tcW w:type="dxa" w:w="2409"/>
-            <w:shd w:val="clear" w:color="auto" w:fill="1E5631"/>
+            <w:shd w:val="clear" w:fill="1E4620"/>
           </w:tcPr>
           <w:p>
-            <w:pPr>
-              <w:spacing w:after="20"/>
-            </w:pPr>
-            <w:r>
-              <w:rPr>
-                <w:b/>
+            <w:r>
+              <w:rPr>
                 <w:color w:val="FFFFFF"/>
-                <w:sz w:val="19"/>
+                <w:sz w:val="18"/>
+              </w:rPr>
+            </w:r>
+            <w:r>
+              <w:rPr>
+                <w:b w:val="0"/>
+                <w:color w:val="FFFFFF"/>
+                <w:sz w:val="18"/>
               </w:rPr>
               <w:t>主题</w:t>
             </w:r>
@@ -494,17 +524,20 @@
         <w:tc>
           <w:tcPr>
             <w:tcW w:type="dxa" w:w="2409"/>
-            <w:shd w:val="clear" w:color="auto" w:fill="1E5631"/>
+            <w:shd w:val="clear" w:fill="1E4620"/>
           </w:tcPr>
           <w:p>
-            <w:pPr>
-              <w:spacing w:after="20"/>
-            </w:pPr>
-            <w:r>
-              <w:rPr>
-                <w:b/>
+            <w:r>
+              <w:rPr>
                 <w:color w:val="FFFFFF"/>
-                <w:sz w:val="19"/>
+                <w:sz w:val="18"/>
+              </w:rPr>
+            </w:r>
+            <w:r>
+              <w:rPr>
+                <w:b w:val="0"/>
+                <w:color w:val="FFFFFF"/>
+                <w:sz w:val="18"/>
               </w:rPr>
               <w:t>要点回顾</w:t>
             </w:r>
@@ -513,17 +546,20 @@
         <w:tc>
           <w:tcPr>
             <w:tcW w:type="dxa" w:w="2409"/>
-            <w:shd w:val="clear" w:color="auto" w:fill="1E5631"/>
+            <w:shd w:val="clear" w:fill="1E4620"/>
           </w:tcPr>
           <w:p>
-            <w:pPr>
-              <w:spacing w:after="20"/>
-            </w:pPr>
-            <w:r>
-              <w:rPr>
-                <w:b/>
+            <w:r>
+              <w:rPr>
                 <w:color w:val="FFFFFF"/>
-                <w:sz w:val="19"/>
+                <w:sz w:val="18"/>
+              </w:rPr>
+            </w:r>
+            <w:r>
+              <w:rPr>
+                <w:b w:val="0"/>
+                <w:color w:val="FFFFFF"/>
+                <w:sz w:val="18"/>
               </w:rPr>
               <w:t>出处（周次＋资源短名）</w:t>
             </w:r>
@@ -536,12 +572,15 @@
             <w:tcW w:type="dxa" w:w="2409"/>
           </w:tcPr>
           <w:p>
-            <w:pPr>
-              <w:spacing w:after="20"/>
-            </w:pPr>
-            <w:r>
-              <w:rPr>
-                <w:sz w:val="19"/>
+            <w:r>
+              <w:rPr>
+                <w:sz w:val="18"/>
+              </w:rPr>
+            </w:r>
+            <w:r>
+              <w:rPr>
+                <w:b w:val="0"/>
+                <w:sz w:val="18"/>
               </w:rPr>
               <w:t>1</w:t>
             </w:r>
@@ -552,12 +591,15 @@
             <w:tcW w:type="dxa" w:w="2409"/>
           </w:tcPr>
           <w:p>
-            <w:pPr>
-              <w:spacing w:after="20"/>
-            </w:pPr>
-            <w:r>
-              <w:rPr>
-                <w:sz w:val="19"/>
+            <w:r>
+              <w:rPr>
+                <w:sz w:val="18"/>
+              </w:rPr>
+            </w:r>
+            <w:r>
+              <w:rPr>
+                <w:b w:val="0"/>
+                <w:sz w:val="18"/>
               </w:rPr>
               <w:t>坐姿三要领</w:t>
             </w:r>
@@ -568,12 +610,15 @@
             <w:tcW w:type="dxa" w:w="2409"/>
           </w:tcPr>
           <w:p>
-            <w:pPr>
-              <w:spacing w:after="20"/>
-            </w:pPr>
-            <w:r>
-              <w:rPr>
-                <w:sz w:val="19"/>
+            <w:r>
+              <w:rPr>
+                <w:sz w:val="18"/>
+              </w:rPr>
+            </w:r>
+            <w:r>
+              <w:rPr>
+                <w:b w:val="0"/>
+                <w:sz w:val="18"/>
               </w:rPr>
               <w:t>骨盆中立位、松肩坠肘开胸、头部中立（头如氢气球上飘、耳垂对肩、脊柱沟出来且两边腰肌松软）</w:t>
             </w:r>
@@ -584,12 +629,15 @@
             <w:tcW w:type="dxa" w:w="2409"/>
           </w:tcPr>
           <w:p>
-            <w:pPr>
-              <w:spacing w:after="20"/>
-            </w:pPr>
-            <w:r>
-              <w:rPr>
-                <w:sz w:val="19"/>
+            <w:r>
+              <w:rPr>
+                <w:sz w:val="18"/>
+              </w:rPr>
+            </w:r>
+            <w:r>
+              <w:rPr>
+                <w:b w:val="0"/>
+                <w:sz w:val="18"/>
               </w:rPr>
               <w:t>第2周·《18_入出息念》＋第7周·《觉察姿势与动作》（录音转写）</w:t>
             </w:r>
@@ -600,15 +648,18 @@
         <w:tc>
           <w:tcPr>
             <w:tcW w:type="dxa" w:w="2409"/>
-            <w:shd w:val="clear" w:color="auto" w:fill="F2F2F2"/>
+            <w:shd w:val="clear" w:fill="F2F5FA"/>
           </w:tcPr>
           <w:p>
-            <w:pPr>
-              <w:spacing w:after="20"/>
-            </w:pPr>
-            <w:r>
-              <w:rPr>
-                <w:sz w:val="19"/>
+            <w:r>
+              <w:rPr>
+                <w:sz w:val="18"/>
+              </w:rPr>
+            </w:r>
+            <w:r>
+              <w:rPr>
+                <w:b w:val="0"/>
+                <w:sz w:val="18"/>
               </w:rPr>
               <w:t>2</w:t>
             </w:r>
@@ -617,15 +668,18 @@
         <w:tc>
           <w:tcPr>
             <w:tcW w:type="dxa" w:w="2409"/>
-            <w:shd w:val="clear" w:color="auto" w:fill="F2F2F2"/>
+            <w:shd w:val="clear" w:fill="F2F5FA"/>
           </w:tcPr>
           <w:p>
-            <w:pPr>
-              <w:spacing w:after="20"/>
-            </w:pPr>
-            <w:r>
-              <w:rPr>
-                <w:sz w:val="19"/>
+            <w:r>
+              <w:rPr>
+                <w:sz w:val="18"/>
+              </w:rPr>
+            </w:r>
+            <w:r>
+              <w:rPr>
+                <w:b w:val="0"/>
+                <w:sz w:val="18"/>
               </w:rPr>
               <w:t>触点与三法</w:t>
             </w:r>
@@ -634,15 +688,18 @@
         <w:tc>
           <w:tcPr>
             <w:tcW w:type="dxa" w:w="2409"/>
-            <w:shd w:val="clear" w:color="auto" w:fill="F2F2F2"/>
+            <w:shd w:val="clear" w:fill="F2F5FA"/>
           </w:tcPr>
           <w:p>
-            <w:pPr>
-              <w:spacing w:after="20"/>
-            </w:pPr>
-            <w:r>
-              <w:rPr>
-                <w:sz w:val="19"/>
+            <w:r>
+              <w:rPr>
+                <w:sz w:val="18"/>
+              </w:rPr>
+            </w:r>
+            <w:r>
+              <w:rPr>
+                <w:b w:val="0"/>
+                <w:sz w:val="18"/>
               </w:rPr>
               <w:t>呼吸的"相"在鼻头／人中触点；相·入息·出息三法；触点是工具，不是盯住不放的地方</w:t>
             </w:r>
@@ -651,15 +708,18 @@
         <w:tc>
           <w:tcPr>
             <w:tcW w:type="dxa" w:w="2409"/>
-            <w:shd w:val="clear" w:color="auto" w:fill="F2F2F2"/>
+            <w:shd w:val="clear" w:fill="F2F5FA"/>
           </w:tcPr>
           <w:p>
-            <w:pPr>
-              <w:spacing w:after="20"/>
-            </w:pPr>
-            <w:r>
-              <w:rPr>
-                <w:sz w:val="19"/>
+            <w:r>
+              <w:rPr>
+                <w:sz w:val="18"/>
+              </w:rPr>
+            </w:r>
+            <w:r>
+              <w:rPr>
+                <w:b w:val="0"/>
+                <w:sz w:val="18"/>
               </w:rPr>
               <w:t>第3周 ·《入出息念浅析6·修习2》（PDF课件）</w:t>
             </w:r>
@@ -672,12 +732,15 @@
             <w:tcW w:type="dxa" w:w="2409"/>
           </w:tcPr>
           <w:p>
-            <w:pPr>
-              <w:spacing w:after="20"/>
-            </w:pPr>
-            <w:r>
-              <w:rPr>
-                <w:sz w:val="19"/>
+            <w:r>
+              <w:rPr>
+                <w:sz w:val="18"/>
+              </w:rPr>
+            </w:r>
+            <w:r>
+              <w:rPr>
+                <w:b w:val="0"/>
+                <w:sz w:val="18"/>
               </w:rPr>
               <w:t>3</w:t>
             </w:r>
@@ -688,12 +751,15 @@
             <w:tcW w:type="dxa" w:w="2409"/>
           </w:tcPr>
           <w:p>
-            <w:pPr>
-              <w:spacing w:after="20"/>
-            </w:pPr>
-            <w:r>
-              <w:rPr>
-                <w:sz w:val="19"/>
+            <w:r>
+              <w:rPr>
+                <w:sz w:val="18"/>
+              </w:rPr>
+            </w:r>
+            <w:r>
+              <w:rPr>
+                <w:b w:val="0"/>
+                <w:sz w:val="18"/>
               </w:rPr>
               <w:t>安般十六步框架</w:t>
             </w:r>
@@ -704,12 +770,15 @@
             <w:tcW w:type="dxa" w:w="2409"/>
           </w:tcPr>
           <w:p>
-            <w:pPr>
-              <w:spacing w:after="20"/>
-            </w:pPr>
-            <w:r>
-              <w:rPr>
-                <w:sz w:val="19"/>
+            <w:r>
+              <w:rPr>
+                <w:sz w:val="18"/>
+              </w:rPr>
+            </w:r>
+            <w:r>
+              <w:rPr>
+                <w:b w:val="0"/>
+                <w:sz w:val="18"/>
               </w:rPr>
               <w:t>十六事总表：从觉知呼吸到观照无常苦无我的完整次第——先知道整条路，再一步一步走</w:t>
             </w:r>
@@ -720,12 +789,15 @@
             <w:tcW w:type="dxa" w:w="2409"/>
           </w:tcPr>
           <w:p>
-            <w:pPr>
-              <w:spacing w:after="20"/>
-            </w:pPr>
-            <w:r>
-              <w:rPr>
-                <w:sz w:val="19"/>
+            <w:r>
+              <w:rPr>
+                <w:sz w:val="18"/>
+              </w:rPr>
+            </w:r>
+            <w:r>
+              <w:rPr>
+                <w:b w:val="0"/>
+                <w:sz w:val="18"/>
               </w:rPr>
               <w:t>第3周 ·《入出息念业处十六事》（PDF课件）</w:t>
             </w:r>
@@ -736,15 +808,18 @@
         <w:tc>
           <w:tcPr>
             <w:tcW w:type="dxa" w:w="2409"/>
-            <w:shd w:val="clear" w:color="auto" w:fill="F2F2F2"/>
+            <w:shd w:val="clear" w:fill="F2F5FA"/>
           </w:tcPr>
           <w:p>
-            <w:pPr>
-              <w:spacing w:after="20"/>
-            </w:pPr>
-            <w:r>
-              <w:rPr>
-                <w:sz w:val="19"/>
+            <w:r>
+              <w:rPr>
+                <w:sz w:val="18"/>
+              </w:rPr>
+            </w:r>
+            <w:r>
+              <w:rPr>
+                <w:b w:val="0"/>
+                <w:sz w:val="18"/>
               </w:rPr>
               <w:t>4</w:t>
             </w:r>
@@ -753,15 +828,18 @@
         <w:tc>
           <w:tcPr>
             <w:tcW w:type="dxa" w:w="2409"/>
-            <w:shd w:val="clear" w:color="auto" w:fill="F2F2F2"/>
+            <w:shd w:val="clear" w:fill="F2F5FA"/>
           </w:tcPr>
           <w:p>
-            <w:pPr>
-              <w:spacing w:after="20"/>
-            </w:pPr>
-            <w:r>
-              <w:rPr>
-                <w:sz w:val="19"/>
+            <w:r>
+              <w:rPr>
+                <w:sz w:val="18"/>
+              </w:rPr>
+            </w:r>
+            <w:r>
+              <w:rPr>
+                <w:b w:val="0"/>
+                <w:sz w:val="18"/>
               </w:rPr>
               <w:t>四阶段与数息</w:t>
             </w:r>
@@ -770,15 +848,18 @@
         <w:tc>
           <w:tcPr>
             <w:tcW w:type="dxa" w:w="2409"/>
-            <w:shd w:val="clear" w:color="auto" w:fill="F2F2F2"/>
+            <w:shd w:val="clear" w:fill="F2F5FA"/>
           </w:tcPr>
           <w:p>
-            <w:pPr>
-              <w:spacing w:after="20"/>
-            </w:pPr>
-            <w:r>
-              <w:rPr>
-                <w:sz w:val="19"/>
+            <w:r>
+              <w:rPr>
+                <w:sz w:val="18"/>
+              </w:rPr>
+            </w:r>
+            <w:r>
+              <w:rPr>
+                <w:b w:val="0"/>
+                <w:sz w:val="18"/>
               </w:rPr>
               <w:t>入出息→长短息→全息→微息四阶段；慢数快数、收功；妄念来了不压不批判</w:t>
             </w:r>
@@ -787,15 +868,18 @@
         <w:tc>
           <w:tcPr>
             <w:tcW w:type="dxa" w:w="2409"/>
-            <w:shd w:val="clear" w:color="auto" w:fill="F2F2F2"/>
+            <w:shd w:val="clear" w:fill="F2F5FA"/>
           </w:tcPr>
           <w:p>
-            <w:pPr>
-              <w:spacing w:after="20"/>
-            </w:pPr>
-            <w:r>
-              <w:rPr>
-                <w:sz w:val="19"/>
+            <w:r>
+              <w:rPr>
+                <w:sz w:val="18"/>
+              </w:rPr>
+            </w:r>
+            <w:r>
+              <w:rPr>
+                <w:b w:val="0"/>
+                <w:sz w:val="18"/>
               </w:rPr>
               <w:t>第4周 ·《入出息念浅析6·修习2》（PDF课件）＋《14_入出息念·数息》（录音转写）</w:t>
             </w:r>
@@ -808,12 +892,15 @@
             <w:tcW w:type="dxa" w:w="2409"/>
           </w:tcPr>
           <w:p>
-            <w:pPr>
-              <w:spacing w:after="20"/>
-            </w:pPr>
-            <w:r>
-              <w:rPr>
-                <w:sz w:val="19"/>
+            <w:r>
+              <w:rPr>
+                <w:sz w:val="18"/>
+              </w:rPr>
+            </w:r>
+            <w:r>
+              <w:rPr>
+                <w:b w:val="0"/>
+                <w:sz w:val="18"/>
               </w:rPr>
               <w:t>5</w:t>
             </w:r>
@@ -824,12 +911,15 @@
             <w:tcW w:type="dxa" w:w="2409"/>
           </w:tcPr>
           <w:p>
-            <w:pPr>
-              <w:spacing w:after="20"/>
-            </w:pPr>
-            <w:r>
-              <w:rPr>
-                <w:sz w:val="19"/>
+            <w:r>
+              <w:rPr>
+                <w:sz w:val="18"/>
+              </w:rPr>
+            </w:r>
+            <w:r>
+              <w:rPr>
+                <w:b w:val="0"/>
+                <w:sz w:val="18"/>
               </w:rPr>
               <w:t>禅相与安止善巧</w:t>
             </w:r>
@@ -840,12 +930,15 @@
             <w:tcW w:type="dxa" w:w="2409"/>
           </w:tcPr>
           <w:p>
-            <w:pPr>
-              <w:spacing w:after="20"/>
-            </w:pPr>
-            <w:r>
-              <w:rPr>
-                <w:sz w:val="19"/>
+            <w:r>
+              <w:rPr>
+                <w:sz w:val="18"/>
+              </w:rPr>
+            </w:r>
+            <w:r>
+              <w:rPr>
+                <w:b w:val="0"/>
+                <w:sz w:val="18"/>
               </w:rPr>
               <w:t>心细之后的禅相：遍作相／取相／似相；五禅支；十种安止善巧；见细相不追不赶</w:t>
             </w:r>
@@ -856,12 +949,15 @@
             <w:tcW w:type="dxa" w:w="2409"/>
           </w:tcPr>
           <w:p>
-            <w:pPr>
-              <w:spacing w:after="20"/>
-            </w:pPr>
-            <w:r>
-              <w:rPr>
-                <w:sz w:val="19"/>
+            <w:r>
+              <w:rPr>
+                <w:sz w:val="18"/>
+              </w:rPr>
+            </w:r>
+            <w:r>
+              <w:rPr>
+                <w:b w:val="0"/>
+                <w:sz w:val="18"/>
               </w:rPr>
               <w:t>第5周 ·《入出息念浅析7·修习3》（PDF课件）＋《入出息念》（帕奥西亚多，PDF）</w:t>
             </w:r>
@@ -872,15 +968,18 @@
         <w:tc>
           <w:tcPr>
             <w:tcW w:type="dxa" w:w="2409"/>
-            <w:shd w:val="clear" w:color="auto" w:fill="F2F2F2"/>
+            <w:shd w:val="clear" w:fill="F2F5FA"/>
           </w:tcPr>
           <w:p>
-            <w:pPr>
-              <w:spacing w:after="20"/>
-            </w:pPr>
-            <w:r>
-              <w:rPr>
-                <w:sz w:val="19"/>
+            <w:r>
+              <w:rPr>
+                <w:sz w:val="18"/>
+              </w:rPr>
+            </w:r>
+            <w:r>
+              <w:rPr>
+                <w:b w:val="0"/>
+                <w:sz w:val="18"/>
               </w:rPr>
               <w:t>6</w:t>
             </w:r>
@@ -889,15 +988,18 @@
         <w:tc>
           <w:tcPr>
             <w:tcW w:type="dxa" w:w="2409"/>
-            <w:shd w:val="clear" w:color="auto" w:fill="F2F2F2"/>
+            <w:shd w:val="clear" w:fill="F2F5FA"/>
           </w:tcPr>
           <w:p>
-            <w:pPr>
-              <w:spacing w:after="20"/>
-            </w:pPr>
-            <w:r>
-              <w:rPr>
-                <w:sz w:val="19"/>
+            <w:r>
+              <w:rPr>
+                <w:sz w:val="18"/>
+              </w:rPr>
+            </w:r>
+            <w:r>
+              <w:rPr>
+                <w:b w:val="0"/>
+                <w:sz w:val="18"/>
               </w:rPr>
               <w:t>五盖与对治</w:t>
             </w:r>
@@ -906,15 +1008,18 @@
         <w:tc>
           <w:tcPr>
             <w:tcW w:type="dxa" w:w="2409"/>
-            <w:shd w:val="clear" w:color="auto" w:fill="F2F2F2"/>
+            <w:shd w:val="clear" w:fill="F2F5FA"/>
           </w:tcPr>
           <w:p>
-            <w:pPr>
-              <w:spacing w:after="20"/>
-            </w:pPr>
-            <w:r>
-              <w:rPr>
-                <w:sz w:val="19"/>
+            <w:r>
+              <w:rPr>
+                <w:sz w:val="18"/>
+              </w:rPr>
+            </w:r>
+            <w:r>
+              <w:rPr>
+                <w:b w:val="0"/>
+                <w:sz w:val="18"/>
               </w:rPr>
               <w:t>五盖（欲贪／瞋恚／昏沉睡眠／掉举追悔／疑）的定义、成因、义注五喻与逐一对治</w:t>
             </w:r>
@@ -923,15 +1028,18 @@
         <w:tc>
           <w:tcPr>
             <w:tcW w:type="dxa" w:w="2409"/>
-            <w:shd w:val="clear" w:color="auto" w:fill="F2F2F2"/>
+            <w:shd w:val="clear" w:fill="F2F5FA"/>
           </w:tcPr>
           <w:p>
-            <w:pPr>
-              <w:spacing w:after="20"/>
-            </w:pPr>
-            <w:r>
-              <w:rPr>
-                <w:sz w:val="19"/>
+            <w:r>
+              <w:rPr>
+                <w:sz w:val="18"/>
+              </w:rPr>
+            </w:r>
+            <w:r>
+              <w:rPr>
+                <w:b w:val="0"/>
+                <w:sz w:val="18"/>
               </w:rPr>
               <w:t>第6周 ·《止观前行实修营8·舍离五盖1》（PDF＋共修版）＋《止观前行实修营12·舍离五盖5》（录音转写）等</w:t>
             </w:r>
@@ -944,12 +1052,15 @@
             <w:tcW w:type="dxa" w:w="2409"/>
           </w:tcPr>
           <w:p>
-            <w:pPr>
-              <w:spacing w:after="20"/>
-            </w:pPr>
-            <w:r>
-              <w:rPr>
-                <w:sz w:val="19"/>
+            <w:r>
+              <w:rPr>
+                <w:sz w:val="18"/>
+              </w:rPr>
+            </w:r>
+            <w:r>
+              <w:rPr>
+                <w:b w:val="0"/>
+                <w:sz w:val="18"/>
               </w:rPr>
               <w:t>7</w:t>
             </w:r>
@@ -960,12 +1071,15 @@
             <w:tcW w:type="dxa" w:w="2409"/>
           </w:tcPr>
           <w:p>
-            <w:pPr>
-              <w:spacing w:after="20"/>
-            </w:pPr>
-            <w:r>
-              <w:rPr>
-                <w:sz w:val="19"/>
+            <w:r>
+              <w:rPr>
+                <w:sz w:val="18"/>
+              </w:rPr>
+            </w:r>
+            <w:r>
+              <w:rPr>
+                <w:b w:val="0"/>
+                <w:sz w:val="18"/>
               </w:rPr>
               <w:t>经行与四威仪</w:t>
             </w:r>
@@ -976,12 +1090,15 @@
             <w:tcW w:type="dxa" w:w="2409"/>
           </w:tcPr>
           <w:p>
-            <w:pPr>
-              <w:spacing w:after="20"/>
-            </w:pPr>
-            <w:r>
-              <w:rPr>
-                <w:sz w:val="19"/>
+            <w:r>
+              <w:rPr>
+                <w:sz w:val="18"/>
+              </w:rPr>
+            </w:r>
+            <w:r>
+              <w:rPr>
+                <w:b w:val="0"/>
+                <w:sz w:val="18"/>
               </w:rPr>
               <w:t>经行"抬—移—放—触"；眼睛与转身觉察；不批判不标记；觉知锚点让习惯变成有念知；行住坐卧皆觉知</w:t>
             </w:r>
@@ -992,12 +1109,15 @@
             <w:tcW w:type="dxa" w:w="2409"/>
           </w:tcPr>
           <w:p>
-            <w:pPr>
-              <w:spacing w:after="20"/>
-            </w:pPr>
-            <w:r>
-              <w:rPr>
-                <w:sz w:val="19"/>
+            <w:r>
+              <w:rPr>
+                <w:sz w:val="18"/>
+              </w:rPr>
+            </w:r>
+            <w:r>
+              <w:rPr>
+                <w:b w:val="0"/>
+                <w:sz w:val="18"/>
               </w:rPr>
               <w:t>第7周 ·《云台寺安居禅修04·拆解习惯和经行》＋《177讲·四威仪1》</w:t>
             </w:r>
@@ -1008,15 +1128,18 @@
         <w:tc>
           <w:tcPr>
             <w:tcW w:type="dxa" w:w="2409"/>
-            <w:shd w:val="clear" w:color="auto" w:fill="F2F2F2"/>
+            <w:shd w:val="clear" w:fill="F2F5FA"/>
           </w:tcPr>
           <w:p>
-            <w:pPr>
-              <w:spacing w:after="20"/>
-            </w:pPr>
-            <w:r>
-              <w:rPr>
-                <w:sz w:val="19"/>
+            <w:r>
+              <w:rPr>
+                <w:sz w:val="18"/>
+              </w:rPr>
+            </w:r>
+            <w:r>
+              <w:rPr>
+                <w:b w:val="0"/>
+                <w:sz w:val="18"/>
               </w:rPr>
               <w:t>8</w:t>
             </w:r>
@@ -1025,15 +1148,18 @@
         <w:tc>
           <w:tcPr>
             <w:tcW w:type="dxa" w:w="2409"/>
-            <w:shd w:val="clear" w:color="auto" w:fill="F2F2F2"/>
+            <w:shd w:val="clear" w:fill="F2F5FA"/>
           </w:tcPr>
           <w:p>
-            <w:pPr>
-              <w:spacing w:after="20"/>
-            </w:pPr>
-            <w:r>
-              <w:rPr>
-                <w:sz w:val="19"/>
+            <w:r>
+              <w:rPr>
+                <w:sz w:val="18"/>
+              </w:rPr>
+            </w:r>
+            <w:r>
+              <w:rPr>
+                <w:b w:val="0"/>
+                <w:sz w:val="18"/>
               </w:rPr>
               <w:t>修学次第</w:t>
             </w:r>
@@ -1042,15 +1168,18 @@
         <w:tc>
           <w:tcPr>
             <w:tcW w:type="dxa" w:w="2409"/>
-            <w:shd w:val="clear" w:color="auto" w:fill="F2F2F2"/>
+            <w:shd w:val="clear" w:fill="F2F5FA"/>
           </w:tcPr>
           <w:p>
-            <w:pPr>
-              <w:spacing w:after="20"/>
-            </w:pPr>
-            <w:r>
-              <w:rPr>
-                <w:sz w:val="19"/>
+            <w:r>
+              <w:rPr>
+                <w:sz w:val="18"/>
+              </w:rPr>
+            </w:r>
+            <w:r>
+              <w:rPr>
+                <w:b w:val="0"/>
+                <w:sz w:val="18"/>
               </w:rPr>
               <w:t>禅修次第五步：时代特点与确立目标→亲近善士→听闻正法→如理作意→法随法行</w:t>
             </w:r>
@@ -1059,15 +1188,18 @@
         <w:tc>
           <w:tcPr>
             <w:tcW w:type="dxa" w:w="2409"/>
-            <w:shd w:val="clear" w:color="auto" w:fill="F2F2F2"/>
+            <w:shd w:val="clear" w:fill="F2F5FA"/>
           </w:tcPr>
           <w:p>
-            <w:pPr>
-              <w:spacing w:after="20"/>
-            </w:pPr>
-            <w:r>
-              <w:rPr>
-                <w:sz w:val="19"/>
+            <w:r>
+              <w:rPr>
+                <w:sz w:val="18"/>
+              </w:rPr>
+            </w:r>
+            <w:r>
+              <w:rPr>
+                <w:b w:val="0"/>
+                <w:sz w:val="18"/>
               </w:rPr>
               <w:t>第1／8周 ·《如来禅修学体系17》＋《如来禅修学体系32》</w:t>
             </w:r>
@@ -1079,59 +1211,98 @@
       <w:r>
         <w:rPr>
           <w:b/>
-          <w:sz w:val="21"/>
         </w:rPr>
         <w:t>回顾材料②：修学路径——三类菩提与发愿路径（体系17）</w:t>
       </w:r>
     </w:p>
     <w:p>
       <w:pPr>
-        <w:spacing w:before="40" w:after="80"/>
-        <w:ind w:left="283"/>
-        <w:shd w:val="clear" w:color="auto" w:fill="EDF6EF"/>
+        <w:ind w:left="170"/>
         <w:pBdr>
-          <w:left w:val="single" w:sz="20" w:space="6" w:color="1E5631"/>
+          <w:left w:val="single" w:sz="18" w:space="4" w:color="1E4620"/>
         </w:pBdr>
+        <w:shd w:val="clear" w:fill="F2F5FA"/>
       </w:pPr>
       <w:r>
         <w:rPr>
-          <w:sz w:val="20"/>
+          <w:b w:val="0"/>
         </w:rPr>
         <w:t xml:space="preserve">🖼 </w:t>
       </w:r>
       <w:r>
         <w:rPr>
           <w:b/>
-          <w:sz w:val="20"/>
         </w:rPr>
         <w:t>课件原图</w:t>
       </w:r>
       <w:r>
         <w:rPr>
-          <w:sz w:val="20"/>
+          <w:b w:val="0"/>
         </w:rPr>
         <w:t>（体系17「三类菩提」）：</w:t>
       </w:r>
     </w:p>
     <w:p>
+      <w:pPr>
+        <w:jc w:val="center"/>
+      </w:pPr>
+      <w:r>
+        <w:drawing>
+          <wp:inline xmlns:a="http://schemas.openxmlformats.org/drawingml/2006/main" xmlns:pic="http://schemas.openxmlformats.org/drawingml/2006/picture">
+            <wp:extent cx="5400000" cy="3035571"/>
+            <wp:docPr id="1" name="Picture 1"/>
+            <wp:cNvGraphicFramePr>
+              <a:graphicFrameLocks noChangeAspect="1"/>
+            </wp:cNvGraphicFramePr>
+            <a:graphic>
+              <a:graphicData uri="http://schemas.openxmlformats.org/drawingml/2006/picture">
+                <pic:pic>
+                  <pic:nvPicPr>
+                    <pic:cNvPr id="0" name="素材图_三类菩提与发愿_体系17.png"/>
+                    <pic:cNvPicPr/>
+                  </pic:nvPicPr>
+                  <pic:blipFill>
+                    <a:blip r:embed="rId11"/>
+                    <a:stretch>
+                      <a:fillRect/>
+                    </a:stretch>
+                  </pic:blipFill>
+                  <pic:spPr>
+                    <a:xfrm>
+                      <a:off x="0" y="0"/>
+                      <a:ext cx="5400000" cy="3035571"/>
+                    </a:xfrm>
+                    <a:prstGeom prst="rect"/>
+                  </pic:spPr>
+                </pic:pic>
+              </a:graphicData>
+            </a:graphic>
+          </wp:inline>
+        </w:drawing>
+      </w:r>
+    </w:p>
+    <w:p>
+      <w:pPr>
+        <w:jc w:val="center"/>
+      </w:pPr>
       <w:r>
         <w:rPr>
-          <w:sz w:val="21"/>
+          <w:color w:val="888888"/>
+          <w:sz w:val="16"/>
         </w:rPr>
-        <w:t>![三类菩提（体系17课件）](素材图_三类菩提与发愿_体系17.png)</w:t>
+        <w:t>▲ 三类菩提（体系17课件）</w:t>
       </w:r>
     </w:p>
     <w:p>
       <w:r>
         <w:rPr>
           <w:b/>
-          <w:sz w:val="21"/>
         </w:rPr>
         <w:t>★核心段落</w:t>
       </w:r>
       <w:r>
         <w:rPr>
-          <w:sz w:val="21"/>
+          <w:b w:val="0"/>
         </w:rPr>
         <w:t>（必读）</w:t>
       </w:r>
@@ -1140,96 +1311,119 @@
       <w:r>
         <w:rPr>
           <w:b/>
-          <w:sz w:val="21"/>
         </w:rPr>
         <w:t>一、三类菩提的差异说明（承接第1周"总说"）</w:t>
       </w:r>
     </w:p>
     <w:p>
       <w:pPr>
-        <w:spacing w:before="40" w:after="80"/>
-        <w:ind w:left="283"/>
-        <w:shd w:val="clear" w:color="auto" w:fill="EDF6EF"/>
+        <w:ind w:left="170"/>
         <w:pBdr>
-          <w:left w:val="single" w:sz="20" w:space="6" w:color="1E5631"/>
+          <w:left w:val="single" w:sz="18" w:space="4" w:color="1E4620"/>
         </w:pBdr>
+        <w:shd w:val="clear" w:fill="F2F5FA"/>
       </w:pPr>
       <w:r>
         <w:rPr>
-          <w:sz w:val="20"/>
+          <w:b w:val="0"/>
         </w:rPr>
         <w:t>在上座部佛教中,有三种菩提,即正自觉菩提(sammā-sambodhi)、独觉菩提(pacceka-bodhi)、弟子菩提(sāvaka-bodhi)。在这三种菩提中,成就正自觉菩提者又被称为正自觉者(sammā-sambuddha),也即佛陀。成就独觉菩提者被称为独觉佛(pacceka-buddha)。成就弟子菩提者被称为圣弟子(ariya-sāvaka)。</w:t>
       </w:r>
     </w:p>
     <w:p>
       <w:pPr>
-        <w:spacing w:before="40" w:after="80"/>
-        <w:ind w:left="283"/>
-        <w:shd w:val="clear" w:color="auto" w:fill="EDF6EF"/>
+        <w:ind w:left="170"/>
         <w:pBdr>
-          <w:left w:val="single" w:sz="20" w:space="6" w:color="1E5631"/>
+          <w:left w:val="single" w:sz="18" w:space="4" w:color="1E4620"/>
         </w:pBdr>
+        <w:shd w:val="clear" w:fill="F2F5FA"/>
       </w:pPr>
       <w:r>
         <w:rPr>
-          <w:sz w:val="20"/>
+          <w:b w:val="0"/>
         </w:rPr>
         <w:t>这三类圣者在证悟阿拉汉果时,皆已彻见四圣谛,断除一切烦恼,完全清凉与寂静,他们在解脱上并无差异。不过,由于其往昔所发之愿、为满愿而积累的巴拉密(pāramī,波罗蜜)及累积巴拉密的时间不同,因此在最后一生解脱后,神通、智慧、福德等有很大差异。</w:t>
       </w:r>
     </w:p>
     <w:p>
       <w:pPr>
-        <w:spacing w:before="40" w:after="80"/>
-        <w:ind w:left="283"/>
-        <w:shd w:val="clear" w:color="auto" w:fill="EDF6EF"/>
+        <w:ind w:left="170"/>
         <w:pBdr>
-          <w:left w:val="single" w:sz="20" w:space="6" w:color="1E5631"/>
+          <w:left w:val="single" w:sz="18" w:space="4" w:color="1E4620"/>
         </w:pBdr>
+        <w:shd w:val="clear" w:fill="F2F5FA"/>
       </w:pPr>
       <w:r>
         <w:rPr>
-          <w:sz w:val="20"/>
+          <w:b w:val="0"/>
         </w:rPr>
-        <w:t>《增支部·一集》中说: "诸比库,有一人出现于世间时,是稀有之人的出现。哪一人呢?如来、阿拉汉、正自觉者。诸比库,乃此一人出现于世间时,是稀有之人的出现。" "诸比库,绝无此理,无有条件,若一个世界中有两位阿拉汉、正自觉者不先不后地出现,绝无此理!诸比库,确有此理,若一个世界中只有一位阿拉汉、正自觉者出现,确有此理。"</w:t>
+        <w:t>《增支部·一集》中说:</w:t>
+      </w:r>
+    </w:p>
+    <w:p>
+      <w:pPr>
+        <w:ind w:left="170"/>
+        <w:pBdr>
+          <w:left w:val="single" w:sz="18" w:space="4" w:color="1E4620"/>
+        </w:pBdr>
+        <w:shd w:val="clear" w:fill="F2F5FA"/>
+      </w:pPr>
+      <w:r>
+        <w:rPr>
+          <w:b w:val="0"/>
+        </w:rPr>
+        <w:t>"诸比库,有一人出现于世间时,是稀有之人的出现。哪一人呢?如来、阿拉汉、正自觉者。诸比库,乃此一人出现于世间时,是稀有之人的出现。"</w:t>
+      </w:r>
+    </w:p>
+    <w:p>
+      <w:pPr>
+        <w:ind w:left="170"/>
+        <w:pBdr>
+          <w:left w:val="single" w:sz="18" w:space="4" w:color="1E4620"/>
+        </w:pBdr>
+        <w:shd w:val="clear" w:fill="F2F5FA"/>
+      </w:pPr>
+      <w:r>
+        <w:rPr>
+          <w:b w:val="0"/>
+        </w:rPr>
+        <w:t>"诸比库,绝无此理,无有条件,若一个世界中有两位阿拉汉、正自觉者不先不后地出现,绝无此理!诸比库,确有此理,若一个世界中只有一位阿拉汉、正自觉者出现,确有此理。"</w:t>
       </w:r>
     </w:p>
     <w:p>
       <w:r>
         <w:rPr>
           <w:b/>
-          <w:sz w:val="21"/>
         </w:rPr>
         <w:t>二、发愿成佛：已授记与未授记两条路径</w:t>
       </w:r>
     </w:p>
     <w:p>
       <w:pPr>
-        <w:spacing w:before="40" w:after="80"/>
-        <w:ind w:left="283"/>
-        <w:shd w:val="clear" w:color="auto" w:fill="EDF6EF"/>
+        <w:ind w:left="170"/>
         <w:pBdr>
-          <w:left w:val="single" w:sz="20" w:space="6" w:color="1E5631"/>
+          <w:left w:val="single" w:sz="18" w:space="4" w:color="1E4620"/>
         </w:pBdr>
+        <w:shd w:val="clear" w:fill="F2F5FA"/>
       </w:pPr>
       <w:r>
         <w:rPr>
-          <w:sz w:val="20"/>
+          <w:b w:val="0"/>
         </w:rPr>
         <w:t>假如发愿成佛,又可分为两种情况:已被授记与未被授记。已被授记的菩萨自己清楚如何累积巴拉密,他的未来是确定的,当巴拉密圆满时,就将成就无上正觉。</w:t>
       </w:r>
     </w:p>
     <w:p>
       <w:pPr>
-        <w:spacing w:before="40" w:after="80"/>
-        <w:ind w:left="283"/>
-        <w:shd w:val="clear" w:color="auto" w:fill="EDF6EF"/>
+        <w:ind w:left="170"/>
         <w:pBdr>
-          <w:left w:val="single" w:sz="20" w:space="6" w:color="1E5631"/>
+          <w:left w:val="single" w:sz="18" w:space="4" w:color="1E4620"/>
         </w:pBdr>
+        <w:shd w:val="clear" w:fill="F2F5FA"/>
       </w:pPr>
       <w:r>
         <w:rPr>
-          <w:sz w:val="20"/>
+          <w:b w:val="0"/>
         </w:rPr>
         <w:t>假如尚未被授记,就应致力于完整地学习佛陀的教法,并修习八定与五神通,培育观智至行舍智,累积足够的资粮以等待下一位佛陀或其他佛陀的授记。</w:t>
       </w:r>
@@ -1238,114 +1432,330 @@
       <w:r>
         <w:rPr>
           <w:b/>
-          <w:sz w:val="21"/>
         </w:rPr>
         <w:t>三、具备被授记的八项条件（菩萨八法）</w:t>
       </w:r>
     </w:p>
     <w:p>
       <w:pPr>
-        <w:spacing w:before="40" w:after="80"/>
-        <w:ind w:left="283"/>
-        <w:shd w:val="clear" w:color="auto" w:fill="EDF6EF"/>
+        <w:ind w:left="170"/>
         <w:pBdr>
-          <w:left w:val="single" w:sz="20" w:space="6" w:color="1E5631"/>
+          <w:left w:val="single" w:sz="18" w:space="4" w:color="1E4620"/>
         </w:pBdr>
+        <w:shd w:val="clear" w:fill="F2F5FA"/>
       </w:pPr>
       <w:r>
         <w:rPr>
-          <w:sz w:val="20"/>
+          <w:b w:val="0"/>
         </w:rPr>
-        <w:t>(1) 生为人 (2) 生为男性 (3) 遇到一位活着的佛陀 (4) 是一位相信业报的修行者 (5) 具有四禅八定与五神通 (6) 具足悟阿罗汉果的条件 (7) 愿为佛陀奉献自己的性命 (8) 有极强想要成佛的善欲</w:t>
+        <w:t>(1) 生为人</w:t>
+      </w:r>
+    </w:p>
+    <w:p>
+      <w:pPr>
+        <w:ind w:left="170"/>
+        <w:pBdr>
+          <w:left w:val="single" w:sz="18" w:space="4" w:color="1E4620"/>
+        </w:pBdr>
+        <w:shd w:val="clear" w:fill="F2F5FA"/>
+      </w:pPr>
+      <w:r>
+        <w:rPr>
+          <w:b w:val="0"/>
+        </w:rPr>
+        <w:t>(2) 生为男性</w:t>
+      </w:r>
+    </w:p>
+    <w:p>
+      <w:pPr>
+        <w:ind w:left="170"/>
+        <w:pBdr>
+          <w:left w:val="single" w:sz="18" w:space="4" w:color="1E4620"/>
+        </w:pBdr>
+        <w:shd w:val="clear" w:fill="F2F5FA"/>
+      </w:pPr>
+      <w:r>
+        <w:rPr>
+          <w:b w:val="0"/>
+        </w:rPr>
+        <w:t>(3) 遇到一位活着的佛陀</w:t>
+      </w:r>
+    </w:p>
+    <w:p>
+      <w:pPr>
+        <w:ind w:left="170"/>
+        <w:pBdr>
+          <w:left w:val="single" w:sz="18" w:space="4" w:color="1E4620"/>
+        </w:pBdr>
+        <w:shd w:val="clear" w:fill="F2F5FA"/>
+      </w:pPr>
+      <w:r>
+        <w:rPr>
+          <w:b w:val="0"/>
+        </w:rPr>
+        <w:t>(4) 是一位相信业报的修行者</w:t>
+      </w:r>
+    </w:p>
+    <w:p>
+      <w:pPr>
+        <w:ind w:left="170"/>
+        <w:pBdr>
+          <w:left w:val="single" w:sz="18" w:space="4" w:color="1E4620"/>
+        </w:pBdr>
+        <w:shd w:val="clear" w:fill="F2F5FA"/>
+      </w:pPr>
+      <w:r>
+        <w:rPr>
+          <w:b w:val="0"/>
+        </w:rPr>
+        <w:t>(5) 具有四禅八定与五神通</w:t>
+      </w:r>
+    </w:p>
+    <w:p>
+      <w:pPr>
+        <w:ind w:left="170"/>
+        <w:pBdr>
+          <w:left w:val="single" w:sz="18" w:space="4" w:color="1E4620"/>
+        </w:pBdr>
+        <w:shd w:val="clear" w:fill="F2F5FA"/>
+      </w:pPr>
+      <w:r>
+        <w:rPr>
+          <w:b w:val="0"/>
+        </w:rPr>
+        <w:t>(6) 具足悟阿罗汉果的条件</w:t>
+      </w:r>
+    </w:p>
+    <w:p>
+      <w:pPr>
+        <w:ind w:left="170"/>
+        <w:pBdr>
+          <w:left w:val="single" w:sz="18" w:space="4" w:color="1E4620"/>
+        </w:pBdr>
+        <w:shd w:val="clear" w:fill="F2F5FA"/>
+      </w:pPr>
+      <w:r>
+        <w:rPr>
+          <w:b w:val="0"/>
+        </w:rPr>
+        <w:t>(7) 愿为佛陀奉献自己的性命</w:t>
+      </w:r>
+    </w:p>
+    <w:p>
+      <w:pPr>
+        <w:ind w:left="170"/>
+        <w:pBdr>
+          <w:left w:val="single" w:sz="18" w:space="4" w:color="1E4620"/>
+        </w:pBdr>
+        <w:shd w:val="clear" w:fill="F2F5FA"/>
+      </w:pPr>
+      <w:r>
+        <w:rPr>
+          <w:b w:val="0"/>
+        </w:rPr>
+        <w:t>(8) 有极强想要成佛的善欲</w:t>
       </w:r>
     </w:p>
     <w:p>
       <w:r>
         <w:rPr>
           <w:b/>
-          <w:sz w:val="21"/>
         </w:rPr>
         <w:t>四、三种菩萨与巴拉密累积时长（发愿所需的时间代价）</w:t>
       </w:r>
     </w:p>
     <w:p>
       <w:pPr>
-        <w:spacing w:before="40" w:after="80"/>
-        <w:ind w:left="283"/>
-        <w:shd w:val="clear" w:color="auto" w:fill="EDF6EF"/>
+        <w:ind w:left="170"/>
         <w:pBdr>
-          <w:left w:val="single" w:sz="20" w:space="6" w:color="1E5631"/>
+          <w:left w:val="single" w:sz="18" w:space="4" w:color="1E4620"/>
         </w:pBdr>
+        <w:shd w:val="clear" w:fill="F2F5FA"/>
       </w:pPr>
       <w:r>
         <w:rPr>
-          <w:sz w:val="20"/>
+          <w:b w:val="0"/>
         </w:rPr>
-        <w:t>一、慧者菩萨:慧者菩萨慧强信弱; 二、信者菩萨:信者菩萨慧中信强; 三、精进者菩萨:精进者菩萨信与慧皆弱,但精进强。</w:t>
+        <w:t>一、慧者菩萨:慧者菩萨慧强信弱;</w:t>
       </w:r>
     </w:p>
     <w:p>
       <w:pPr>
-        <w:spacing w:before="40" w:after="80"/>
-        <w:ind w:left="283"/>
-        <w:shd w:val="clear" w:color="auto" w:fill="EDF6EF"/>
+        <w:ind w:left="170"/>
         <w:pBdr>
-          <w:left w:val="single" w:sz="20" w:space="6" w:color="1E5631"/>
+          <w:left w:val="single" w:sz="18" w:space="4" w:color="1E4620"/>
         </w:pBdr>
+        <w:shd w:val="clear" w:fill="F2F5FA"/>
       </w:pPr>
       <w:r>
         <w:rPr>
-          <w:sz w:val="20"/>
+          <w:b w:val="0"/>
         </w:rPr>
-        <w:t>1. 智慧型:四阿僧祇十万大劫 2. 信心型:八阿僧祇十万大劫 3. 精进型:十六阿僧祇十万大劫</w:t>
+        <w:t>二、信者菩萨:信者菩萨慧中信强;</w:t>
+      </w:r>
+    </w:p>
+    <w:p>
+      <w:pPr>
+        <w:ind w:left="170"/>
+        <w:pBdr>
+          <w:left w:val="single" w:sz="18" w:space="4" w:color="1E4620"/>
+        </w:pBdr>
+        <w:shd w:val="clear" w:fill="F2F5FA"/>
+      </w:pPr>
+      <w:r>
+        <w:rPr>
+          <w:b w:val="0"/>
+        </w:rPr>
+        <w:t>三、精进者菩萨:精进者菩萨信与慧皆弱,但精进强。</w:t>
+      </w:r>
+    </w:p>
+    <w:p>
+      <w:pPr>
+        <w:ind w:left="170"/>
+        <w:pBdr>
+          <w:left w:val="single" w:sz="18" w:space="4" w:color="1E4620"/>
+        </w:pBdr>
+        <w:shd w:val="clear" w:fill="F2F5FA"/>
+      </w:pPr>
+      <w:r>
+        <w:rPr>
+          <w:b w:val="0"/>
+        </w:rPr>
+        <w:t>1. 智慧型:四阿僧祇十万大劫</w:t>
+      </w:r>
+    </w:p>
+    <w:p>
+      <w:pPr>
+        <w:ind w:left="170"/>
+        <w:pBdr>
+          <w:left w:val="single" w:sz="18" w:space="4" w:color="1E4620"/>
+        </w:pBdr>
+        <w:shd w:val="clear" w:fill="F2F5FA"/>
+      </w:pPr>
+      <w:r>
+        <w:rPr>
+          <w:b w:val="0"/>
+        </w:rPr>
+        <w:t>2. 信心型:八阿僧祇十万大劫</w:t>
+      </w:r>
+    </w:p>
+    <w:p>
+      <w:pPr>
+        <w:ind w:left="170"/>
+        <w:pBdr>
+          <w:left w:val="single" w:sz="18" w:space="4" w:color="1E4620"/>
+        </w:pBdr>
+        <w:shd w:val="clear" w:fill="F2F5FA"/>
+      </w:pPr>
+      <w:r>
+        <w:rPr>
+          <w:b w:val="0"/>
+        </w:rPr>
+        <w:t>3. 精进型:十六阿僧祇十万大劫</w:t>
       </w:r>
     </w:p>
     <w:p>
       <w:r>
         <w:rPr>
           <w:b/>
-          <w:sz w:val="21"/>
         </w:rPr>
         <w:t>五、发愿成为普通弟子：四类修行资质</w:t>
       </w:r>
     </w:p>
     <w:p>
       <w:pPr>
-        <w:spacing w:before="40" w:after="80"/>
-        <w:ind w:left="283"/>
-        <w:shd w:val="clear" w:color="auto" w:fill="EDF6EF"/>
+        <w:ind w:left="170"/>
         <w:pBdr>
-          <w:left w:val="single" w:sz="20" w:space="6" w:color="1E5631"/>
+          <w:left w:val="single" w:sz="18" w:space="4" w:color="1E4620"/>
         </w:pBdr>
+        <w:shd w:val="clear" w:fill="F2F5FA"/>
       </w:pPr>
       <w:r>
         <w:rPr>
-          <w:sz w:val="20"/>
+          <w:b w:val="0"/>
         </w:rPr>
-        <w:t>若禅修者发愿成为普通弟子,致力于尽快解脱,则应了解《增支部·四集》中所说的四类人: 1) 敏锐知者(ugghāṭitaññū) 2) 详说知者(vipañcitaññū) 3) 可引导者(neyya) 4) 文句为最者(padaparama)</w:t>
+        <w:t>若禅修者发愿成为普通弟子,致力于尽快解脱,则应了解《增支部·四集》中所说的四类人:</w:t>
+      </w:r>
+    </w:p>
+    <w:p>
+      <w:pPr>
+        <w:ind w:left="170"/>
+        <w:pBdr>
+          <w:left w:val="single" w:sz="18" w:space="4" w:color="1E4620"/>
+        </w:pBdr>
+        <w:shd w:val="clear" w:fill="F2F5FA"/>
+      </w:pPr>
+      <w:r>
+        <w:rPr>
+          <w:b w:val="0"/>
+        </w:rPr>
+        <w:t>1) 敏锐知者(ugghāṭitaññū)</w:t>
+      </w:r>
+    </w:p>
+    <w:p>
+      <w:pPr>
+        <w:ind w:left="170"/>
+        <w:pBdr>
+          <w:left w:val="single" w:sz="18" w:space="4" w:color="1E4620"/>
+        </w:pBdr>
+        <w:shd w:val="clear" w:fill="F2F5FA"/>
+      </w:pPr>
+      <w:r>
+        <w:rPr>
+          <w:b w:val="0"/>
+        </w:rPr>
+        <w:t>2) 详说知者(vipañcitaññū)</w:t>
+      </w:r>
+    </w:p>
+    <w:p>
+      <w:pPr>
+        <w:ind w:left="170"/>
+        <w:pBdr>
+          <w:left w:val="single" w:sz="18" w:space="4" w:color="1E4620"/>
+        </w:pBdr>
+        <w:shd w:val="clear" w:fill="F2F5FA"/>
+      </w:pPr>
+      <w:r>
+        <w:rPr>
+          <w:b w:val="0"/>
+        </w:rPr>
+        <w:t>3) 可引导者(neyya)</w:t>
+      </w:r>
+    </w:p>
+    <w:p>
+      <w:pPr>
+        <w:ind w:left="170"/>
+        <w:pBdr>
+          <w:left w:val="single" w:sz="18" w:space="4" w:color="1E4620"/>
+        </w:pBdr>
+        <w:shd w:val="clear" w:fill="F2F5FA"/>
+      </w:pPr>
+      <w:r>
+        <w:rPr>
+          <w:b w:val="0"/>
+        </w:rPr>
+        <w:t>4) 文句为最者(padaparama)</w:t>
       </w:r>
     </w:p>
     <w:p>
       <w:r>
         <w:rPr>
           <w:b/>
-          <w:sz w:val="21"/>
         </w:rPr>
         <w:t>六、未获授记者的修习建议（发愿确立后的行动指引）</w:t>
       </w:r>
     </w:p>
     <w:p>
       <w:pPr>
-        <w:spacing w:before="40" w:after="80"/>
-        <w:ind w:left="283"/>
-        <w:shd w:val="clear" w:color="auto" w:fill="EDF6EF"/>
+        <w:ind w:left="170"/>
         <w:pBdr>
-          <w:left w:val="single" w:sz="20" w:space="6" w:color="1E5631"/>
+          <w:left w:val="single" w:sz="18" w:space="4" w:color="1E4620"/>
         </w:pBdr>
+        <w:shd w:val="clear" w:fill="F2F5FA"/>
       </w:pPr>
       <w:r>
         <w:rPr>
-          <w:sz w:val="20"/>
+          <w:b w:val="0"/>
         </w:rPr>
         <w:t>假如尚未被授记,就应致力于完整地学习佛陀的教法,并修习八定与五神通,培育观智至行舍智,累积足够的资粮以等待下一位佛陀或其他佛陀的授记。</w:t>
       </w:r>
@@ -1353,7 +1763,7 @@
     <w:p>
       <w:r>
         <w:rPr>
-          <w:sz w:val="21"/>
+          <w:b w:val="0"/>
         </w:rPr>
         <w:t>（说明：本课件末尾附有《Mettābhāvanā ca Patthanā ca》散播慈爱与发愿全文本——巴利原文、注音转写与中文对照，与第2周《禅坐引导文》中的发愿文本相同，此处不重复收录；发愿·回向见本周"收尾与展望"的大回向。）</w:t>
       </w:r>
@@ -1362,96 +1772,176 @@
       <w:r>
         <w:rPr>
           <w:b/>
-          <w:sz w:val="21"/>
         </w:rPr>
         <w:t>回顾材料③：日常践行——四种正知与三种远离（体系32）</w:t>
       </w:r>
     </w:p>
     <w:p>
       <w:pPr>
-        <w:spacing w:before="40" w:after="80"/>
-        <w:ind w:left="283"/>
-        <w:shd w:val="clear" w:color="auto" w:fill="EDF6EF"/>
+        <w:ind w:left="170"/>
         <w:pBdr>
-          <w:left w:val="single" w:sz="20" w:space="6" w:color="1E5631"/>
+          <w:left w:val="single" w:sz="18" w:space="4" w:color="1E4620"/>
         </w:pBdr>
+        <w:shd w:val="clear" w:fill="F2F5FA"/>
       </w:pPr>
       <w:r>
         <w:rPr>
-          <w:sz w:val="20"/>
+          <w:b w:val="0"/>
         </w:rPr>
         <w:t xml:space="preserve">🖼 </w:t>
       </w:r>
       <w:r>
         <w:rPr>
           <w:b/>
-          <w:sz w:val="20"/>
         </w:rPr>
         <w:t>课件原图</w:t>
       </w:r>
       <w:r>
         <w:rPr>
-          <w:sz w:val="20"/>
+          <w:b w:val="0"/>
         </w:rPr>
         <w:t>（体系32「四种正知」）：</w:t>
       </w:r>
     </w:p>
     <w:p>
+      <w:pPr>
+        <w:jc w:val="center"/>
+      </w:pPr>
       <w:r>
-        <w:rPr>
-          <w:sz w:val="21"/>
-        </w:rPr>
-        <w:t>![四种正知（体系32课件）](素材图_四种正知_体系32.png)</w:t>
+        <w:drawing>
+          <wp:inline xmlns:a="http://schemas.openxmlformats.org/drawingml/2006/main" xmlns:pic="http://schemas.openxmlformats.org/drawingml/2006/picture">
+            <wp:extent cx="5400000" cy="3035571"/>
+            <wp:docPr id="2" name="Picture 2"/>
+            <wp:cNvGraphicFramePr>
+              <a:graphicFrameLocks noChangeAspect="1"/>
+            </wp:cNvGraphicFramePr>
+            <a:graphic>
+              <a:graphicData uri="http://schemas.openxmlformats.org/drawingml/2006/picture">
+                <pic:pic>
+                  <pic:nvPicPr>
+                    <pic:cNvPr id="0" name="素材图_四种正知_体系32.png"/>
+                    <pic:cNvPicPr/>
+                  </pic:nvPicPr>
+                  <pic:blipFill>
+                    <a:blip r:embed="rId12"/>
+                    <a:stretch>
+                      <a:fillRect/>
+                    </a:stretch>
+                  </pic:blipFill>
+                  <pic:spPr>
+                    <a:xfrm>
+                      <a:off x="0" y="0"/>
+                      <a:ext cx="5400000" cy="3035571"/>
+                    </a:xfrm>
+                    <a:prstGeom prst="rect"/>
+                  </pic:spPr>
+                </pic:pic>
+              </a:graphicData>
+            </a:graphic>
+          </wp:inline>
+        </w:drawing>
       </w:r>
     </w:p>
     <w:p>
       <w:pPr>
-        <w:spacing w:before="40" w:after="80"/>
-        <w:ind w:left="283"/>
-        <w:shd w:val="clear" w:color="auto" w:fill="EDF6EF"/>
-        <w:pBdr>
-          <w:left w:val="single" w:sz="20" w:space="6" w:color="1E5631"/>
-        </w:pBdr>
+        <w:jc w:val="center"/>
       </w:pPr>
       <w:r>
         <w:rPr>
-          <w:sz w:val="20"/>
+          <w:color w:val="888888"/>
+          <w:sz w:val="16"/>
+        </w:rPr>
+        <w:t>▲ 四种正知（体系32课件）</w:t>
+      </w:r>
+    </w:p>
+    <w:p>
+      <w:pPr>
+        <w:ind w:left="170"/>
+        <w:pBdr>
+          <w:left w:val="single" w:sz="18" w:space="4" w:color="1E4620"/>
+        </w:pBdr>
+        <w:shd w:val="clear" w:fill="F2F5FA"/>
+      </w:pPr>
+      <w:r>
+        <w:rPr>
+          <w:b w:val="0"/>
         </w:rPr>
         <w:t xml:space="preserve">🖼 </w:t>
       </w:r>
       <w:r>
         <w:rPr>
           <w:b/>
-          <w:sz w:val="20"/>
         </w:rPr>
         <w:t>课件原图</w:t>
       </w:r>
       <w:r>
         <w:rPr>
-          <w:sz w:val="20"/>
+          <w:b w:val="0"/>
         </w:rPr>
         <w:t>（体系32「三种远离」）：</w:t>
       </w:r>
     </w:p>
     <w:p>
+      <w:pPr>
+        <w:jc w:val="center"/>
+      </w:pPr>
+      <w:r>
+        <w:drawing>
+          <wp:inline xmlns:a="http://schemas.openxmlformats.org/drawingml/2006/main" xmlns:pic="http://schemas.openxmlformats.org/drawingml/2006/picture">
+            <wp:extent cx="5400000" cy="3035571"/>
+            <wp:docPr id="3" name="Picture 3"/>
+            <wp:cNvGraphicFramePr>
+              <a:graphicFrameLocks noChangeAspect="1"/>
+            </wp:cNvGraphicFramePr>
+            <a:graphic>
+              <a:graphicData uri="http://schemas.openxmlformats.org/drawingml/2006/picture">
+                <pic:pic>
+                  <pic:nvPicPr>
+                    <pic:cNvPr id="0" name="素材图_三种远离_体系32.png"/>
+                    <pic:cNvPicPr/>
+                  </pic:nvPicPr>
+                  <pic:blipFill>
+                    <a:blip r:embed="rId13"/>
+                    <a:stretch>
+                      <a:fillRect/>
+                    </a:stretch>
+                  </pic:blipFill>
+                  <pic:spPr>
+                    <a:xfrm>
+                      <a:off x="0" y="0"/>
+                      <a:ext cx="5400000" cy="3035571"/>
+                    </a:xfrm>
+                    <a:prstGeom prst="rect"/>
+                  </pic:spPr>
+                </pic:pic>
+              </a:graphicData>
+            </a:graphic>
+          </wp:inline>
+        </w:drawing>
+      </w:r>
+    </w:p>
+    <w:p>
+      <w:pPr>
+        <w:jc w:val="center"/>
+      </w:pPr>
       <w:r>
         <w:rPr>
-          <w:sz w:val="21"/>
+          <w:color w:val="888888"/>
+          <w:sz w:val="16"/>
         </w:rPr>
-        <w:t>![三种远离（体系32课件）](素材图_三种远离_体系32.png)</w:t>
+        <w:t>▲ 三种远离（体系32课件）</w:t>
       </w:r>
     </w:p>
     <w:p>
       <w:r>
         <w:rPr>
           <w:b/>
-          <w:sz w:val="21"/>
         </w:rPr>
         <w:t>★核心段落</w:t>
       </w:r>
       <w:r>
         <w:rPr>
-          <w:sz w:val="21"/>
+          <w:b w:val="0"/>
         </w:rPr>
         <w:t>（必读）</w:t>
       </w:r>
@@ -1460,104 +1950,261 @@
       <w:r>
         <w:rPr>
           <w:b/>
-          <w:sz w:val="21"/>
         </w:rPr>
         <w:t>具念正知：《算术师摩嘎蓝经》的践行场景</w:t>
       </w:r>
     </w:p>
     <w:p>
       <w:pPr>
-        <w:spacing w:before="40" w:after="80"/>
-        <w:ind w:left="283"/>
-        <w:shd w:val="clear" w:color="auto" w:fill="EDF6EF"/>
+        <w:ind w:left="170"/>
         <w:pBdr>
-          <w:left w:val="single" w:sz="20" w:space="6" w:color="1E5631"/>
+          <w:left w:val="single" w:sz="18" w:space="4" w:color="1E4620"/>
         </w:pBdr>
+        <w:shd w:val="clear" w:fill="F2F5FA"/>
       </w:pPr>
       <w:r>
         <w:rPr>
-          <w:sz w:val="20"/>
+          <w:b w:val="0"/>
         </w:rPr>
-        <w:t>《算术师摩嘎蓝经》中又说: 当比库实行警寤以后,接着如来进一步调教:"来,比库,你应具足念与正知!在前进、返回时保持正知,向前看、向旁看时保持正知,屈、伸(手足)时保持正知,持桑喀帝、钵与衣时保持正知,食、饮、嚼、尝时保持正知,大、小便时保持正知,行走、站立、坐着、睡眠、觉醒、说话、沉默时保持正知。"</w:t>
+        <w:t>《算术师摩嘎蓝经》中又说:</w:t>
+      </w:r>
+    </w:p>
+    <w:p>
+      <w:pPr>
+        <w:ind w:left="170"/>
+        <w:pBdr>
+          <w:left w:val="single" w:sz="18" w:space="4" w:color="1E4620"/>
+        </w:pBdr>
+        <w:shd w:val="clear" w:fill="F2F5FA"/>
+      </w:pPr>
+      <w:r>
+        <w:rPr>
+          <w:b w:val="0"/>
+        </w:rPr>
+        <w:t>当比库实行警寤以后,接着如来进一步调教:"来,比库,你应具足念与正知!在前进、返回时保持正知,向前看、向旁看时保持正知,屈、伸(手足)时保持正知,持桑喀帝、钵与衣时保持正知,食、饮、嚼、尝时保持正知,大、小便时保持正知,行走、站立、坐着、睡眠、觉醒、说话、沉默时保持正知。"</w:t>
       </w:r>
     </w:p>
     <w:p>
       <w:r>
         <w:rPr>
           <w:b/>
-          <w:sz w:val="21"/>
         </w:rPr>
         <w:t>四种正知的定义</w:t>
       </w:r>
     </w:p>
     <w:p>
       <w:pPr>
-        <w:spacing w:before="40" w:after="80"/>
-        <w:ind w:left="283"/>
-        <w:shd w:val="clear" w:color="auto" w:fill="EDF6EF"/>
+        <w:ind w:left="170"/>
         <w:pBdr>
-          <w:left w:val="single" w:sz="20" w:space="6" w:color="1E5631"/>
+          <w:left w:val="single" w:sz="18" w:space="4" w:color="1E4620"/>
         </w:pBdr>
+        <w:shd w:val="clear" w:fill="F2F5FA"/>
       </w:pPr>
       <w:r>
         <w:rPr>
-          <w:sz w:val="20"/>
+          <w:b w:val="0"/>
         </w:rPr>
-        <w:t>四种正知: 1) 有益正知(sātthaka sampajañña,有益明觉):了知所作之事是否有善法的利益; 2) 适宜正知(sappāya sampajañña,适宜明觉):对有益之事,了知是否是行动的时机; 3) 行处正知(gocara sampajañña,行处明觉):专注于三十八种止禅业处; 4) 无痴正知(asammoha sampajañña,无痴明觉):行动时不起"人、我、众生、有情"之想,而只是进行界作意(身体因四界的作用而移动)。</w:t>
+        <w:t>四种正知:</w:t>
+      </w:r>
+    </w:p>
+    <w:p>
+      <w:pPr>
+        <w:ind w:left="170"/>
+        <w:pBdr>
+          <w:left w:val="single" w:sz="18" w:space="4" w:color="1E4620"/>
+        </w:pBdr>
+        <w:shd w:val="clear" w:fill="F2F5FA"/>
+      </w:pPr>
+      <w:r>
+        <w:rPr>
+          <w:b w:val="0"/>
+        </w:rPr>
+        <w:t>1) 有益正知(sātthaka sampajañña,有益明觉):了知所作之事是否有善法的利益;</w:t>
+      </w:r>
+    </w:p>
+    <w:p>
+      <w:pPr>
+        <w:ind w:left="170"/>
+        <w:pBdr>
+          <w:left w:val="single" w:sz="18" w:space="4" w:color="1E4620"/>
+        </w:pBdr>
+        <w:shd w:val="clear" w:fill="F2F5FA"/>
+      </w:pPr>
+      <w:r>
+        <w:rPr>
+          <w:b w:val="0"/>
+        </w:rPr>
+        <w:t>2) 适宜正知(sappāya sampajañña,适宜明觉):对有益之事,了知是否是行动的时机;</w:t>
+      </w:r>
+    </w:p>
+    <w:p>
+      <w:pPr>
+        <w:ind w:left="170"/>
+        <w:pBdr>
+          <w:left w:val="single" w:sz="18" w:space="4" w:color="1E4620"/>
+        </w:pBdr>
+        <w:shd w:val="clear" w:fill="F2F5FA"/>
+      </w:pPr>
+      <w:r>
+        <w:rPr>
+          <w:b w:val="0"/>
+        </w:rPr>
+        <w:t>3) 行处正知(gocara sampajañña,行处明觉):专注于三十八种止禅业处;</w:t>
+      </w:r>
+    </w:p>
+    <w:p>
+      <w:pPr>
+        <w:ind w:left="170"/>
+        <w:pBdr>
+          <w:left w:val="single" w:sz="18" w:space="4" w:color="1E4620"/>
+        </w:pBdr>
+        <w:shd w:val="clear" w:fill="F2F5FA"/>
+      </w:pPr>
+      <w:r>
+        <w:rPr>
+          <w:b w:val="0"/>
+        </w:rPr>
+        <w:t>4) 无痴正知(asammoha sampajañña,无痴明觉):行动时不起"人、我、众生、有情"之想,而只是进行界作意(身体因四界的作用而移动)。</w:t>
       </w:r>
     </w:p>
     <w:p>
       <w:r>
         <w:rPr>
           <w:b/>
-          <w:sz w:val="21"/>
         </w:rPr>
         <w:t>具念正知（践行场景清单）</w:t>
       </w:r>
     </w:p>
     <w:p>
       <w:pPr>
-        <w:spacing w:before="40" w:after="80"/>
-        <w:ind w:left="283"/>
-        <w:shd w:val="clear" w:color="auto" w:fill="EDF6EF"/>
+        <w:ind w:left="170"/>
         <w:pBdr>
-          <w:left w:val="single" w:sz="20" w:space="6" w:color="1E5631"/>
+          <w:left w:val="single" w:sz="18" w:space="4" w:color="1E4620"/>
         </w:pBdr>
+        <w:shd w:val="clear" w:fill="F2F5FA"/>
       </w:pPr>
       <w:r>
         <w:rPr>
-          <w:sz w:val="20"/>
+          <w:b w:val="0"/>
         </w:rPr>
-        <w:t>具念正知: (1) 在前进返回时保持正知 (2) 向前看、向旁看时保持正知 (3) 行走、站立、坐着、睡眠、觉醒时保持正知 (4) 说话时保持正知</w:t>
+        <w:t>具念正知:</w:t>
       </w:r>
     </w:p>
     <w:p>
       <w:pPr>
-        <w:spacing w:before="40" w:after="80"/>
-        <w:ind w:left="283"/>
-        <w:shd w:val="clear" w:color="auto" w:fill="EDF6EF"/>
+        <w:ind w:left="170"/>
         <w:pBdr>
-          <w:left w:val="single" w:sz="20" w:space="6" w:color="1E5631"/>
+          <w:left w:val="single" w:sz="18" w:space="4" w:color="1E4620"/>
         </w:pBdr>
+        <w:shd w:val="clear" w:fill="F2F5FA"/>
       </w:pPr>
       <w:r>
         <w:rPr>
-          <w:sz w:val="20"/>
+          <w:b w:val="0"/>
         </w:rPr>
-        <w:t>佛陀说话有两个原则: 一、只说真实、如实、有利益之语,即说正确的话; 二、无论那话语对于听众是否可喜、是否合意,佛陀知道说话的合适时机,即正确地说话。</w:t>
+        <w:t>(1) 在前进返回时保持正知</w:t>
+      </w:r>
+    </w:p>
+    <w:p>
+      <w:pPr>
+        <w:ind w:left="170"/>
+        <w:pBdr>
+          <w:left w:val="single" w:sz="18" w:space="4" w:color="1E4620"/>
+        </w:pBdr>
+        <w:shd w:val="clear" w:fill="F2F5FA"/>
+      </w:pPr>
+      <w:r>
+        <w:rPr>
+          <w:b w:val="0"/>
+        </w:rPr>
+        <w:t>(2) 向前看、向旁看时保持正知</w:t>
+      </w:r>
+    </w:p>
+    <w:p>
+      <w:pPr>
+        <w:ind w:left="170"/>
+        <w:pBdr>
+          <w:left w:val="single" w:sz="18" w:space="4" w:color="1E4620"/>
+        </w:pBdr>
+        <w:shd w:val="clear" w:fill="F2F5FA"/>
+      </w:pPr>
+      <w:r>
+        <w:rPr>
+          <w:b w:val="0"/>
+        </w:rPr>
+        <w:t>(3) 行走、站立、坐着、睡眠、觉醒时保持正知</w:t>
+      </w:r>
+    </w:p>
+    <w:p>
+      <w:pPr>
+        <w:ind w:left="170"/>
+        <w:pBdr>
+          <w:left w:val="single" w:sz="18" w:space="4" w:color="1E4620"/>
+        </w:pBdr>
+        <w:shd w:val="clear" w:fill="F2F5FA"/>
+      </w:pPr>
+      <w:r>
+        <w:rPr>
+          <w:b w:val="0"/>
+        </w:rPr>
+        <w:t>(4) 说话时保持正知</w:t>
+      </w:r>
+    </w:p>
+    <w:p>
+      <w:pPr>
+        <w:ind w:left="170"/>
+        <w:pBdr>
+          <w:left w:val="single" w:sz="18" w:space="4" w:color="1E4620"/>
+        </w:pBdr>
+        <w:shd w:val="clear" w:fill="F2F5FA"/>
+      </w:pPr>
+      <w:r>
+        <w:rPr>
+          <w:b w:val="0"/>
+        </w:rPr>
+        <w:t>佛陀说话有两个原则:</w:t>
+      </w:r>
+    </w:p>
+    <w:p>
+      <w:pPr>
+        <w:ind w:left="170"/>
+        <w:pBdr>
+          <w:left w:val="single" w:sz="18" w:space="4" w:color="1E4620"/>
+        </w:pBdr>
+        <w:shd w:val="clear" w:fill="F2F5FA"/>
+      </w:pPr>
+      <w:r>
+        <w:rPr>
+          <w:b w:val="0"/>
+        </w:rPr>
+        <w:t>一、只说真实、如实、有利益之语,即说正确的话;</w:t>
+      </w:r>
+    </w:p>
+    <w:p>
+      <w:pPr>
+        <w:ind w:left="170"/>
+        <w:pBdr>
+          <w:left w:val="single" w:sz="18" w:space="4" w:color="1E4620"/>
+        </w:pBdr>
+        <w:shd w:val="clear" w:fill="F2F5FA"/>
+      </w:pPr>
+      <w:r>
+        <w:rPr>
+          <w:b w:val="0"/>
+        </w:rPr>
+        <w:t>二、无论那话语对于听众是否可喜、是否合意,佛陀知道说话的合适时机,即正确地说话。</w:t>
       </w:r>
     </w:p>
     <w:p>
       <w:r>
         <w:rPr>
           <w:b/>
-          <w:sz w:val="21"/>
         </w:rPr>
         <w:t>◈扩展段落</w:t>
       </w:r>
       <w:r>
         <w:rPr>
-          <w:sz w:val="21"/>
+          <w:b w:val="0"/>
         </w:rPr>
         <w:t>（可选）</w:t>
       </w:r>
@@ -1566,80 +2213,164 @@
       <w:r>
         <w:rPr>
           <w:b/>
-          <w:sz w:val="21"/>
         </w:rPr>
         <w:t>修习远离：三种层次的远离</w:t>
       </w:r>
     </w:p>
     <w:p>
       <w:pPr>
-        <w:spacing w:before="40" w:after="80"/>
-        <w:ind w:left="283"/>
-        <w:shd w:val="clear" w:color="auto" w:fill="EDF6EF"/>
+        <w:ind w:left="170"/>
         <w:pBdr>
-          <w:left w:val="single" w:sz="20" w:space="6" w:color="1E5631"/>
+          <w:left w:val="single" w:sz="18" w:space="4" w:color="1E4620"/>
         </w:pBdr>
+        <w:shd w:val="clear" w:fill="F2F5FA"/>
       </w:pPr>
       <w:r>
         <w:rPr>
-          <w:sz w:val="20"/>
+          <w:b w:val="0"/>
         </w:rPr>
-        <w:t>《算术师摩嘎蓝经》中接着教导: "来,比库,你要亲近偏远的坐卧处——林野、树下、山丘、幽谷、山洞、坟场、树林、露地、草堆。"</w:t>
+        <w:t>《算术师摩嘎蓝经》中接着教导:</w:t>
       </w:r>
     </w:p>
     <w:p>
       <w:pPr>
-        <w:spacing w:before="40" w:after="80"/>
-        <w:ind w:left="283"/>
-        <w:shd w:val="clear" w:color="auto" w:fill="EDF6EF"/>
+        <w:ind w:left="170"/>
         <w:pBdr>
-          <w:left w:val="single" w:sz="20" w:space="6" w:color="1E5631"/>
+          <w:left w:val="single" w:sz="18" w:space="4" w:color="1E4620"/>
         </w:pBdr>
+        <w:shd w:val="clear" w:fill="F2F5FA"/>
       </w:pPr>
       <w:r>
         <w:rPr>
-          <w:sz w:val="20"/>
+          <w:b w:val="0"/>
         </w:rPr>
-        <w:t>有三种层次的远离,即: 身远离(kāyaviveka)、 心远离(cittaviveka)、 依着远离(upadhiviveka)。 《法句义注》说:"身远离遣除群体之乐,心远离遣除烦恼之乐,依着远离遣除诸行之乐。"</w:t>
+        <w:t>"来,比库,你要亲近偏远的坐卧处——林野、树下、山丘、幽谷、山洞、坟场、树林、露地、草堆。"</w:t>
       </w:r>
     </w:p>
     <w:p>
       <w:pPr>
-        <w:spacing w:before="40" w:after="80"/>
-        <w:ind w:left="283"/>
-        <w:shd w:val="clear" w:color="auto" w:fill="EDF6EF"/>
+        <w:ind w:left="170"/>
         <w:pBdr>
-          <w:left w:val="single" w:sz="20" w:space="6" w:color="1E5631"/>
+          <w:left w:val="single" w:sz="18" w:space="4" w:color="1E4620"/>
         </w:pBdr>
+        <w:shd w:val="clear" w:fill="F2F5FA"/>
       </w:pPr>
       <w:r>
         <w:rPr>
-          <w:sz w:val="20"/>
+          <w:b w:val="0"/>
+        </w:rPr>
+        <w:t>有三种层次的远离,即:</w:t>
+      </w:r>
+    </w:p>
+    <w:p>
+      <w:pPr>
+        <w:ind w:left="170"/>
+        <w:pBdr>
+          <w:left w:val="single" w:sz="18" w:space="4" w:color="1E4620"/>
+        </w:pBdr>
+        <w:shd w:val="clear" w:fill="F2F5FA"/>
+      </w:pPr>
+      <w:r>
+        <w:rPr>
+          <w:b w:val="0"/>
+        </w:rPr>
+        <w:t>身远离(kāyaviveka)、</w:t>
+      </w:r>
+    </w:p>
+    <w:p>
+      <w:pPr>
+        <w:ind w:left="170"/>
+        <w:pBdr>
+          <w:left w:val="single" w:sz="18" w:space="4" w:color="1E4620"/>
+        </w:pBdr>
+        <w:shd w:val="clear" w:fill="F2F5FA"/>
+      </w:pPr>
+      <w:r>
+        <w:rPr>
+          <w:b w:val="0"/>
+        </w:rPr>
+        <w:t>心远离(cittaviveka)、</w:t>
+      </w:r>
+    </w:p>
+    <w:p>
+      <w:pPr>
+        <w:ind w:left="170"/>
+        <w:pBdr>
+          <w:left w:val="single" w:sz="18" w:space="4" w:color="1E4620"/>
+        </w:pBdr>
+        <w:shd w:val="clear" w:fill="F2F5FA"/>
+      </w:pPr>
+      <w:r>
+        <w:rPr>
+          <w:b w:val="0"/>
+        </w:rPr>
+        <w:t>依着远离(upadhiviveka)。</w:t>
+      </w:r>
+    </w:p>
+    <w:p>
+      <w:pPr>
+        <w:ind w:left="170"/>
+        <w:pBdr>
+          <w:left w:val="single" w:sz="18" w:space="4" w:color="1E4620"/>
+        </w:pBdr>
+        <w:shd w:val="clear" w:fill="F2F5FA"/>
+      </w:pPr>
+      <w:r>
+        <w:rPr>
+          <w:b w:val="0"/>
+        </w:rPr>
+        <w:t>《法句义注》说:"身远离遣除群体之乐,心远离遣除烦恼之乐,依着远离遣除诸行之乐。"</w:t>
+      </w:r>
+    </w:p>
+    <w:p>
+      <w:pPr>
+        <w:ind w:left="170"/>
+        <w:pBdr>
+          <w:left w:val="single" w:sz="18" w:space="4" w:color="1E4620"/>
+        </w:pBdr>
+        <w:shd w:val="clear" w:fill="F2F5FA"/>
+      </w:pPr>
+      <w:r>
+        <w:rPr>
+          <w:b w:val="0"/>
         </w:rPr>
         <w:t>《中部·大空经》(Mahāsuññatasuttaṃ, M.3.3.2)中指出:"阿难,乐于集会、喜好集会、致力乐于集会、乐于群聚、喜好群聚、喜爱群聚的比库无法辉耀。阿难,若乐于集会、喜好集会、致力乐于集会、乐于群聚、喜好群聚、喜爱群聚的比库确实将对出离乐、独处乐、寂静乐、正觉乐的那种乐随欲而得、不难而得、易于获得,无有此理。阿难,若那比库独自远离群聚而住,这可被预期:该比库将对出离乐、独处乐、寂静乐、正觉乐的那种乐随欲而得、不难而得、易于获得,乃有此理。"</w:t>
       </w:r>
     </w:p>
     <w:p>
       <w:pPr>
-        <w:spacing w:before="40" w:after="80"/>
-        <w:ind w:left="283"/>
-        <w:shd w:val="clear" w:color="auto" w:fill="EDF6EF"/>
+        <w:ind w:left="170"/>
         <w:pBdr>
-          <w:left w:val="single" w:sz="20" w:space="6" w:color="1E5631"/>
+          <w:left w:val="single" w:sz="18" w:space="4" w:color="1E4620"/>
         </w:pBdr>
+        <w:shd w:val="clear" w:fill="F2F5FA"/>
       </w:pPr>
       <w:r>
         <w:rPr>
-          <w:sz w:val="20"/>
+          <w:b w:val="0"/>
         </w:rPr>
-        <w:t>《大空经》中又教导: "阿难,你怎么想:'见到何种利益时,弟子在被驱逐时仍值得追随导师呢?'阿难,弟子确实不值得以经、应颂、记说之因追随导师,那是什么原因呢?因为你已长久听闻、忆持、背诵、以心随观察、以见善通达法。然而,阿难,凡这(关于)削减、有益于心离盖、导向完全厌离、离染、灭、寂静、证智、正觉、涅槃的言论,即少欲论、知足论、远离论、独处论、发勤精进论、戒论、定论、慧论、解脱论、解脱智见论——由于像这样的言论之因,阿难,弟子即使被驱逐,仍值得追随导师。"</w:t>
+        <w:t>《大空经》中又教导:</w:t>
+      </w:r>
+    </w:p>
+    <w:p>
+      <w:pPr>
+        <w:ind w:left="170"/>
+        <w:pBdr>
+          <w:left w:val="single" w:sz="18" w:space="4" w:color="1E4620"/>
+        </w:pBdr>
+        <w:shd w:val="clear" w:fill="F2F5FA"/>
+      </w:pPr>
+      <w:r>
+        <w:rPr>
+          <w:b w:val="0"/>
+        </w:rPr>
+        <w:t>"阿难,你怎么想:'见到何种利益时,弟子在被驱逐时仍值得追随导师呢?'阿难,弟子确实不值得以经、应颂、记说之因追随导师,那是什么原因呢?因为你已长久听闻、忆持、背诵、以心随观察、以见善通达法。然而,阿难,凡这(关于)削减、有益于心离盖、导向完全厌离、离染、灭、寂静、证智、正觉、涅槃的言论,即少欲论、知足论、远离论、独处论、发勤精进论、戒论、定论、慧论、解脱论、解脱智见论——由于像这样的言论之因,阿难,弟子即使被驱逐,仍值得追随导师。"</w:t>
       </w:r>
     </w:p>
     <w:p>
       <w:r>
         <w:rPr>
           <w:b/>
-          <w:sz w:val="21"/>
         </w:rPr>
         <w:t>回顾材料④：把目标调整为可行（云台寺13）</w:t>
       </w:r>
@@ -1648,13 +2379,12 @@
       <w:r>
         <w:rPr>
           <w:b/>
-          <w:sz w:val="21"/>
         </w:rPr>
         <w:t>★核心段落</w:t>
       </w:r>
       <w:r>
         <w:rPr>
-          <w:sz w:val="21"/>
+          <w:b w:val="0"/>
         </w:rPr>
         <w:t>（必读）</w:t>
       </w:r>
@@ -1663,154 +2393,152 @@
       <w:r>
         <w:rPr>
           <w:b/>
-          <w:sz w:val="21"/>
         </w:rPr>
         <w:t>一、把"追求禅那"调整为"每天保持若干小时念知"的可行目标</w:t>
       </w:r>
     </w:p>
     <w:p>
       <w:pPr>
-        <w:spacing w:before="40" w:after="80"/>
-        <w:ind w:left="283"/>
-        <w:shd w:val="clear" w:color="auto" w:fill="EDF6EF"/>
+        <w:ind w:left="170"/>
         <w:pBdr>
-          <w:left w:val="single" w:sz="20" w:space="6" w:color="1E5631"/>
+          <w:left w:val="single" w:sz="18" w:space="4" w:color="1E4620"/>
         </w:pBdr>
+        <w:shd w:val="clear" w:fill="F2F5FA"/>
       </w:pPr>
       <w:r>
         <w:rPr>
-          <w:sz w:val="20"/>
+          <w:b w:val="0"/>
         </w:rPr>
         <w:t>很欣喜地看到,已经有一些同学在一天的生活中,念知慢慢绵密起来,他因此感觉充实,感觉法喜,这就是修行。修行不是说现在禅修成就有多高,或者定力有多强——有定力当然是好的,但它真的不是最重要的。最重要的是在日常生活中,能不能始终活在法上。</w:t>
       </w:r>
     </w:p>
     <w:p>
       <w:pPr>
-        <w:spacing w:before="40" w:after="80"/>
-        <w:ind w:left="283"/>
-        <w:shd w:val="clear" w:color="auto" w:fill="EDF6EF"/>
+        <w:ind w:left="170"/>
         <w:pBdr>
-          <w:left w:val="single" w:sz="20" w:space="6" w:color="1E5631"/>
+          <w:left w:val="single" w:sz="18" w:space="4" w:color="1E4620"/>
         </w:pBdr>
+        <w:shd w:val="clear" w:fill="F2F5FA"/>
       </w:pPr>
       <w:r>
         <w:rPr>
-          <w:sz w:val="20"/>
+          <w:b w:val="0"/>
         </w:rPr>
         <w:t>"法"是什么呢?法就是念住。佛陀讲:"四念住是唯一之道"。所以你在四念住上,你就在法上;你在法上就能体会法味,这是最重要的。</w:t>
       </w:r>
     </w:p>
     <w:p>
       <w:pPr>
-        <w:spacing w:before="40" w:after="80"/>
-        <w:ind w:left="283"/>
-        <w:shd w:val="clear" w:color="auto" w:fill="EDF6EF"/>
+        <w:ind w:left="170"/>
         <w:pBdr>
-          <w:left w:val="single" w:sz="20" w:space="6" w:color="1E5631"/>
+          <w:left w:val="single" w:sz="18" w:space="4" w:color="1E4620"/>
         </w:pBdr>
+        <w:shd w:val="clear" w:fill="F2F5FA"/>
       </w:pPr>
       <w:r>
         <w:rPr>
-          <w:sz w:val="20"/>
+          <w:b w:val="0"/>
         </w:rPr>
         <w:t>所以如果你到这里来是想"什么时候证得禅那?"你最好调整为"什么时候能够一天有两个小时保持念知,或者一天有十个小时保持念知。"</w:t>
       </w:r>
     </w:p>
     <w:p>
       <w:pPr>
-        <w:spacing w:before="40" w:after="80"/>
-        <w:ind w:left="283"/>
-        <w:shd w:val="clear" w:color="auto" w:fill="EDF6EF"/>
+        <w:ind w:left="170"/>
         <w:pBdr>
-          <w:left w:val="single" w:sz="20" w:space="6" w:color="1E5631"/>
+          <w:left w:val="single" w:sz="18" w:space="4" w:color="1E4620"/>
         </w:pBdr>
+        <w:shd w:val="clear" w:fill="F2F5FA"/>
       </w:pPr>
       <w:r>
         <w:rPr>
-          <w:sz w:val="20"/>
+          <w:b w:val="0"/>
         </w:rPr>
         <w:t>想要证禅那不容易,有些人混了几十年都没搞到。但是如果你下一个目标是"一天保持两个小时的念知",只要你愿意,只要用心,就一定能做到(特别在禅林这个地方)。当你保持念住两小时的时候,体会真的不一样,禅那可能就不远了。</w:t>
       </w:r>
     </w:p>
     <w:p>
       <w:pPr>
-        <w:spacing w:before="40" w:after="80"/>
-        <w:ind w:left="283"/>
-        <w:shd w:val="clear" w:color="auto" w:fill="EDF6EF"/>
+        <w:ind w:left="170"/>
         <w:pBdr>
-          <w:left w:val="single" w:sz="20" w:space="6" w:color="1E5631"/>
+          <w:left w:val="single" w:sz="18" w:space="4" w:color="1E4620"/>
         </w:pBdr>
+        <w:shd w:val="clear" w:fill="F2F5FA"/>
       </w:pPr>
       <w:r>
         <w:rPr>
-          <w:sz w:val="20"/>
+          <w:b w:val="0"/>
         </w:rPr>
         <w:t>所以我希望大家转个角度,虽然可能不容易,但希望大家有机会转转试试。</w:t>
       </w:r>
     </w:p>
     <w:p>
       <w:pPr>
-        <w:spacing w:before="40" w:after="80"/>
-        <w:ind w:left="283"/>
-        <w:shd w:val="clear" w:color="auto" w:fill="EDF6EF"/>
+        <w:ind w:left="170"/>
         <w:pBdr>
-          <w:left w:val="single" w:sz="20" w:space="6" w:color="1E5631"/>
+          <w:left w:val="single" w:sz="18" w:space="4" w:color="1E4620"/>
         </w:pBdr>
+        <w:shd w:val="clear" w:fill="F2F5FA"/>
       </w:pPr>
       <w:r>
         <w:rPr>
           <w:b/>
-          <w:sz w:val="20"/>
         </w:rPr>
         <w:t>【本周朗读段 · 结束】</w:t>
       </w:r>
       <w:r>
         <w:rPr>
-          <w:sz w:val="20"/>
+          <w:b w:val="0"/>
         </w:rPr>
         <w:t>（以下为默读／选读／延伸内容，时间富余时再读）</w:t>
       </w:r>
     </w:p>
     <w:p>
-      <w:pPr>
-        <w:spacing w:before="160" w:after="80"/>
-      </w:pPr>
       <w:r>
         <w:rPr>
-          <w:rFonts w:ascii="Microsoft YaHei" w:hAnsi="Microsoft YaHei" w:eastAsia="Microsoft YaHei"/>
           <w:b/>
-          <w:color w:val="1E5631"/>
-          <w:sz w:val="28"/>
+          <w:color w:val="1E4620"/>
+          <w:sz w:val="26"/>
         </w:rPr>
         <w:t>💬 第一轮分享</w:t>
       </w:r>
     </w:p>
     <w:p>
       <w:pPr>
-        <w:spacing w:before="40" w:after="80"/>
-        <w:ind w:left="283"/>
-        <w:shd w:val="clear" w:color="auto" w:fill="EDF6EF"/>
+        <w:ind w:left="170"/>
         <w:pBdr>
-          <w:left w:val="single" w:sz="20" w:space="6" w:color="1E5631"/>
+          <w:left w:val="single" w:sz="18" w:space="4" w:color="1E4620"/>
         </w:pBdr>
+        <w:shd w:val="clear" w:fill="F2F5FA"/>
       </w:pPr>
       <w:r>
         <w:rPr>
-          <w:sz w:val="20"/>
+          <w:b w:val="0"/>
         </w:rPr>
-        <w:t>今天不按顺序也行，谁想先说都可以。请大家分享：这8周里，你最难忘的一次练习、或最触动你的一句话是什么？ （这一轮尽量不打断、不评论，让每个人说完。）</w:t>
+        <w:t>今天不按顺序也行，谁想先说都可以。请大家分享：这8周里，你最难忘的一次练习、或最触动你的一句话是什么？</w:t>
       </w:r>
     </w:p>
     <w:p>
       <w:pPr>
-        <w:spacing w:before="160" w:after="80"/>
+        <w:ind w:left="170"/>
+        <w:pBdr>
+          <w:left w:val="single" w:sz="18" w:space="4" w:color="1E4620"/>
+        </w:pBdr>
+        <w:shd w:val="clear" w:fill="F2F5FA"/>
       </w:pPr>
       <w:r>
         <w:rPr>
-          <w:rFonts w:ascii="Microsoft YaHei" w:hAnsi="Microsoft YaHei" w:eastAsia="Microsoft YaHei"/>
+          <w:b w:val="0"/>
+        </w:rPr>
+        <w:t>（这一轮尽量不打断、不评论，让每个人说完。）</w:t>
+      </w:r>
+    </w:p>
+    <w:p>
+      <w:r>
+        <w:rPr>
           <w:b/>
-          <w:color w:val="1E5631"/>
-          <w:sz w:val="28"/>
+          <w:color w:val="1E4620"/>
+          <w:sz w:val="26"/>
         </w:rPr>
         <w:t>🎯 主题讨论——深度回顾</w:t>
       </w:r>
@@ -1819,234 +2547,234 @@
       <w:r>
         <w:rPr>
           <w:b/>
-          <w:sz w:val="21"/>
         </w:rPr>
         <w:t>讨论问题（按优先级）</w:t>
       </w:r>
       <w:r>
         <w:rPr>
-          <w:sz w:val="21"/>
+          <w:b w:val="0"/>
         </w:rPr>
         <w:t>：</w:t>
       </w:r>
     </w:p>
     <w:p>
       <w:pPr>
-        <w:ind w:left="340"/>
+        <w:pStyle w:val="ListBullet"/>
       </w:pPr>
       <w:r>
         <w:rPr>
-          <w:color w:val="1E5631"/>
-          <w:sz w:val="21"/>
-        </w:rPr>
-        <w:t xml:space="preserve">• </w:t>
-      </w:r>
-      <w:r>
-        <w:rPr>
           <w:b/>
-          <w:sz w:val="21"/>
         </w:rPr>
         <w:t>问题①（★必答，时间不够时只讨论这个）</w:t>
       </w:r>
       <w:r>
         <w:rPr>
-          <w:sz w:val="21"/>
+          <w:b w:val="0"/>
         </w:rPr>
         <w:t>：8周里对你改变最大的一个认知／一个方法是什么？（比如"修行不是控制呼吸，而是知道呼吸""妄念不用赶，知道就已经是正念""目标可以调成'一天两小时念知'"……）</w:t>
       </w:r>
     </w:p>
     <w:p>
       <w:pPr>
-        <w:ind w:left="340"/>
+        <w:pStyle w:val="ListBullet"/>
       </w:pPr>
       <w:r>
         <w:rPr>
-          <w:color w:val="1E5631"/>
-          <w:sz w:val="21"/>
-        </w:rPr>
-        <w:t xml:space="preserve">• </w:t>
-      </w:r>
-      <w:r>
-        <w:rPr>
           <w:b/>
-          <w:sz w:val="21"/>
         </w:rPr>
         <w:t>问题②（◈选答）</w:t>
       </w:r>
       <w:r>
         <w:rPr>
-          <w:sz w:val="21"/>
+          <w:b w:val="0"/>
         </w:rPr>
         <w:t>：对照回顾材料②的"发愿路径"与四类修行资质，你现在对自己修学的定位是什么？（如实就好，不比较、不高推——"可引导者""文句为最者"精勤修习，同样能走到终点。）</w:t>
       </w:r>
     </w:p>
     <w:p>
       <w:pPr>
-        <w:ind w:left="340"/>
+        <w:pStyle w:val="ListBullet"/>
       </w:pPr>
       <w:r>
         <w:rPr>
-          <w:color w:val="1E5631"/>
-          <w:sz w:val="21"/>
-        </w:rPr>
-        <w:t xml:space="preserve">• </w:t>
-      </w:r>
-      <w:r>
-        <w:rPr>
           <w:b/>
-          <w:sz w:val="21"/>
         </w:rPr>
         <w:t>问题③（◈选答，时间富余或大家感兴趣时讨论）</w:t>
       </w:r>
       <w:r>
         <w:rPr>
-          <w:sz w:val="21"/>
+          <w:b w:val="0"/>
         </w:rPr>
         <w:t>：未来3个月你的禅修计划是什么？请具体到</w:t>
       </w:r>
       <w:r>
         <w:rPr>
           <w:b/>
-          <w:sz w:val="21"/>
         </w:rPr>
         <w:t>频次／时长／检查方式</w:t>
       </w:r>
       <w:r>
         <w:rPr>
-          <w:sz w:val="21"/>
+          <w:b w:val="0"/>
         </w:rPr>
         <w:t>（比如"每天早上坐15分钟＋经行10分钟；每周日晚上用3句话检查这一周的念知"）。</w:t>
       </w:r>
     </w:p>
     <w:p>
       <w:pPr>
-        <w:spacing w:before="40" w:after="80"/>
-        <w:ind w:left="283"/>
-        <w:shd w:val="clear" w:color="auto" w:fill="EDF6EF"/>
+        <w:ind w:left="170"/>
         <w:pBdr>
-          <w:left w:val="single" w:sz="20" w:space="6" w:color="1E5631"/>
+          <w:left w:val="single" w:sz="18" w:space="4" w:color="1E4620"/>
         </w:pBdr>
+        <w:shd w:val="clear" w:fill="F2F5FA"/>
       </w:pPr>
       <w:r>
         <w:rPr>
           <w:b/>
-          <w:sz w:val="20"/>
         </w:rPr>
         <w:t>分层追问</w:t>
       </w:r>
       <w:r>
         <w:rPr>
-          <w:sz w:val="20"/>
+          <w:b w:val="0"/>
         </w:rPr>
-        <w:t>（可视时间取用，由浅入深）： - 【现象】回头看这八周，哪一次静坐是你觉得最踏实、最想再回去待一会儿的时刻？ - 【影响】这段时间里，你有没有发现，自己对烦躁或昏沉的反应，和从前有些不一样了？ - 【应对】这周给自己定一个下周还做得到的小练习，简单到再忙也不容易把它放下。</w:t>
+        <w:t>（可视时间取用，由浅入深）：</w:t>
       </w:r>
     </w:p>
     <w:p>
       <w:pPr>
-        <w:spacing w:before="160" w:after="80"/>
+        <w:ind w:left="170"/>
+        <w:pBdr>
+          <w:left w:val="single" w:sz="18" w:space="4" w:color="1E4620"/>
+        </w:pBdr>
+        <w:shd w:val="clear" w:fill="F2F5FA"/>
       </w:pPr>
       <w:r>
         <w:rPr>
-          <w:rFonts w:ascii="Microsoft YaHei" w:hAnsi="Microsoft YaHei" w:eastAsia="Microsoft YaHei"/>
+          <w:b w:val="0"/>
+        </w:rPr>
+        <w:t>- 【现象】回头看这八周，哪一次静坐是你觉得最踏实、最想再回去待一会儿的时刻？</w:t>
+      </w:r>
+    </w:p>
+    <w:p>
+      <w:pPr>
+        <w:ind w:left="170"/>
+        <w:pBdr>
+          <w:left w:val="single" w:sz="18" w:space="4" w:color="1E4620"/>
+        </w:pBdr>
+        <w:shd w:val="clear" w:fill="F2F5FA"/>
+      </w:pPr>
+      <w:r>
+        <w:rPr>
+          <w:b w:val="0"/>
+        </w:rPr>
+        <w:t>- 【影响】这段时间里，你有没有发现，自己对烦躁或昏沉的反应，和从前有些不一样了？</w:t>
+      </w:r>
+    </w:p>
+    <w:p>
+      <w:pPr>
+        <w:ind w:left="170"/>
+        <w:pBdr>
+          <w:left w:val="single" w:sz="18" w:space="4" w:color="1E4620"/>
+        </w:pBdr>
+        <w:shd w:val="clear" w:fill="F2F5FA"/>
+      </w:pPr>
+      <w:r>
+        <w:rPr>
+          <w:b w:val="0"/>
+        </w:rPr>
+        <w:t>- 【应对】这周给自己定一个下周还做得到的小练习，简单到再忙也不容易把它放下。</w:t>
+      </w:r>
+    </w:p>
+    <w:p>
+      <w:r>
+        <w:rPr>
           <w:b/>
-          <w:color w:val="1E5631"/>
-          <w:sz w:val="28"/>
+          <w:color w:val="1E4620"/>
+          <w:sz w:val="26"/>
         </w:rPr>
         <w:t>🧘 最后一次禅修练习</w:t>
       </w:r>
     </w:p>
     <w:p>
       <w:pPr>
-        <w:spacing w:before="40" w:after="80"/>
-        <w:ind w:left="283"/>
-        <w:shd w:val="clear" w:color="auto" w:fill="EDF6EF"/>
+        <w:ind w:left="170"/>
         <w:pBdr>
-          <w:left w:val="single" w:sz="20" w:space="6" w:color="1E5631"/>
+          <w:left w:val="single" w:sz="18" w:space="4" w:color="1E4620"/>
         </w:pBdr>
+        <w:shd w:val="clear" w:fill="F2F5FA"/>
       </w:pPr>
       <w:r>
         <w:rPr>
           <w:b/>
-          <w:sz w:val="20"/>
         </w:rPr>
         <w:t>练习提示（禁忌与安全）</w:t>
       </w:r>
       <w:r>
         <w:rPr>
-          <w:sz w:val="20"/>
+          <w:b w:val="0"/>
         </w:rPr>
         <w:t>：如有严重身心疾病（重度抑郁／焦虑发作期、精神障碍等）、近期手术或严重心血管疾病、孕期或有医嘱限制者，请先咨询医生、量力而行；练习中若出现强烈不适，可随时睁眼、停止、调整，或改为静坐观察。</w:t>
       </w:r>
     </w:p>
     <w:p>
       <w:pPr>
-        <w:spacing w:before="40" w:after="80"/>
-        <w:ind w:left="283"/>
-        <w:shd w:val="clear" w:color="auto" w:fill="EDF6EF"/>
+        <w:ind w:left="170"/>
         <w:pBdr>
-          <w:left w:val="single" w:sz="20" w:space="6" w:color="1E5631"/>
+          <w:left w:val="single" w:sz="18" w:space="4" w:color="1E4620"/>
         </w:pBdr>
+        <w:shd w:val="clear" w:fill="F2F5FA"/>
       </w:pPr>
       <w:r>
         <w:rPr>
-          <w:sz w:val="20"/>
+          <w:b w:val="0"/>
         </w:rPr>
         <w:t xml:space="preserve">⚠️ </w:t>
       </w:r>
       <w:r>
         <w:rPr>
           <w:b/>
-          <w:sz w:val="20"/>
         </w:rPr>
         <w:t>禅修禁忌提示</w:t>
       </w:r>
       <w:r>
         <w:rPr>
-          <w:sz w:val="20"/>
+          <w:b w:val="0"/>
         </w:rPr>
         <w:t>：若你正处在严重抑郁、焦虑、创伤后应激，或精神类疾病的发作／用药期，或正经历强烈的情绪危机，请先咨询医生或心理师，再决定是否练习；练习中若出现明显不适（如心悸、胸闷、情绪失控），请立即停止，睁开眼睛，把注意力放回呼吸与身体，必要时离场休息。</w:t>
       </w:r>
     </w:p>
     <w:p>
-      <w:pPr>
-        <w:spacing w:before="160" w:after="80"/>
-      </w:pPr>
       <w:r>
         <w:rPr>
-          <w:rFonts w:ascii="Microsoft YaHei" w:hAnsi="Microsoft YaHei" w:eastAsia="Microsoft YaHei"/>
           <w:b/>
-          <w:color w:val="1E5631"/>
-          <w:sz w:val="28"/>
+          <w:color w:val="1E4620"/>
+          <w:sz w:val="26"/>
         </w:rPr>
         <w:t>📚 扩展内容包（时间富余时使用）</w:t>
       </w:r>
     </w:p>
     <w:p>
       <w:pPr>
-        <w:spacing w:before="40" w:after="80"/>
-        <w:ind w:left="283"/>
-        <w:shd w:val="clear" w:color="auto" w:fill="EDF6EF"/>
+        <w:ind w:left="170"/>
         <w:pBdr>
-          <w:left w:val="single" w:sz="20" w:space="6" w:color="1E5631"/>
+          <w:left w:val="single" w:sz="18" w:space="4" w:color="1E4620"/>
         </w:pBdr>
+        <w:shd w:val="clear" w:fill="F2F5FA"/>
       </w:pPr>
       <w:r>
         <w:rPr>
-          <w:sz w:val="20"/>
+          <w:b w:val="0"/>
         </w:rPr>
         <w:t>以下内容用于共读提前结束或分享意犹未尽时，按需选用，不必全部完成。</w:t>
       </w:r>
     </w:p>
     <w:p>
-      <w:pPr>
-        <w:spacing w:before="120" w:after="80"/>
-      </w:pPr>
       <w:r>
         <w:rPr>
-          <w:rFonts w:ascii="Microsoft YaHei" w:hAnsi="Microsoft YaHei" w:eastAsia="Microsoft YaHei"/>
           <w:b/>
-          <w:color w:val="1E5631"/>
-          <w:sz w:val="25"/>
+          <w:color w:val="1E4620"/>
+          <w:sz w:val="23"/>
         </w:rPr>
         <w:t>扩展一：补充原文段落（体系32课件未共读部分）</w:t>
       </w:r>
@@ -2055,658 +2783,753 @@
       <w:r>
         <w:rPr>
           <w:b/>
-          <w:sz w:val="21"/>
         </w:rPr>
         <w:t>段落1：实行警寤——《如是语·醒觉经》引文与五项练习</w:t>
       </w:r>
     </w:p>
     <w:p>
       <w:pPr>
-        <w:ind w:left="340"/>
+        <w:pStyle w:val="ListBullet"/>
       </w:pPr>
       <w:r>
         <w:rPr>
-          <w:color w:val="1E5631"/>
-          <w:sz w:val="21"/>
-        </w:rPr>
-        <w:t xml:space="preserve">• </w:t>
-      </w:r>
-      <w:r>
-        <w:rPr>
           <w:b/>
-          <w:sz w:val="21"/>
         </w:rPr>
         <w:t>出处</w:t>
       </w:r>
       <w:r>
         <w:rPr>
-          <w:sz w:val="21"/>
+          <w:b w:val="0"/>
         </w:rPr>
         <w:t>：《原文全集》第二十五部分（如来禅修学体系32·法随法行3）)中说:</w:t>
       </w:r>
     </w:p>
     <w:p>
       <w:pPr>
-        <w:spacing w:before="40" w:after="80"/>
-        <w:ind w:left="283"/>
-        <w:shd w:val="clear" w:color="auto" w:fill="EDF6EF"/>
+        <w:ind w:left="170"/>
         <w:pBdr>
-          <w:left w:val="single" w:sz="20" w:space="6" w:color="1E5631"/>
+          <w:left w:val="single" w:sz="18" w:space="4" w:color="1E4620"/>
         </w:pBdr>
+        <w:shd w:val="clear" w:fill="F2F5FA"/>
       </w:pPr>
       <w:r>
         <w:rPr>
-          <w:sz w:val="20"/>
+          <w:b w:val="0"/>
         </w:rPr>
-        <w:t>"诸比库,比库应作醒觉者,应作念与正知者、得定者、喜悦者、明净者而住,并且(应作)在那(业处修习)中适时观照于诸善法者而住。诸比库,醒觉、念与正知、得定、喜悦、明净者而住,并且在那(业处修习)中适时观照于善法而住的比库有望两果之一:于现法中的究竟智(即阿拉汉果),若有烦恼残余,则为不来位。跋葛瓦已说此义。于此,如是说其为: 醒觉后请谛听此:汝等睡者当醒来; 醒觉优胜于沉睡,醒觉者无有恐惧。 若人醒觉、念、正知,得定、喜悦且明净; 适时正确思法时,彼专注而除黑暗。 是故实当行警寤,热忱得禅贤比库, 断除生老结缚后,于此得无上正觉。"</w:t>
+        <w:t>"诸比库,比库应作醒觉者,应作念与正知者、得定者、喜悦者、明净者而住,并且(应作)在那(业处修习)中适时观照于诸善法者而住。诸比库,醒觉、念与正知、得定、喜悦、明净者而住,并且在那(业处修习)中适时观照于善法而住的比库有望两果之一:于现法中的究竟智(即阿拉汉果),若有烦恼残余,则为不来位。跋葛瓦已说此义。于此,如是说其为:</w:t>
       </w:r>
     </w:p>
     <w:p>
       <w:pPr>
-        <w:spacing w:before="40" w:after="80"/>
-        <w:ind w:left="283"/>
-        <w:shd w:val="clear" w:color="auto" w:fill="EDF6EF"/>
+        <w:ind w:left="170"/>
         <w:pBdr>
-          <w:left w:val="single" w:sz="20" w:space="6" w:color="1E5631"/>
+          <w:left w:val="single" w:sz="18" w:space="4" w:color="1E4620"/>
         </w:pBdr>
+        <w:shd w:val="clear" w:fill="F2F5FA"/>
       </w:pPr>
       <w:r>
         <w:rPr>
-          <w:sz w:val="20"/>
+          <w:b w:val="0"/>
         </w:rPr>
-        <w:t>实行警寤: (1) 练习禅坐与经行 (2) 激起善法欲 (3) 培育精进 (4) 培育决意 (5) 练习常坐不卧</w:t>
+        <w:t>醒觉后请谛听此:汝等睡者当醒来;</w:t>
+      </w:r>
+    </w:p>
+    <w:p>
+      <w:pPr>
+        <w:ind w:left="170"/>
+        <w:pBdr>
+          <w:left w:val="single" w:sz="18" w:space="4" w:color="1E4620"/>
+        </w:pBdr>
+        <w:shd w:val="clear" w:fill="F2F5FA"/>
+      </w:pPr>
+      <w:r>
+        <w:rPr>
+          <w:b w:val="0"/>
+        </w:rPr>
+        <w:t>醒觉优胜于沉睡,醒觉者无有恐惧。</w:t>
+      </w:r>
+    </w:p>
+    <w:p>
+      <w:pPr>
+        <w:ind w:left="170"/>
+        <w:pBdr>
+          <w:left w:val="single" w:sz="18" w:space="4" w:color="1E4620"/>
+        </w:pBdr>
+        <w:shd w:val="clear" w:fill="F2F5FA"/>
+      </w:pPr>
+      <w:r>
+        <w:rPr>
+          <w:b w:val="0"/>
+        </w:rPr>
+        <w:t>若人醒觉、念、正知,得定、喜悦且明净;</w:t>
+      </w:r>
+    </w:p>
+    <w:p>
+      <w:pPr>
+        <w:ind w:left="170"/>
+        <w:pBdr>
+          <w:left w:val="single" w:sz="18" w:space="4" w:color="1E4620"/>
+        </w:pBdr>
+        <w:shd w:val="clear" w:fill="F2F5FA"/>
+      </w:pPr>
+      <w:r>
+        <w:rPr>
+          <w:b w:val="0"/>
+        </w:rPr>
+        <w:t>适时正确思法时,彼专注而除黑暗。</w:t>
+      </w:r>
+    </w:p>
+    <w:p>
+      <w:pPr>
+        <w:ind w:left="170"/>
+        <w:pBdr>
+          <w:left w:val="single" w:sz="18" w:space="4" w:color="1E4620"/>
+        </w:pBdr>
+        <w:shd w:val="clear" w:fill="F2F5FA"/>
+      </w:pPr>
+      <w:r>
+        <w:rPr>
+          <w:b w:val="0"/>
+        </w:rPr>
+        <w:t>是故实当行警寤,热忱得禅贤比库,</w:t>
+      </w:r>
+    </w:p>
+    <w:p>
+      <w:pPr>
+        <w:ind w:left="170"/>
+        <w:pBdr>
+          <w:left w:val="single" w:sz="18" w:space="4" w:color="1E4620"/>
+        </w:pBdr>
+        <w:shd w:val="clear" w:fill="F2F5FA"/>
+      </w:pPr>
+      <w:r>
+        <w:rPr>
+          <w:b w:val="0"/>
+        </w:rPr>
+        <w:t>断除生老结缚后,于此得无上正觉。"</w:t>
+      </w:r>
+    </w:p>
+    <w:p>
+      <w:pPr>
+        <w:ind w:left="170"/>
+        <w:pBdr>
+          <w:left w:val="single" w:sz="18" w:space="4" w:color="1E4620"/>
+        </w:pBdr>
+        <w:shd w:val="clear" w:fill="F2F5FA"/>
+      </w:pPr>
+      <w:r>
+        <w:rPr>
+          <w:b w:val="0"/>
+        </w:rPr>
+        <w:t>实行警寤:</w:t>
+      </w:r>
+    </w:p>
+    <w:p>
+      <w:pPr>
+        <w:ind w:left="170"/>
+        <w:pBdr>
+          <w:left w:val="single" w:sz="18" w:space="4" w:color="1E4620"/>
+        </w:pBdr>
+        <w:shd w:val="clear" w:fill="F2F5FA"/>
+      </w:pPr>
+      <w:r>
+        <w:rPr>
+          <w:b w:val="0"/>
+        </w:rPr>
+        <w:t>(1) 练习禅坐与经行</w:t>
+      </w:r>
+    </w:p>
+    <w:p>
+      <w:pPr>
+        <w:ind w:left="170"/>
+        <w:pBdr>
+          <w:left w:val="single" w:sz="18" w:space="4" w:color="1E4620"/>
+        </w:pBdr>
+        <w:shd w:val="clear" w:fill="F2F5FA"/>
+      </w:pPr>
+      <w:r>
+        <w:rPr>
+          <w:b w:val="0"/>
+        </w:rPr>
+        <w:t>(2) 激起善法欲</w:t>
+      </w:r>
+    </w:p>
+    <w:p>
+      <w:pPr>
+        <w:ind w:left="170"/>
+        <w:pBdr>
+          <w:left w:val="single" w:sz="18" w:space="4" w:color="1E4620"/>
+        </w:pBdr>
+        <w:shd w:val="clear" w:fill="F2F5FA"/>
+      </w:pPr>
+      <w:r>
+        <w:rPr>
+          <w:b w:val="0"/>
+        </w:rPr>
+        <w:t>(3) 培育精进</w:t>
+      </w:r>
+    </w:p>
+    <w:p>
+      <w:pPr>
+        <w:ind w:left="170"/>
+        <w:pBdr>
+          <w:left w:val="single" w:sz="18" w:space="4" w:color="1E4620"/>
+        </w:pBdr>
+        <w:shd w:val="clear" w:fill="F2F5FA"/>
+      </w:pPr>
+      <w:r>
+        <w:rPr>
+          <w:b w:val="0"/>
+        </w:rPr>
+        <w:t>(4) 培育决意</w:t>
+      </w:r>
+    </w:p>
+    <w:p>
+      <w:pPr>
+        <w:ind w:left="170"/>
+        <w:pBdr>
+          <w:left w:val="single" w:sz="18" w:space="4" w:color="1E4620"/>
+        </w:pBdr>
+        <w:shd w:val="clear" w:fill="F2F5FA"/>
+      </w:pPr>
+      <w:r>
+        <w:rPr>
+          <w:b w:val="0"/>
+        </w:rPr>
+        <w:t>(5) 练习常坐不卧</w:t>
       </w:r>
     </w:p>
     <w:p>
       <w:r>
         <w:rPr>
           <w:b/>
-          <w:sz w:val="21"/>
         </w:rPr>
         <w:t>段落2：舍断五盖（方法清单级）</w:t>
       </w:r>
     </w:p>
     <w:p>
       <w:pPr>
-        <w:ind w:left="340"/>
+        <w:pStyle w:val="ListBullet"/>
       </w:pPr>
       <w:r>
         <w:rPr>
-          <w:color w:val="1E5631"/>
-          <w:sz w:val="21"/>
-        </w:rPr>
-        <w:t xml:space="preserve">• </w:t>
-      </w:r>
-      <w:r>
-        <w:rPr>
           <w:b/>
-          <w:sz w:val="21"/>
         </w:rPr>
         <w:t>出处</w:t>
       </w:r>
       <w:r>
         <w:rPr>
-          <w:sz w:val="21"/>
+          <w:b w:val="0"/>
         </w:rPr>
         <w:t>：同上（体系32课件）；每一盖的详细对治禅法见第6周"五盖识别与对治"文档，此处仅作方法清单回顾</w:t>
       </w:r>
     </w:p>
     <w:p>
       <w:pPr>
-        <w:spacing w:before="40" w:after="80"/>
-        <w:ind w:left="283"/>
-        <w:shd w:val="clear" w:color="auto" w:fill="EDF6EF"/>
+        <w:ind w:left="170"/>
         <w:pBdr>
-          <w:left w:val="single" w:sz="20" w:space="6" w:color="1E5631"/>
+          <w:left w:val="single" w:sz="18" w:space="4" w:color="1E4620"/>
         </w:pBdr>
+        <w:shd w:val="clear" w:fill="F2F5FA"/>
       </w:pPr>
       <w:r>
         <w:rPr>
-          <w:sz w:val="20"/>
+          <w:b w:val="0"/>
         </w:rPr>
-        <w:t>《算术师摩嘎蓝经》中继续说: 他舍离对世间的贪婪,以离贪之心而住,使心从贪婪中净化。舍离恼害、瞋恨,有无瞋之心,并通过利益一切生类来悲悯而住,使心从恼害、瞋恨中净化。舍离昏沉、睡眠,远离昏沉睡眠、持光明想、念与正知而住,使心从昏沉、睡眠中净化。舍离掉举、追悔,无掉举、内心平静而住,使心从掉举、追悔中净化。舍离疑惑,度脱疑惑,对诸善法不犹豫而住,使心从疑惑中净化。</w:t>
+        <w:t>《算术师摩嘎蓝经》中继续说:</w:t>
       </w:r>
     </w:p>
     <w:p>
       <w:pPr>
-        <w:spacing w:before="40" w:after="80"/>
-        <w:ind w:left="283"/>
-        <w:shd w:val="clear" w:color="auto" w:fill="EDF6EF"/>
+        <w:ind w:left="170"/>
         <w:pBdr>
-          <w:left w:val="single" w:sz="20" w:space="6" w:color="1E5631"/>
+          <w:left w:val="single" w:sz="18" w:space="4" w:color="1E4620"/>
         </w:pBdr>
+        <w:shd w:val="clear" w:fill="F2F5FA"/>
       </w:pPr>
       <w:r>
         <w:rPr>
-          <w:sz w:val="20"/>
+          <w:b w:val="0"/>
         </w:rPr>
-        <w:t>五盖各目及所依经文(方法清单级): 一、欲贪盖:《增支部·一集》(A.1.11)中说:"诸比库,我不见有其它一法,如同此净相这样能导致未生起的欲贪生起,或已生起的欲贪增长、广大。"(对治提示:不取净相、不随净想) 二、瞋恚盖:《中部义注·小象迹喻经注释》:能以此毁坏心,犹如馊了的面食等那样丧失了原先的本质,故为瞋恚。(对治提示:修慈、如理作意) 三、昏沉睡眠盖:昏沉(thīna)是心(识蕴)的不适业性,也是怠惰状态的同义词;睡眠(middha)是其他三蕴(受、想、行三蕴,或一切心所)的不适业性。(对治提示:如上"持光明想、念与正知而住") 四、掉举追悔盖:"掉举"(uddhaccaṃ)指心的散乱不安,就像把石头扔到尘堆里导致尘土飞扬一样;"追悔"(kukkuccaṃ):想到应该做的事却没有做,或者做了不应该做的事,而内心后悔、懊恼。(对治提示:如上"无掉举、内心平静而住") 五、疑盖:指怀疑不应怀疑之事,即对八事之疑(八事:佛、法、僧、三学、过去世、未来世、过去未来世及因果法则)。(对治提示:如上"度脱疑惑,对诸善法不犹豫而住")</w:t>
+        <w:t>他舍离对世间的贪婪,以离贪之心而住,使心从贪婪中净化。舍离恼害、瞋恨,有无瞋之心,并通过利益一切生类来悲悯而住,使心从恼害、瞋恨中净化。舍离昏沉、睡眠,远离昏沉睡眠、持光明想、念与正知而住,使心从昏沉、睡眠中净化。舍离掉举、追悔,无掉举、内心平静而住,使心从掉举、追悔中净化。舍离疑惑,度脱疑惑,对诸善法不犹豫而住,使心从疑惑中净化。</w:t>
+      </w:r>
+    </w:p>
+    <w:p>
+      <w:pPr>
+        <w:ind w:left="170"/>
+        <w:pBdr>
+          <w:left w:val="single" w:sz="18" w:space="4" w:color="1E4620"/>
+        </w:pBdr>
+        <w:shd w:val="clear" w:fill="F2F5FA"/>
+      </w:pPr>
+      <w:r>
+        <w:rPr>
+          <w:b w:val="0"/>
+        </w:rPr>
+        <w:t>五盖各目及所依经文(方法清单级):</w:t>
+      </w:r>
+    </w:p>
+    <w:p>
+      <w:pPr>
+        <w:ind w:left="170"/>
+        <w:pBdr>
+          <w:left w:val="single" w:sz="18" w:space="4" w:color="1E4620"/>
+        </w:pBdr>
+        <w:shd w:val="clear" w:fill="F2F5FA"/>
+      </w:pPr>
+      <w:r>
+        <w:rPr>
+          <w:b w:val="0"/>
+        </w:rPr>
+        <w:t>一、欲贪盖:《增支部·一集》(A.1.11)中说:"诸比库,我不见有其它一法,如同此净相这样能导致未生起的欲贪生起,或已生起的欲贪增长、广大。"(对治提示:不取净相、不随净想)</w:t>
+      </w:r>
+    </w:p>
+    <w:p>
+      <w:pPr>
+        <w:ind w:left="170"/>
+        <w:pBdr>
+          <w:left w:val="single" w:sz="18" w:space="4" w:color="1E4620"/>
+        </w:pBdr>
+        <w:shd w:val="clear" w:fill="F2F5FA"/>
+      </w:pPr>
+      <w:r>
+        <w:rPr>
+          <w:b w:val="0"/>
+        </w:rPr>
+        <w:t>二、瞋恚盖:《中部义注·小象迹喻经注释》:能以此毁坏心,犹如馊了的面食等那样丧失了原先的本质,故为瞋恚。(对治提示:修慈、如理作意)</w:t>
+      </w:r>
+    </w:p>
+    <w:p>
+      <w:pPr>
+        <w:ind w:left="170"/>
+        <w:pBdr>
+          <w:left w:val="single" w:sz="18" w:space="4" w:color="1E4620"/>
+        </w:pBdr>
+        <w:shd w:val="clear" w:fill="F2F5FA"/>
+      </w:pPr>
+      <w:r>
+        <w:rPr>
+          <w:b w:val="0"/>
+        </w:rPr>
+        <w:t>三、昏沉睡眠盖:昏沉(thīna)是心(识蕴)的不适业性,也是怠惰状态的同义词;睡眠(middha)是其他三蕴(受、想、行三蕴,或一切心所)的不适业性。(对治提示:如上"持光明想、念与正知而住")</w:t>
+      </w:r>
+    </w:p>
+    <w:p>
+      <w:pPr>
+        <w:ind w:left="170"/>
+        <w:pBdr>
+          <w:left w:val="single" w:sz="18" w:space="4" w:color="1E4620"/>
+        </w:pBdr>
+        <w:shd w:val="clear" w:fill="F2F5FA"/>
+      </w:pPr>
+      <w:r>
+        <w:rPr>
+          <w:b w:val="0"/>
+        </w:rPr>
+        <w:t>四、掉举追悔盖:"掉举"(uddhaccaṃ)指心的散乱不安,就像把石头扔到尘堆里导致尘土飞扬一样;"追悔"(kukkuccaṃ):想到应该做的事却没有做,或者做了不应该做的事,而内心后悔、懊恼。(对治提示:如上"无掉举、内心平静而住")</w:t>
+      </w:r>
+    </w:p>
+    <w:p>
+      <w:pPr>
+        <w:ind w:left="170"/>
+        <w:pBdr>
+          <w:left w:val="single" w:sz="18" w:space="4" w:color="1E4620"/>
+        </w:pBdr>
+        <w:shd w:val="clear" w:fill="F2F5FA"/>
+      </w:pPr>
+      <w:r>
+        <w:rPr>
+          <w:b w:val="0"/>
+        </w:rPr>
+        <w:t>五、疑盖:指怀疑不应怀疑之事,即对八事之疑(八事:佛、法、僧、三学、过去世、未来世、过去未来世及因果法则)。(对治提示:如上"度脱疑惑,对诸善法不犹豫而住")</w:t>
       </w:r>
     </w:p>
     <w:p>
       <w:r>
         <w:rPr>
-          <w:sz w:val="21"/>
+          <w:b w:val="0"/>
         </w:rPr>
         <w:t>（注：每盖的详细对治禅法归第6周"五盖识别与对治"专题，此处仅收录方法清单与经文依据。）</w:t>
       </w:r>
     </w:p>
     <w:p>
-      <w:pPr>
-        <w:spacing w:before="120" w:after="80"/>
-      </w:pPr>
       <w:r>
         <w:rPr>
-          <w:rFonts w:ascii="Microsoft YaHei" w:hAnsi="Microsoft YaHei" w:eastAsia="Microsoft YaHei"/>
           <w:b/>
-          <w:color w:val="1E5631"/>
-          <w:sz w:val="25"/>
+          <w:color w:val="1E4620"/>
+          <w:sz w:val="23"/>
         </w:rPr>
         <w:t>扩展二：深入讨论问题</w:t>
       </w:r>
     </w:p>
     <w:p>
       <w:pPr>
-        <w:ind w:left="340"/>
+        <w:pStyle w:val="ListNumber"/>
       </w:pPr>
       <w:r>
         <w:rPr>
-          <w:b/>
-          <w:sz w:val="21"/>
-        </w:rPr>
-        <w:t xml:space="preserve">1. </w:t>
-      </w:r>
-      <w:r>
-        <w:rPr>
-          <w:sz w:val="21"/>
+          <w:b w:val="0"/>
         </w:rPr>
         <w:t>尊者说："有定力当然是好的,但它真的不是最重要的。最重要的是在日常生活中,能不能始终活在法上。"——如果把"一天保持两小时念知"当作未来3个月的检查线，你觉得最难的是一天中的哪一段时刻？突破口可能在哪里？</w:t>
       </w:r>
     </w:p>
     <w:p>
       <w:pPr>
-        <w:ind w:left="340"/>
+        <w:pStyle w:val="ListNumber"/>
       </w:pPr>
       <w:r>
         <w:rPr>
-          <w:b/>
-          <w:sz w:val="21"/>
-        </w:rPr>
-        <w:t xml:space="preserve">2. </w:t>
-      </w:r>
-      <w:r>
-        <w:rPr>
-          <w:sz w:val="21"/>
+          <w:b w:val="0"/>
         </w:rPr>
         <w:t>回顾材料②说，未获授记者"应致力于完整地学习佛陀的教法……累积足够的资粮"。对你来说，"累积资粮"眼下最现实的一步是什么？（闻法？持戒？每日定时禅修？——不评判，只说当下能做的。）</w:t>
       </w:r>
     </w:p>
     <w:p>
-      <w:pPr>
-        <w:spacing w:before="120" w:after="80"/>
-      </w:pPr>
       <w:r>
         <w:rPr>
-          <w:rFonts w:ascii="Microsoft YaHei" w:hAnsi="Microsoft YaHei" w:eastAsia="Microsoft YaHei"/>
           <w:b/>
-          <w:color w:val="1E5631"/>
-          <w:sz w:val="25"/>
+          <w:color w:val="1E4620"/>
+          <w:sz w:val="23"/>
         </w:rPr>
         <w:t>扩展三：延伸小练习</w:t>
       </w:r>
     </w:p>
     <w:p>
       <w:pPr>
-        <w:ind w:left="340"/>
+        <w:pStyle w:val="ListBullet"/>
       </w:pPr>
       <w:r>
         <w:rPr>
-          <w:color w:val="1E5631"/>
-          <w:sz w:val="21"/>
-        </w:rPr>
-        <w:t xml:space="preserve">• </w:t>
-      </w:r>
-      <w:r>
-        <w:rPr>
           <w:b/>
-          <w:sz w:val="21"/>
         </w:rPr>
         <w:t>"三个月计划卡"（5-8分钟）</w:t>
       </w:r>
       <w:r>
         <w:rPr>
-          <w:sz w:val="21"/>
+          <w:b w:val="0"/>
         </w:rPr>
         <w:t>：在卡片或手机备忘录上写三行字：①我未来3个月每天的固定练习是______（几点、坐禅／经行各多少分钟）；②我的日常觉知锚点是______（至少2个）；③3个月后我检查自己的方式是______（如每周日回顾：这一周念知保持得最好的一天是怎么过的）。写好后两人一组互相说说——这张卡片，就是从"8周读书会"走向"日常修学"的交接棒。</w:t>
       </w:r>
     </w:p>
     <w:p>
-      <w:pPr>
-        <w:spacing w:before="120" w:after="80"/>
-      </w:pPr>
       <w:r>
         <w:rPr>
-          <w:rFonts w:ascii="Microsoft YaHei" w:hAnsi="Microsoft YaHei" w:eastAsia="Microsoft YaHei"/>
           <w:b/>
-          <w:color w:val="1E5631"/>
-          <w:sz w:val="25"/>
+          <w:color w:val="1E4620"/>
+          <w:sz w:val="23"/>
         </w:rPr>
         <w:t>扩展四：延伸素材（后续读书会衔接说明）</w:t>
       </w:r>
     </w:p>
     <w:p>
       <w:pPr>
-        <w:ind w:left="340"/>
+        <w:pStyle w:val="ListBullet"/>
       </w:pPr>
       <w:r>
         <w:rPr>
-          <w:color w:val="1E5631"/>
-          <w:sz w:val="21"/>
-        </w:rPr>
-        <w:t xml:space="preserve">• </w:t>
-      </w:r>
-      <w:r>
-        <w:rPr>
           <w:b/>
-          <w:sz w:val="21"/>
         </w:rPr>
         <w:t>读书会02 · 慈心禅修习</w:t>
       </w:r>
       <w:r>
         <w:rPr>
-          <w:sz w:val="21"/>
+          <w:b w:val="0"/>
         </w:rPr>
         <w:t>：系统修习慈心，对治瞋恚、让心变软变暖（第6周五盖中"慈心对治嗔恚"仅简短提及，详细修习见读书会02）。</w:t>
       </w:r>
     </w:p>
     <w:p>
       <w:pPr>
-        <w:ind w:left="340"/>
+        <w:pStyle w:val="ListBullet"/>
       </w:pPr>
       <w:r>
         <w:rPr>
-          <w:color w:val="1E5631"/>
-          <w:sz w:val="21"/>
-        </w:rPr>
-        <w:t xml:space="preserve">• </w:t>
-      </w:r>
-      <w:r>
-        <w:rPr>
           <w:b/>
-          <w:sz w:val="21"/>
         </w:rPr>
         <w:t>读书会03 · 四护卫禅</w:t>
       </w:r>
       <w:r>
         <w:rPr>
-          <w:sz w:val="21"/>
+          <w:b w:val="0"/>
         </w:rPr>
         <w:t>：禅修路上的四道护卫（详见读书会03资料包）。</w:t>
       </w:r>
     </w:p>
     <w:p>
       <w:pPr>
-        <w:ind w:left="340"/>
+        <w:pStyle w:val="ListBullet"/>
       </w:pPr>
       <w:r>
         <w:rPr>
-          <w:color w:val="1E5631"/>
-          <w:sz w:val="21"/>
-        </w:rPr>
-        <w:t xml:space="preserve">• </w:t>
-      </w:r>
-      <w:r>
-        <w:rPr>
           <w:b/>
-          <w:sz w:val="21"/>
         </w:rPr>
         <w:t>四念处方向读书会</w:t>
       </w:r>
       <w:r>
         <w:rPr>
-          <w:sz w:val="21"/>
+          <w:b w:val="0"/>
         </w:rPr>
         <w:t>：第7周材料③提示的"观禅深入部分"（行走时观照五蕴及其因、无常苦无我）将在四念处读书会深入。</w:t>
       </w:r>
     </w:p>
     <w:p>
       <w:pPr>
-        <w:ind w:left="340"/>
+        <w:pStyle w:val="ListBullet"/>
       </w:pPr>
       <w:r>
         <w:rPr>
-          <w:color w:val="1E5631"/>
-          <w:sz w:val="21"/>
-        </w:rPr>
-        <w:t xml:space="preserve">• </w:t>
-      </w:r>
-      <w:r>
-        <w:rPr>
-          <w:sz w:val="21"/>
+          <w:b w:val="0"/>
         </w:rPr>
         <w:t>💡 衔接建议：不必急着"进阶"——先按回顾材料④，把"一天保持两小时念知"练稳，再进入下一个读书会，脚步会更扎实。</w:t>
       </w:r>
     </w:p>
     <w:p>
-      <w:pPr>
-        <w:spacing w:before="160" w:after="80"/>
-      </w:pPr>
       <w:r>
         <w:rPr>
-          <w:rFonts w:ascii="Microsoft YaHei" w:hAnsi="Microsoft YaHei" w:eastAsia="Microsoft YaHei"/>
           <w:b/>
-          <w:color w:val="1E5631"/>
-          <w:sz w:val="28"/>
+          <w:color w:val="1E4620"/>
+          <w:sz w:val="26"/>
         </w:rPr>
         <w:t>🔚 收尾与展望</w:t>
       </w:r>
     </w:p>
     <w:p>
       <w:pPr>
-        <w:ind w:left="340"/>
+        <w:pStyle w:val="ListNumber"/>
       </w:pPr>
       <w:r>
         <w:rPr>
           <w:b/>
-          <w:sz w:val="21"/>
-        </w:rPr>
-        <w:t xml:space="preserve">1. </w:t>
-      </w:r>
-      <w:r>
-        <w:rPr>
-          <w:b/>
-          <w:sz w:val="21"/>
         </w:rPr>
         <w:t>每人一句话</w:t>
       </w:r>
       <w:r>
         <w:rPr>
-          <w:sz w:val="21"/>
+          <w:b w:val="0"/>
         </w:rPr>
         <w:t>："8周后的我 vs 8周前的我"——说一个你最明显的变化（哪怕很小：睡得好了、走路慢了、发火前多了半秒钟……）。</w:t>
       </w:r>
     </w:p>
     <w:p>
       <w:pPr>
-        <w:ind w:left="340"/>
+        <w:pStyle w:val="ListNumber"/>
       </w:pPr>
       <w:r>
         <w:rPr>
           <w:b/>
-          <w:sz w:val="21"/>
-        </w:rPr>
-        <w:t xml:space="preserve">2. </w:t>
-      </w:r>
-      <w:r>
-        <w:rPr>
-          <w:b/>
-          <w:sz w:val="21"/>
         </w:rPr>
         <w:t>展望：后续读书会系列</w:t>
       </w:r>
       <w:r>
         <w:rPr>
-          <w:sz w:val="21"/>
+          <w:b w:val="0"/>
         </w:rPr>
         <w:t>（照读即可）：</w:t>
       </w:r>
     </w:p>
     <w:p>
-      <w:pPr>
-        <w:ind w:left="340"/>
-      </w:pPr>
       <w:r>
         <w:rPr>
-          <w:color w:val="1E5631"/>
-          <w:sz w:val="21"/>
+          <w:b w:val="0"/>
         </w:rPr>
-        <w:t xml:space="preserve">• </w:t>
+        <w:t xml:space="preserve">   - </w:t>
       </w:r>
       <w:r>
         <w:rPr>
           <w:b/>
-          <w:sz w:val="21"/>
         </w:rPr>
         <w:t>读书会02 · 慈心禅修习</w:t>
       </w:r>
       <w:r>
         <w:rPr>
-          <w:sz w:val="21"/>
+          <w:b w:val="0"/>
         </w:rPr>
         <w:t>：把心变软、变暖，对治瞋恚；</w:t>
       </w:r>
     </w:p>
     <w:p>
-      <w:pPr>
-        <w:ind w:left="340"/>
-      </w:pPr>
       <w:r>
         <w:rPr>
-          <w:color w:val="1E5631"/>
-          <w:sz w:val="21"/>
+          <w:b w:val="0"/>
         </w:rPr>
-        <w:t xml:space="preserve">• </w:t>
+        <w:t xml:space="preserve">   - </w:t>
       </w:r>
       <w:r>
         <w:rPr>
           <w:b/>
-          <w:sz w:val="21"/>
         </w:rPr>
         <w:t>读书会03 · 四护卫禅</w:t>
       </w:r>
       <w:r>
         <w:rPr>
-          <w:sz w:val="21"/>
+          <w:b w:val="0"/>
         </w:rPr>
         <w:t>：禅修路上的四道护卫——为修行保驾护航；</w:t>
       </w:r>
     </w:p>
     <w:p>
-      <w:pPr>
-        <w:ind w:left="340"/>
-      </w:pPr>
       <w:r>
         <w:rPr>
-          <w:color w:val="1E5631"/>
-          <w:sz w:val="21"/>
+          <w:b w:val="0"/>
         </w:rPr>
-        <w:t xml:space="preserve">• </w:t>
+        <w:t xml:space="preserve">   - </w:t>
       </w:r>
       <w:r>
         <w:rPr>
           <w:b/>
-          <w:sz w:val="21"/>
         </w:rPr>
         <w:t>四念处方向读书会</w:t>
       </w:r>
       <w:r>
         <w:rPr>
-          <w:sz w:val="21"/>
+          <w:b w:val="0"/>
         </w:rPr>
         <w:t>：身受心法——第7周四威仪的观禅部分将在那里深入。</w:t>
       </w:r>
     </w:p>
     <w:p>
-      <w:pPr>
-        <w:ind w:left="340"/>
-      </w:pPr>
       <w:r>
         <w:rPr>
-          <w:color w:val="1E5631"/>
-          <w:sz w:val="21"/>
+          <w:b w:val="0"/>
         </w:rPr>
-        <w:t xml:space="preserve">• </w:t>
+        <w:t xml:space="preserve">   - 不进下一个读书会也很好：按"三个月计划卡"每天自己练，这就是这条路的走法。</w:t>
       </w:r>
+    </w:p>
+    <w:p>
       <w:r>
         <w:rPr>
-          <w:sz w:val="21"/>
+          <w:b w:val="0"/>
         </w:rPr>
-        <w:t>不进下一个读书会也很好：按"三个月计划卡"每天自己练，这就是这条路的走法。</w:t>
+        <w:t xml:space="preserve">   - 不确定选哪个？散会后翻一翻各周文档开头的"核心问题"，哪个问题还让你心里一动，就从哪里继续。</w:t>
       </w:r>
     </w:p>
     <w:p>
       <w:pPr>
-        <w:ind w:left="340"/>
-      </w:pPr>
-      <w:r>
-        <w:rPr>
-          <w:color w:val="1E5631"/>
-          <w:sz w:val="21"/>
-        </w:rPr>
-        <w:t xml:space="preserve">• </w:t>
-      </w:r>
-      <w:r>
-        <w:rPr>
-          <w:sz w:val="21"/>
-        </w:rPr>
-        <w:t>不确定选哪个？散会后翻一翻各周文档开头的"核心问题"，哪个问题还让你心里一动，就从哪里继续。</w:t>
-      </w:r>
-    </w:p>
-    <w:p>
-      <w:pPr>
-        <w:ind w:left="340"/>
+        <w:pStyle w:val="ListNumber"/>
       </w:pPr>
       <w:r>
         <w:rPr>
           <w:b/>
-          <w:sz w:val="21"/>
-        </w:rPr>
-        <w:t xml:space="preserve">3. </w:t>
-      </w:r>
-      <w:r>
-        <w:rPr>
-          <w:b/>
-          <w:sz w:val="21"/>
         </w:rPr>
         <w:t>互道祝福</w:t>
       </w:r>
       <w:r>
         <w:rPr>
-          <w:sz w:val="21"/>
+          <w:b w:val="0"/>
         </w:rPr>
         <w:t>：每人向右边的伙伴说一句祝愿（自由发挥，比如"愿你每天都有一点念知""愿你的禅修路上不孤单"）。</w:t>
       </w:r>
     </w:p>
     <w:p>
       <w:pPr>
-        <w:ind w:left="340"/>
+        <w:pStyle w:val="ListNumber"/>
       </w:pPr>
       <w:r>
         <w:rPr>
           <w:b/>
-          <w:sz w:val="21"/>
-        </w:rPr>
-        <w:t xml:space="preserve">4. </w:t>
-      </w:r>
-      <w:r>
-        <w:rPr>
-          <w:b/>
-          <w:sz w:val="21"/>
         </w:rPr>
         <w:t>大回向</w:t>
       </w:r>
       <w:r>
         <w:rPr>
-          <w:sz w:val="21"/>
+          <w:b w:val="0"/>
         </w:rPr>
         <w:t>（一起念，作为8周的圆满收尾）：</w:t>
       </w:r>
     </w:p>
     <w:p>
       <w:pPr>
-        <w:spacing w:before="40" w:after="80"/>
-        <w:ind w:left="283"/>
-        <w:shd w:val="clear" w:color="auto" w:fill="EDF6EF"/>
+        <w:ind w:left="170"/>
         <w:pBdr>
-          <w:left w:val="single" w:sz="20" w:space="6" w:color="1E5631"/>
+          <w:left w:val="single" w:sz="18" w:space="4" w:color="1E4620"/>
         </w:pBdr>
+        <w:shd w:val="clear" w:fill="F2F5FA"/>
       </w:pPr>
       <w:r>
         <w:rPr>
           <w:b/>
-          <w:sz w:val="20"/>
         </w:rPr>
         <w:t>愿我此功德，导向诸漏尽！</w:t>
       </w:r>
-      <w:r>
-        <w:rPr>
-          <w:sz w:val="20"/>
-        </w:rPr>
-        <w:t xml:space="preserve"> </w:t>
-      </w:r>
+    </w:p>
+    <w:p>
+      <w:pPr>
+        <w:ind w:left="170"/>
+        <w:pBdr>
+          <w:left w:val="single" w:sz="18" w:space="4" w:color="1E4620"/>
+        </w:pBdr>
+        <w:shd w:val="clear" w:fill="F2F5FA"/>
+      </w:pPr>
       <w:r>
         <w:rPr>
           <w:b/>
-          <w:sz w:val="20"/>
         </w:rPr>
         <w:t>愿我此功德，为证涅槃缘！</w:t>
       </w:r>
-      <w:r>
-        <w:rPr>
-          <w:sz w:val="20"/>
-        </w:rPr>
-        <w:t xml:space="preserve"> </w:t>
-      </w:r>
+    </w:p>
+    <w:p>
+      <w:pPr>
+        <w:ind w:left="170"/>
+        <w:pBdr>
+          <w:left w:val="single" w:sz="18" w:space="4" w:color="1E4620"/>
+        </w:pBdr>
+        <w:shd w:val="clear" w:fill="F2F5FA"/>
+      </w:pPr>
       <w:r>
         <w:rPr>
           <w:b/>
-          <w:sz w:val="20"/>
         </w:rPr>
         <w:t>我此功德分，回向诸有情！</w:t>
       </w:r>
-      <w:r>
-        <w:rPr>
-          <w:sz w:val="20"/>
-        </w:rPr>
-        <w:t xml:space="preserve"> </w:t>
-      </w:r>
+    </w:p>
+    <w:p>
+      <w:pPr>
+        <w:ind w:left="170"/>
+        <w:pBdr>
+          <w:left w:val="single" w:sz="18" w:space="4" w:color="1E4620"/>
+        </w:pBdr>
+        <w:shd w:val="clear" w:fill="F2F5FA"/>
+      </w:pPr>
       <w:r>
         <w:rPr>
           <w:b/>
-          <w:sz w:val="20"/>
         </w:rPr>
         <w:t>愿彼等一切，同得功德分！</w:t>
       </w:r>
     </w:p>
     <w:p>
-      <w:pPr>
-        <w:spacing w:before="160" w:after="80"/>
-      </w:pPr>
       <w:r>
         <w:rPr>
-          <w:rFonts w:ascii="Microsoft YaHei" w:hAnsi="Microsoft YaHei" w:eastAsia="Microsoft YaHei"/>
           <w:b/>
-          <w:color w:val="1E5631"/>
-          <w:sz w:val="28"/>
+          <w:color w:val="1E4620"/>
+          <w:sz w:val="26"/>
         </w:rPr>
         <w:t>📚 8周全部文字版原文资料索引（回顾用）</w:t>
       </w:r>
     </w:p>
     <w:p>
       <w:pPr>
-        <w:spacing w:before="40" w:after="80"/>
-        <w:ind w:left="283"/>
-        <w:shd w:val="clear" w:color="auto" w:fill="EDF6EF"/>
+        <w:ind w:left="170"/>
         <w:pBdr>
-          <w:left w:val="single" w:sz="20" w:space="6" w:color="1E5631"/>
+          <w:left w:val="single" w:sz="18" w:space="4" w:color="1E4620"/>
         </w:pBdr>
+        <w:shd w:val="clear" w:fill="F2F5FA"/>
       </w:pPr>
       <w:r>
         <w:rPr>
-          <w:sz w:val="20"/>
+          <w:b w:val="0"/>
         </w:rPr>
         <w:t>📌 下表为本资料包8周共读用到的</w:t>
       </w:r>
       <w:r>
         <w:rPr>
           <w:b/>
-          <w:sz w:val="20"/>
         </w:rPr>
         <w:t>全部26份文字版资料</w:t>
       </w:r>
       <w:r>
         <w:rPr>
-          <w:sz w:val="20"/>
+          <w:b w:val="0"/>
         </w:rPr>
         <w:t>（PDF课件／开示实录／Word引导文／录音转写校对整理），完整原文文字全部收录于《原文全集》对应部分与各周文档，无需再去知识库查阅。</w:t>
       </w:r>
@@ -2715,7 +3538,6 @@
       <w:tblPr>
         <w:tblStyle w:val="TableGrid"/>
         <w:tblW w:type="auto" w:w="0"/>
-        <w:jc w:val="center"/>
         <w:tblLook w:firstColumn="1" w:firstRow="1" w:lastColumn="0" w:lastRow="0" w:noHBand="0" w:noVBand="1" w:val="04A0"/>
       </w:tblPr>
       <w:tblGrid>
@@ -2729,17 +3551,20 @@
         <w:tc>
           <w:tcPr>
             <w:tcW w:type="dxa" w:w="1928"/>
-            <w:shd w:val="clear" w:color="auto" w:fill="1E5631"/>
+            <w:shd w:val="clear" w:fill="1E4620"/>
           </w:tcPr>
           <w:p>
-            <w:pPr>
-              <w:spacing w:after="20"/>
-            </w:pPr>
-            <w:r>
-              <w:rPr>
-                <w:b/>
+            <w:r>
+              <w:rPr>
                 <w:color w:val="FFFFFF"/>
-                <w:sz w:val="19"/>
+                <w:sz w:val="18"/>
+              </w:rPr>
+            </w:r>
+            <w:r>
+              <w:rPr>
+                <w:b w:val="0"/>
+                <w:color w:val="FFFFFF"/>
+                <w:sz w:val="18"/>
               </w:rPr>
               <w:t>#</w:t>
             </w:r>
@@ -2748,17 +3573,20 @@
         <w:tc>
           <w:tcPr>
             <w:tcW w:type="dxa" w:w="1928"/>
-            <w:shd w:val="clear" w:color="auto" w:fill="1E5631"/>
+            <w:shd w:val="clear" w:fill="1E4620"/>
           </w:tcPr>
           <w:p>
-            <w:pPr>
-              <w:spacing w:after="20"/>
-            </w:pPr>
-            <w:r>
-              <w:rPr>
-                <w:b/>
+            <w:r>
+              <w:rPr>
                 <w:color w:val="FFFFFF"/>
-                <w:sz w:val="19"/>
+                <w:sz w:val="18"/>
+              </w:rPr>
+            </w:r>
+            <w:r>
+              <w:rPr>
+                <w:b w:val="0"/>
+                <w:color w:val="FFFFFF"/>
+                <w:sz w:val="18"/>
               </w:rPr>
               <w:t>标题（文字版）</w:t>
             </w:r>
@@ -2767,17 +3595,20 @@
         <w:tc>
           <w:tcPr>
             <w:tcW w:type="dxa" w:w="1928"/>
-            <w:shd w:val="clear" w:color="auto" w:fill="1E5631"/>
+            <w:shd w:val="clear" w:fill="1E4620"/>
           </w:tcPr>
           <w:p>
-            <w:pPr>
-              <w:spacing w:after="20"/>
-            </w:pPr>
-            <w:r>
-              <w:rPr>
-                <w:b/>
+            <w:r>
+              <w:rPr>
                 <w:color w:val="FFFFFF"/>
-                <w:sz w:val="19"/>
+                <w:sz w:val="18"/>
+              </w:rPr>
+            </w:r>
+            <w:r>
+              <w:rPr>
+                <w:b w:val="0"/>
+                <w:color w:val="FFFFFF"/>
+                <w:sz w:val="18"/>
               </w:rPr>
               <w:t>类型</w:t>
             </w:r>
@@ -2786,23 +3617,29 @@
         <w:tc>
           <w:tcPr>
             <w:tcW w:type="dxa" w:w="1928"/>
-            <w:shd w:val="clear" w:color="auto" w:fill="1E5631"/>
+            <w:shd w:val="clear" w:fill="1E4620"/>
           </w:tcPr>
           <w:p>
-            <w:pPr>
-              <w:spacing w:after="20"/>
-            </w:pPr>
+            <w:r>
+              <w:rPr>
+                <w:color w:val="FFFFFF"/>
+                <w:sz w:val="18"/>
+              </w:rPr>
+            </w:r>
           </w:p>
         </w:tc>
         <w:tc>
           <w:tcPr>
             <w:tcW w:type="dxa" w:w="1928"/>
-            <w:shd w:val="clear" w:color="auto" w:fill="1E5631"/>
+            <w:shd w:val="clear" w:fill="1E4620"/>
           </w:tcPr>
           <w:p>
-            <w:pPr>
-              <w:spacing w:after="20"/>
-            </w:pPr>
+            <w:r>
+              <w:rPr>
+                <w:color w:val="FFFFFF"/>
+                <w:sz w:val="18"/>
+              </w:rPr>
+            </w:r>
           </w:p>
         </w:tc>
       </w:tr>
@@ -2812,12 +3649,15 @@
             <w:tcW w:type="dxa" w:w="1928"/>
           </w:tcPr>
           <w:p>
-            <w:pPr>
-              <w:spacing w:after="20"/>
-            </w:pPr>
-            <w:r>
-              <w:rPr>
-                <w:sz w:val="19"/>
+            <w:r>
+              <w:rPr>
+                <w:sz w:val="18"/>
+              </w:rPr>
+            </w:r>
+            <w:r>
+              <w:rPr>
+                <w:b w:val="0"/>
+                <w:sz w:val="18"/>
               </w:rPr>
               <w:t>1</w:t>
             </w:r>
@@ -2828,12 +3668,15 @@
             <w:tcW w:type="dxa" w:w="1928"/>
           </w:tcPr>
           <w:p>
-            <w:pPr>
-              <w:spacing w:after="20"/>
-            </w:pPr>
-            <w:r>
-              <w:rPr>
-                <w:sz w:val="19"/>
+            <w:r>
+              <w:rPr>
+                <w:sz w:val="18"/>
+              </w:rPr>
+            </w:r>
+            <w:r>
+              <w:rPr>
+                <w:b w:val="0"/>
+                <w:sz w:val="18"/>
               </w:rPr>
               <w:t>如来禅修学体系17-禅修次第1-时代特点与确立目标-古源尊者-20250119（课件）</w:t>
             </w:r>
@@ -2844,12 +3687,15 @@
             <w:tcW w:type="dxa" w:w="1928"/>
           </w:tcPr>
           <w:p>
-            <w:pPr>
-              <w:spacing w:after="20"/>
-            </w:pPr>
-            <w:r>
-              <w:rPr>
-                <w:sz w:val="19"/>
+            <w:r>
+              <w:rPr>
+                <w:sz w:val="18"/>
+              </w:rPr>
+            </w:r>
+            <w:r>
+              <w:rPr>
+                <w:b w:val="0"/>
+                <w:sz w:val="18"/>
               </w:rPr>
               <w:t>PDF课件</w:t>
             </w:r>
@@ -2860,12 +3706,15 @@
             <w:tcW w:type="dxa" w:w="1928"/>
           </w:tcPr>
           <w:p>
-            <w:pPr>
-              <w:spacing w:after="20"/>
-            </w:pPr>
-            <w:r>
-              <w:rPr>
-                <w:sz w:val="19"/>
+            <w:r>
+              <w:rPr>
+                <w:sz w:val="18"/>
+              </w:rPr>
+            </w:r>
+            <w:r>
+              <w:rPr>
+                <w:b w:val="0"/>
+                <w:sz w:val="18"/>
               </w:rPr>
               <w:t>pdf_d0dd1c0cd17209afe241ece24bf6b7b4_eb2dc03ed98c05f87f336decb36d4a2e7439961422831605</w:t>
             </w:r>
@@ -2876,12 +3725,15 @@
             <w:tcW w:type="dxa" w:w="1928"/>
           </w:tcPr>
           <w:p>
-            <w:pPr>
-              <w:spacing w:after="20"/>
-            </w:pPr>
-            <w:r>
-              <w:rPr>
-                <w:sz w:val="19"/>
+            <w:r>
+              <w:rPr>
+                <w:sz w:val="18"/>
+              </w:rPr>
+            </w:r>
+            <w:r>
+              <w:rPr>
+                <w:b w:val="0"/>
+                <w:sz w:val="18"/>
               </w:rPr>
               <w:t>ima知识库搜索「如来禅修学体系17」</w:t>
             </w:r>
@@ -2892,15 +3744,18 @@
         <w:tc>
           <w:tcPr>
             <w:tcW w:type="dxa" w:w="1928"/>
-            <w:shd w:val="clear" w:color="auto" w:fill="F2F2F2"/>
+            <w:shd w:val="clear" w:fill="F2F5FA"/>
           </w:tcPr>
           <w:p>
-            <w:pPr>
-              <w:spacing w:after="20"/>
-            </w:pPr>
-            <w:r>
-              <w:rPr>
-                <w:sz w:val="19"/>
+            <w:r>
+              <w:rPr>
+                <w:sz w:val="18"/>
+              </w:rPr>
+            </w:r>
+            <w:r>
+              <w:rPr>
+                <w:b w:val="0"/>
+                <w:sz w:val="18"/>
               </w:rPr>
               <w:t>2</w:t>
             </w:r>
@@ -2909,15 +3764,18 @@
         <w:tc>
           <w:tcPr>
             <w:tcW w:type="dxa" w:w="1928"/>
-            <w:shd w:val="clear" w:color="auto" w:fill="F2F2F2"/>
+            <w:shd w:val="clear" w:fill="F2F5FA"/>
           </w:tcPr>
           <w:p>
-            <w:pPr>
-              <w:spacing w:after="20"/>
-            </w:pPr>
-            <w:r>
-              <w:rPr>
-                <w:sz w:val="19"/>
+            <w:r>
+              <w:rPr>
+                <w:sz w:val="18"/>
+              </w:rPr>
+            </w:r>
+            <w:r>
+              <w:rPr>
+                <w:b w:val="0"/>
+                <w:sz w:val="18"/>
               </w:rPr>
               <w:t>如来禅修学体系介绍06-古源尊者-20240624</w:t>
             </w:r>
@@ -2926,15 +3784,18 @@
         <w:tc>
           <w:tcPr>
             <w:tcW w:type="dxa" w:w="1928"/>
-            <w:shd w:val="clear" w:color="auto" w:fill="F2F2F2"/>
+            <w:shd w:val="clear" w:fill="F2F5FA"/>
           </w:tcPr>
           <w:p>
-            <w:pPr>
-              <w:spacing w:after="20"/>
-            </w:pPr>
-            <w:r>
-              <w:rPr>
-                <w:sz w:val="19"/>
+            <w:r>
+              <w:rPr>
+                <w:sz w:val="18"/>
+              </w:rPr>
+            </w:r>
+            <w:r>
+              <w:rPr>
+                <w:b w:val="0"/>
+                <w:sz w:val="18"/>
               </w:rPr>
               <w:t>录音转写</w:t>
             </w:r>
@@ -2943,15 +3804,18 @@
         <w:tc>
           <w:tcPr>
             <w:tcW w:type="dxa" w:w="1928"/>
-            <w:shd w:val="clear" w:color="auto" w:fill="F2F2F2"/>
+            <w:shd w:val="clear" w:fill="F2F5FA"/>
           </w:tcPr>
           <w:p>
-            <w:pPr>
-              <w:spacing w:after="20"/>
-            </w:pPr>
-            <w:r>
-              <w:rPr>
-                <w:sz w:val="19"/>
+            <w:r>
+              <w:rPr>
+                <w:sz w:val="18"/>
+              </w:rPr>
+            </w:r>
+            <w:r>
+              <w:rPr>
+                <w:b w:val="0"/>
+                <w:sz w:val="18"/>
               </w:rPr>
               <w:t>soundrecording_d0dd1c0cd17209afe241ece24bf6b7b4_7a5e335be5896a9035c26b845d1e78dc7439961422831605</w:t>
             </w:r>
@@ -2960,15 +3824,18 @@
         <w:tc>
           <w:tcPr>
             <w:tcW w:type="dxa" w:w="1928"/>
-            <w:shd w:val="clear" w:color="auto" w:fill="F2F2F2"/>
+            <w:shd w:val="clear" w:fill="F2F5FA"/>
           </w:tcPr>
           <w:p>
-            <w:pPr>
-              <w:spacing w:after="20"/>
-            </w:pPr>
-            <w:r>
-              <w:rPr>
-                <w:sz w:val="19"/>
+            <w:r>
+              <w:rPr>
+                <w:sz w:val="18"/>
+              </w:rPr>
+            </w:r>
+            <w:r>
+              <w:rPr>
+                <w:b w:val="0"/>
+                <w:sz w:val="18"/>
               </w:rPr>
               <w:t>ima知识库搜索「如来禅修学体系介绍06」</w:t>
             </w:r>
@@ -2981,12 +3848,15 @@
             <w:tcW w:type="dxa" w:w="1928"/>
           </w:tcPr>
           <w:p>
-            <w:pPr>
-              <w:spacing w:after="20"/>
-            </w:pPr>
-            <w:r>
-              <w:rPr>
-                <w:sz w:val="19"/>
+            <w:r>
+              <w:rPr>
+                <w:sz w:val="18"/>
+              </w:rPr>
+            </w:r>
+            <w:r>
+              <w:rPr>
+                <w:b w:val="0"/>
+                <w:sz w:val="18"/>
               </w:rPr>
               <w:t>3</w:t>
             </w:r>
@@ -2997,12 +3867,15 @@
             <w:tcW w:type="dxa" w:w="1928"/>
           </w:tcPr>
           <w:p>
-            <w:pPr>
-              <w:spacing w:after="20"/>
-            </w:pPr>
-            <w:r>
-              <w:rPr>
-                <w:sz w:val="19"/>
+            <w:r>
+              <w:rPr>
+                <w:sz w:val="18"/>
+              </w:rPr>
+            </w:r>
+            <w:r>
+              <w:rPr>
+                <w:b w:val="0"/>
+                <w:sz w:val="18"/>
               </w:rPr>
               <w:t>2025五月包容寺短期出家修习营01-如来禅修学体系简介-古源尊者-20250501</w:t>
             </w:r>
@@ -3013,12 +3886,15 @@
             <w:tcW w:type="dxa" w:w="1928"/>
           </w:tcPr>
           <w:p>
-            <w:pPr>
-              <w:spacing w:after="20"/>
-            </w:pPr>
-            <w:r>
-              <w:rPr>
-                <w:sz w:val="19"/>
+            <w:r>
+              <w:rPr>
+                <w:sz w:val="18"/>
+              </w:rPr>
+            </w:r>
+            <w:r>
+              <w:rPr>
+                <w:b w:val="0"/>
+                <w:sz w:val="18"/>
               </w:rPr>
               <w:t>录音转写</w:t>
             </w:r>
@@ -3029,12 +3905,15 @@
             <w:tcW w:type="dxa" w:w="1928"/>
           </w:tcPr>
           <w:p>
-            <w:pPr>
-              <w:spacing w:after="20"/>
-            </w:pPr>
-            <w:r>
-              <w:rPr>
-                <w:sz w:val="19"/>
+            <w:r>
+              <w:rPr>
+                <w:sz w:val="18"/>
+              </w:rPr>
+            </w:r>
+            <w:r>
+              <w:rPr>
+                <w:b w:val="0"/>
+                <w:sz w:val="18"/>
               </w:rPr>
               <w:t>soundrecording_d0dd1c0cd17209afe241ece24bf6b7b4_b97ac797a786399f91029b5321159bfd7439961422831605</w:t>
             </w:r>
@@ -3045,12 +3924,15 @@
             <w:tcW w:type="dxa" w:w="1928"/>
           </w:tcPr>
           <w:p>
-            <w:pPr>
-              <w:spacing w:after="20"/>
-            </w:pPr>
-            <w:r>
-              <w:rPr>
-                <w:sz w:val="19"/>
+            <w:r>
+              <w:rPr>
+                <w:sz w:val="18"/>
+              </w:rPr>
+            </w:r>
+            <w:r>
+              <w:rPr>
+                <w:b w:val="0"/>
+                <w:sz w:val="18"/>
               </w:rPr>
               <w:t>ima知识库搜索「包容寺 如来禅修学体系简介」</w:t>
             </w:r>
@@ -3061,15 +3943,18 @@
         <w:tc>
           <w:tcPr>
             <w:tcW w:type="dxa" w:w="1928"/>
-            <w:shd w:val="clear" w:color="auto" w:fill="F2F2F2"/>
+            <w:shd w:val="clear" w:fill="F2F5FA"/>
           </w:tcPr>
           <w:p>
-            <w:pPr>
-              <w:spacing w:after="20"/>
-            </w:pPr>
-            <w:r>
-              <w:rPr>
-                <w:sz w:val="19"/>
+            <w:r>
+              <w:rPr>
+                <w:sz w:val="18"/>
+              </w:rPr>
+            </w:r>
+            <w:r>
+              <w:rPr>
+                <w:b w:val="0"/>
+                <w:sz w:val="18"/>
               </w:rPr>
               <w:t>4</w:t>
             </w:r>
@@ -3078,15 +3963,18 @@
         <w:tc>
           <w:tcPr>
             <w:tcW w:type="dxa" w:w="1928"/>
-            <w:shd w:val="clear" w:color="auto" w:fill="F2F2F2"/>
+            <w:shd w:val="clear" w:fill="F2F5FA"/>
           </w:tcPr>
           <w:p>
-            <w:pPr>
-              <w:spacing w:after="20"/>
-            </w:pPr>
-            <w:r>
-              <w:rPr>
-                <w:sz w:val="19"/>
+            <w:r>
+              <w:rPr>
+                <w:sz w:val="18"/>
+              </w:rPr>
+            </w:r>
+            <w:r>
+              <w:rPr>
+                <w:b w:val="0"/>
+                <w:sz w:val="18"/>
               </w:rPr>
               <w:t>古源尊者（V.Uttama）禅坐引导文</w:t>
             </w:r>
@@ -3095,15 +3983,18 @@
         <w:tc>
           <w:tcPr>
             <w:tcW w:type="dxa" w:w="1928"/>
-            <w:shd w:val="clear" w:color="auto" w:fill="F2F2F2"/>
+            <w:shd w:val="clear" w:fill="F2F5FA"/>
           </w:tcPr>
           <w:p>
-            <w:pPr>
-              <w:spacing w:after="20"/>
-            </w:pPr>
-            <w:r>
-              <w:rPr>
-                <w:sz w:val="19"/>
+            <w:r>
+              <w:rPr>
+                <w:sz w:val="18"/>
+              </w:rPr>
+            </w:r>
+            <w:r>
+              <w:rPr>
+                <w:b w:val="0"/>
+                <w:sz w:val="18"/>
               </w:rPr>
               <w:t>Word</w:t>
             </w:r>
@@ -3112,15 +4003,18 @@
         <w:tc>
           <w:tcPr>
             <w:tcW w:type="dxa" w:w="1928"/>
-            <w:shd w:val="clear" w:color="auto" w:fill="F2F2F2"/>
+            <w:shd w:val="clear" w:fill="F2F5FA"/>
           </w:tcPr>
           <w:p>
-            <w:pPr>
-              <w:spacing w:after="20"/>
-            </w:pPr>
-            <w:r>
-              <w:rPr>
-                <w:sz w:val="19"/>
+            <w:r>
+              <w:rPr>
+                <w:sz w:val="18"/>
+              </w:rPr>
+            </w:r>
+            <w:r>
+              <w:rPr>
+                <w:b w:val="0"/>
+                <w:sz w:val="18"/>
               </w:rPr>
               <w:t>word_d0dd1c0cd17209afe241ece24bf6b7b4_05bcc46d9e30890c4dd97891d58c40397439961422831605</w:t>
             </w:r>
@@ -3129,15 +4023,18 @@
         <w:tc>
           <w:tcPr>
             <w:tcW w:type="dxa" w:w="1928"/>
-            <w:shd w:val="clear" w:color="auto" w:fill="F2F2F2"/>
+            <w:shd w:val="clear" w:fill="F2F5FA"/>
           </w:tcPr>
           <w:p>
-            <w:pPr>
-              <w:spacing w:after="20"/>
-            </w:pPr>
-            <w:r>
-              <w:rPr>
-                <w:sz w:val="19"/>
+            <w:r>
+              <w:rPr>
+                <w:sz w:val="18"/>
+              </w:rPr>
+            </w:r>
+            <w:r>
+              <w:rPr>
+                <w:b w:val="0"/>
+                <w:sz w:val="18"/>
               </w:rPr>
               <w:t>ima知识库搜索「古源尊者 禅坐引导文」</w:t>
             </w:r>
@@ -3150,12 +4047,15 @@
             <w:tcW w:type="dxa" w:w="1928"/>
           </w:tcPr>
           <w:p>
-            <w:pPr>
-              <w:spacing w:after="20"/>
-            </w:pPr>
-            <w:r>
-              <w:rPr>
-                <w:sz w:val="19"/>
+            <w:r>
+              <w:rPr>
+                <w:sz w:val="18"/>
+              </w:rPr>
+            </w:r>
+            <w:r>
+              <w:rPr>
+                <w:b w:val="0"/>
+                <w:sz w:val="18"/>
               </w:rPr>
               <w:t>5</w:t>
             </w:r>
@@ -3166,12 +4066,15 @@
             <w:tcW w:type="dxa" w:w="1928"/>
           </w:tcPr>
           <w:p>
-            <w:pPr>
-              <w:spacing w:after="20"/>
-            </w:pPr>
-            <w:r>
-              <w:rPr>
-                <w:sz w:val="19"/>
+            <w:r>
+              <w:rPr>
+                <w:sz w:val="18"/>
+              </w:rPr>
+            </w:r>
+            <w:r>
+              <w:rPr>
+                <w:b w:val="0"/>
+                <w:sz w:val="18"/>
               </w:rPr>
               <w:t>如来禅修学体系09-入出息念浅析2-前行-古源尊者-20250111（课件）</w:t>
             </w:r>
@@ -3182,12 +4085,15 @@
             <w:tcW w:type="dxa" w:w="1928"/>
           </w:tcPr>
           <w:p>
-            <w:pPr>
-              <w:spacing w:after="20"/>
-            </w:pPr>
-            <w:r>
-              <w:rPr>
-                <w:sz w:val="19"/>
+            <w:r>
+              <w:rPr>
+                <w:sz w:val="18"/>
+              </w:rPr>
+            </w:r>
+            <w:r>
+              <w:rPr>
+                <w:b w:val="0"/>
+                <w:sz w:val="18"/>
               </w:rPr>
               <w:t>PDF课件</w:t>
             </w:r>
@@ -3198,12 +4104,15 @@
             <w:tcW w:type="dxa" w:w="1928"/>
           </w:tcPr>
           <w:p>
-            <w:pPr>
-              <w:spacing w:after="20"/>
-            </w:pPr>
-            <w:r>
-              <w:rPr>
-                <w:sz w:val="19"/>
+            <w:r>
+              <w:rPr>
+                <w:sz w:val="18"/>
+              </w:rPr>
+            </w:r>
+            <w:r>
+              <w:rPr>
+                <w:b w:val="0"/>
+                <w:sz w:val="18"/>
               </w:rPr>
               <w:t>pdf_d0dd1c0cd17209afe241ece24bf6b7b4_fdc336751de0ccc767f3e2130241d1a47439961422831605</w:t>
             </w:r>
@@ -3214,12 +4123,15 @@
             <w:tcW w:type="dxa" w:w="1928"/>
           </w:tcPr>
           <w:p>
-            <w:pPr>
-              <w:spacing w:after="20"/>
-            </w:pPr>
-            <w:r>
-              <w:rPr>
-                <w:sz w:val="19"/>
+            <w:r>
+              <w:rPr>
+                <w:sz w:val="18"/>
+              </w:rPr>
+            </w:r>
+            <w:r>
+              <w:rPr>
+                <w:b w:val="0"/>
+                <w:sz w:val="18"/>
               </w:rPr>
               <w:t>ima知识库搜索「入出息念浅析2 前行」</w:t>
             </w:r>
@@ -3230,15 +4142,18 @@
         <w:tc>
           <w:tcPr>
             <w:tcW w:type="dxa" w:w="1928"/>
-            <w:shd w:val="clear" w:color="auto" w:fill="F2F2F2"/>
+            <w:shd w:val="clear" w:fill="F2F5FA"/>
           </w:tcPr>
           <w:p>
-            <w:pPr>
-              <w:spacing w:after="20"/>
-            </w:pPr>
-            <w:r>
-              <w:rPr>
-                <w:sz w:val="19"/>
+            <w:r>
+              <w:rPr>
+                <w:sz w:val="18"/>
+              </w:rPr>
+            </w:r>
+            <w:r>
+              <w:rPr>
+                <w:b w:val="0"/>
+                <w:sz w:val="18"/>
               </w:rPr>
               <w:t>6</w:t>
             </w:r>
@@ -3247,15 +4162,18 @@
         <w:tc>
           <w:tcPr>
             <w:tcW w:type="dxa" w:w="1928"/>
-            <w:shd w:val="clear" w:color="auto" w:fill="F2F2F2"/>
+            <w:shd w:val="clear" w:fill="F2F5FA"/>
           </w:tcPr>
           <w:p>
-            <w:pPr>
-              <w:spacing w:after="20"/>
-            </w:pPr>
-            <w:r>
-              <w:rPr>
-                <w:sz w:val="19"/>
+            <w:r>
+              <w:rPr>
+                <w:sz w:val="18"/>
+              </w:rPr>
+            </w:r>
+            <w:r>
+              <w:rPr>
+                <w:b w:val="0"/>
+                <w:sz w:val="18"/>
               </w:rPr>
               <w:t>18_入出息念-古源尊者-20240701（正确坐姿部分）</w:t>
             </w:r>
@@ -3264,15 +4182,18 @@
         <w:tc>
           <w:tcPr>
             <w:tcW w:type="dxa" w:w="1928"/>
-            <w:shd w:val="clear" w:color="auto" w:fill="F2F2F2"/>
+            <w:shd w:val="clear" w:fill="F2F5FA"/>
           </w:tcPr>
           <w:p>
-            <w:pPr>
-              <w:spacing w:after="20"/>
-            </w:pPr>
-            <w:r>
-              <w:rPr>
-                <w:sz w:val="19"/>
+            <w:r>
+              <w:rPr>
+                <w:sz w:val="18"/>
+              </w:rPr>
+            </w:r>
+            <w:r>
+              <w:rPr>
+                <w:b w:val="0"/>
+                <w:sz w:val="18"/>
               </w:rPr>
               <w:t>录音转写</w:t>
             </w:r>
@@ -3281,15 +4202,18 @@
         <w:tc>
           <w:tcPr>
             <w:tcW w:type="dxa" w:w="1928"/>
-            <w:shd w:val="clear" w:color="auto" w:fill="F2F2F2"/>
+            <w:shd w:val="clear" w:fill="F2F5FA"/>
           </w:tcPr>
           <w:p>
-            <w:pPr>
-              <w:spacing w:after="20"/>
-            </w:pPr>
-            <w:r>
-              <w:rPr>
-                <w:sz w:val="19"/>
+            <w:r>
+              <w:rPr>
+                <w:sz w:val="18"/>
+              </w:rPr>
+            </w:r>
+            <w:r>
+              <w:rPr>
+                <w:b w:val="0"/>
+                <w:sz w:val="18"/>
               </w:rPr>
               <w:t>soundrecording_d0dd1c0cd17209afe241ece24bf6b7b4_e3ca6a9f0b4e0ef0e1f2f147618899007439961422831605</w:t>
             </w:r>
@@ -3298,15 +4222,18 @@
         <w:tc>
           <w:tcPr>
             <w:tcW w:type="dxa" w:w="1928"/>
-            <w:shd w:val="clear" w:color="auto" w:fill="F2F2F2"/>
+            <w:shd w:val="clear" w:fill="F2F5FA"/>
           </w:tcPr>
           <w:p>
-            <w:pPr>
-              <w:spacing w:after="20"/>
-            </w:pPr>
-            <w:r>
-              <w:rPr>
-                <w:sz w:val="19"/>
+            <w:r>
+              <w:rPr>
+                <w:sz w:val="18"/>
+              </w:rPr>
+            </w:r>
+            <w:r>
+              <w:rPr>
+                <w:b w:val="0"/>
+                <w:sz w:val="18"/>
               </w:rPr>
               <w:t>ima知识库搜索「18_入出息念」</w:t>
             </w:r>
@@ -3319,12 +4246,15 @@
             <w:tcW w:type="dxa" w:w="1928"/>
           </w:tcPr>
           <w:p>
-            <w:pPr>
-              <w:spacing w:after="20"/>
-            </w:pPr>
-            <w:r>
-              <w:rPr>
-                <w:sz w:val="19"/>
+            <w:r>
+              <w:rPr>
+                <w:sz w:val="18"/>
+              </w:rPr>
+            </w:r>
+            <w:r>
+              <w:rPr>
+                <w:b w:val="0"/>
+                <w:sz w:val="18"/>
               </w:rPr>
               <w:t>7</w:t>
             </w:r>
@@ -3335,12 +4265,15 @@
             <w:tcW w:type="dxa" w:w="1928"/>
           </w:tcPr>
           <w:p>
-            <w:pPr>
-              <w:spacing w:after="20"/>
-            </w:pPr>
-            <w:r>
-              <w:rPr>
-                <w:sz w:val="19"/>
+            <w:r>
+              <w:rPr>
+                <w:sz w:val="18"/>
+              </w:rPr>
+            </w:r>
+            <w:r>
+              <w:rPr>
+                <w:b w:val="0"/>
+                <w:sz w:val="18"/>
               </w:rPr>
               <w:t>04_禅坐姿势调整-古源尊者-20231105（坐姿损伤防护）</w:t>
             </w:r>
@@ -3351,12 +4284,15 @@
             <w:tcW w:type="dxa" w:w="1928"/>
           </w:tcPr>
           <w:p>
-            <w:pPr>
-              <w:spacing w:after="20"/>
-            </w:pPr>
-            <w:r>
-              <w:rPr>
-                <w:sz w:val="19"/>
+            <w:r>
+              <w:rPr>
+                <w:sz w:val="18"/>
+              </w:rPr>
+            </w:r>
+            <w:r>
+              <w:rPr>
+                <w:b w:val="0"/>
+                <w:sz w:val="18"/>
               </w:rPr>
               <w:t>录音转写</w:t>
             </w:r>
@@ -3367,12 +4303,15 @@
             <w:tcW w:type="dxa" w:w="1928"/>
           </w:tcPr>
           <w:p>
-            <w:pPr>
-              <w:spacing w:after="20"/>
-            </w:pPr>
-            <w:r>
-              <w:rPr>
-                <w:sz w:val="19"/>
+            <w:r>
+              <w:rPr>
+                <w:sz w:val="18"/>
+              </w:rPr>
+            </w:r>
+            <w:r>
+              <w:rPr>
+                <w:b w:val="0"/>
+                <w:sz w:val="18"/>
               </w:rPr>
               <w:t>soundrecording_d0dd1c0cd17209afe241ece24bf6b7b4_04b547b6adc277efc847b9d702dc23b07439961422831605</w:t>
             </w:r>
@@ -3383,12 +4322,15 @@
             <w:tcW w:type="dxa" w:w="1928"/>
           </w:tcPr>
           <w:p>
-            <w:pPr>
-              <w:spacing w:after="20"/>
-            </w:pPr>
-            <w:r>
-              <w:rPr>
-                <w:sz w:val="19"/>
+            <w:r>
+              <w:rPr>
+                <w:sz w:val="18"/>
+              </w:rPr>
+            </w:r>
+            <w:r>
+              <w:rPr>
+                <w:b w:val="0"/>
+                <w:sz w:val="18"/>
               </w:rPr>
               <w:t>ima知识库搜索「04_禅坐姿势调整」</w:t>
             </w:r>
@@ -3399,15 +4341,18 @@
         <w:tc>
           <w:tcPr>
             <w:tcW w:type="dxa" w:w="1928"/>
-            <w:shd w:val="clear" w:color="auto" w:fill="F2F2F2"/>
+            <w:shd w:val="clear" w:fill="F2F5FA"/>
           </w:tcPr>
           <w:p>
-            <w:pPr>
-              <w:spacing w:after="20"/>
-            </w:pPr>
-            <w:r>
-              <w:rPr>
-                <w:sz w:val="19"/>
+            <w:r>
+              <w:rPr>
+                <w:sz w:val="18"/>
+              </w:rPr>
+            </w:r>
+            <w:r>
+              <w:rPr>
+                <w:b w:val="0"/>
+                <w:sz w:val="18"/>
               </w:rPr>
               <w:t>8</w:t>
             </w:r>
@@ -3416,15 +4361,18 @@
         <w:tc>
           <w:tcPr>
             <w:tcW w:type="dxa" w:w="1928"/>
-            <w:shd w:val="clear" w:color="auto" w:fill="F2F2F2"/>
+            <w:shd w:val="clear" w:fill="F2F5FA"/>
           </w:tcPr>
           <w:p>
-            <w:pPr>
-              <w:spacing w:after="20"/>
-            </w:pPr>
-            <w:r>
-              <w:rPr>
-                <w:sz w:val="19"/>
+            <w:r>
+              <w:rPr>
+                <w:sz w:val="18"/>
+              </w:rPr>
+            </w:r>
+            <w:r>
+              <w:rPr>
+                <w:b w:val="0"/>
+                <w:sz w:val="18"/>
               </w:rPr>
               <w:t>如来禅修学体系16-入出息念业处十六事-古源尊者-20250118（课件）</w:t>
             </w:r>
@@ -3433,15 +4381,18 @@
         <w:tc>
           <w:tcPr>
             <w:tcW w:type="dxa" w:w="1928"/>
-            <w:shd w:val="clear" w:color="auto" w:fill="F2F2F2"/>
+            <w:shd w:val="clear" w:fill="F2F5FA"/>
           </w:tcPr>
           <w:p>
-            <w:pPr>
-              <w:spacing w:after="20"/>
-            </w:pPr>
-            <w:r>
-              <w:rPr>
-                <w:sz w:val="19"/>
+            <w:r>
+              <w:rPr>
+                <w:sz w:val="18"/>
+              </w:rPr>
+            </w:r>
+            <w:r>
+              <w:rPr>
+                <w:b w:val="0"/>
+                <w:sz w:val="18"/>
               </w:rPr>
               <w:t>PDF课件</w:t>
             </w:r>
@@ -3450,15 +4401,18 @@
         <w:tc>
           <w:tcPr>
             <w:tcW w:type="dxa" w:w="1928"/>
-            <w:shd w:val="clear" w:color="auto" w:fill="F2F2F2"/>
+            <w:shd w:val="clear" w:fill="F2F5FA"/>
           </w:tcPr>
           <w:p>
-            <w:pPr>
-              <w:spacing w:after="20"/>
-            </w:pPr>
-            <w:r>
-              <w:rPr>
-                <w:sz w:val="19"/>
+            <w:r>
+              <w:rPr>
+                <w:sz w:val="18"/>
+              </w:rPr>
+            </w:r>
+            <w:r>
+              <w:rPr>
+                <w:b w:val="0"/>
+                <w:sz w:val="18"/>
               </w:rPr>
               <w:t>pdf_d0dd1c0cd17209afe241ece24bf6b7b4_c56dc5df8831632b4e5e52e4f4ceb4fc7439961422831605</w:t>
             </w:r>
@@ -3467,15 +4421,18 @@
         <w:tc>
           <w:tcPr>
             <w:tcW w:type="dxa" w:w="1928"/>
-            <w:shd w:val="clear" w:color="auto" w:fill="F2F2F2"/>
+            <w:shd w:val="clear" w:fill="F2F5FA"/>
           </w:tcPr>
           <w:p>
-            <w:pPr>
-              <w:spacing w:after="20"/>
-            </w:pPr>
-            <w:r>
-              <w:rPr>
-                <w:sz w:val="19"/>
+            <w:r>
+              <w:rPr>
+                <w:sz w:val="18"/>
+              </w:rPr>
+            </w:r>
+            <w:r>
+              <w:rPr>
+                <w:b w:val="0"/>
+                <w:sz w:val="18"/>
               </w:rPr>
               <w:t>ima知识库搜索「入出息念业处十六事」</w:t>
             </w:r>
@@ -3488,12 +4445,15 @@
             <w:tcW w:type="dxa" w:w="1928"/>
           </w:tcPr>
           <w:p>
-            <w:pPr>
-              <w:spacing w:after="20"/>
-            </w:pPr>
-            <w:r>
-              <w:rPr>
-                <w:sz w:val="19"/>
+            <w:r>
+              <w:rPr>
+                <w:sz w:val="18"/>
+              </w:rPr>
+            </w:r>
+            <w:r>
+              <w:rPr>
+                <w:b w:val="0"/>
+                <w:sz w:val="18"/>
               </w:rPr>
               <w:t>9</w:t>
             </w:r>
@@ -3504,12 +4464,15 @@
             <w:tcW w:type="dxa" w:w="1928"/>
           </w:tcPr>
           <w:p>
-            <w:pPr>
-              <w:spacing w:after="20"/>
-            </w:pPr>
-            <w:r>
-              <w:rPr>
-                <w:sz w:val="19"/>
+            <w:r>
+              <w:rPr>
+                <w:sz w:val="18"/>
+              </w:rPr>
+            </w:r>
+            <w:r>
+              <w:rPr>
+                <w:b w:val="0"/>
+                <w:sz w:val="18"/>
               </w:rPr>
               <w:t>如来禅修学体系13-入出息念浅析6-修习2-古源尊者-20250115（课件）</w:t>
             </w:r>
@@ -3520,12 +4483,15 @@
             <w:tcW w:type="dxa" w:w="1928"/>
           </w:tcPr>
           <w:p>
-            <w:pPr>
-              <w:spacing w:after="20"/>
-            </w:pPr>
-            <w:r>
-              <w:rPr>
-                <w:sz w:val="19"/>
+            <w:r>
+              <w:rPr>
+                <w:sz w:val="18"/>
+              </w:rPr>
+            </w:r>
+            <w:r>
+              <w:rPr>
+                <w:b w:val="0"/>
+                <w:sz w:val="18"/>
               </w:rPr>
               <w:t>PDF课件</w:t>
             </w:r>
@@ -3536,12 +4502,15 @@
             <w:tcW w:type="dxa" w:w="1928"/>
           </w:tcPr>
           <w:p>
-            <w:pPr>
-              <w:spacing w:after="20"/>
-            </w:pPr>
-            <w:r>
-              <w:rPr>
-                <w:sz w:val="19"/>
+            <w:r>
+              <w:rPr>
+                <w:sz w:val="18"/>
+              </w:rPr>
+            </w:r>
+            <w:r>
+              <w:rPr>
+                <w:b w:val="0"/>
+                <w:sz w:val="18"/>
               </w:rPr>
               <w:t>pdf_d0dd1c0cd17209afe241ece24bf6b7b4_2154c84e27ac208a0faf394b5b92008e7439961422831605</w:t>
             </w:r>
@@ -3552,12 +4521,15 @@
             <w:tcW w:type="dxa" w:w="1928"/>
           </w:tcPr>
           <w:p>
-            <w:pPr>
-              <w:spacing w:after="20"/>
-            </w:pPr>
-            <w:r>
-              <w:rPr>
-                <w:sz w:val="19"/>
+            <w:r>
+              <w:rPr>
+                <w:sz w:val="18"/>
+              </w:rPr>
+            </w:r>
+            <w:r>
+              <w:rPr>
+                <w:b w:val="0"/>
+                <w:sz w:val="18"/>
               </w:rPr>
               <w:t>ima知识库搜索「入出息念浅析6 修习2」</w:t>
             </w:r>
@@ -3568,15 +4540,18 @@
         <w:tc>
           <w:tcPr>
             <w:tcW w:type="dxa" w:w="1928"/>
-            <w:shd w:val="clear" w:color="auto" w:fill="F2F2F2"/>
+            <w:shd w:val="clear" w:fill="F2F5FA"/>
           </w:tcPr>
           <w:p>
-            <w:pPr>
-              <w:spacing w:after="20"/>
-            </w:pPr>
-            <w:r>
-              <w:rPr>
-                <w:sz w:val="19"/>
+            <w:r>
+              <w:rPr>
+                <w:sz w:val="18"/>
+              </w:rPr>
+            </w:r>
+            <w:r>
+              <w:rPr>
+                <w:b w:val="0"/>
+                <w:sz w:val="18"/>
               </w:rPr>
               <w:t>10</w:t>
             </w:r>
@@ -3585,15 +4560,18 @@
         <w:tc>
           <w:tcPr>
             <w:tcW w:type="dxa" w:w="1928"/>
-            <w:shd w:val="clear" w:color="auto" w:fill="F2F2F2"/>
+            <w:shd w:val="clear" w:fill="F2F5FA"/>
           </w:tcPr>
           <w:p>
-            <w:pPr>
-              <w:spacing w:after="20"/>
-            </w:pPr>
-            <w:r>
-              <w:rPr>
-                <w:sz w:val="19"/>
+            <w:r>
+              <w:rPr>
+                <w:sz w:val="18"/>
+              </w:rPr>
+            </w:r>
+            <w:r>
+              <w:rPr>
+                <w:b w:val="0"/>
+                <w:sz w:val="18"/>
               </w:rPr>
               <w:t>如来禅修学体系08-入出息念浅析1-简介-古源尊者-20250110</w:t>
             </w:r>
@@ -3602,15 +4580,18 @@
         <w:tc>
           <w:tcPr>
             <w:tcW w:type="dxa" w:w="1928"/>
-            <w:shd w:val="clear" w:color="auto" w:fill="F2F2F2"/>
+            <w:shd w:val="clear" w:fill="F2F5FA"/>
           </w:tcPr>
           <w:p>
-            <w:pPr>
-              <w:spacing w:after="20"/>
-            </w:pPr>
-            <w:r>
-              <w:rPr>
-                <w:sz w:val="19"/>
+            <w:r>
+              <w:rPr>
+                <w:sz w:val="18"/>
+              </w:rPr>
+            </w:r>
+            <w:r>
+              <w:rPr>
+                <w:b w:val="0"/>
+                <w:sz w:val="18"/>
               </w:rPr>
               <w:t>录音转写</w:t>
             </w:r>
@@ -3619,15 +4600,18 @@
         <w:tc>
           <w:tcPr>
             <w:tcW w:type="dxa" w:w="1928"/>
-            <w:shd w:val="clear" w:color="auto" w:fill="F2F2F2"/>
+            <w:shd w:val="clear" w:fill="F2F5FA"/>
           </w:tcPr>
           <w:p>
-            <w:pPr>
-              <w:spacing w:after="20"/>
-            </w:pPr>
-            <w:r>
-              <w:rPr>
-                <w:sz w:val="19"/>
+            <w:r>
+              <w:rPr>
+                <w:sz w:val="18"/>
+              </w:rPr>
+            </w:r>
+            <w:r>
+              <w:rPr>
+                <w:b w:val="0"/>
+                <w:sz w:val="18"/>
               </w:rPr>
               <w:t>soundrecording_d0dd1c0cd17209afe241ece24bf6b7b4_fb6f7d81a007ca73ed6358ad0a49ccd67439961422831605</w:t>
             </w:r>
@@ -3636,15 +4620,18 @@
         <w:tc>
           <w:tcPr>
             <w:tcW w:type="dxa" w:w="1928"/>
-            <w:shd w:val="clear" w:color="auto" w:fill="F2F2F2"/>
+            <w:shd w:val="clear" w:fill="F2F5FA"/>
           </w:tcPr>
           <w:p>
-            <w:pPr>
-              <w:spacing w:after="20"/>
-            </w:pPr>
-            <w:r>
-              <w:rPr>
-                <w:sz w:val="19"/>
+            <w:r>
+              <w:rPr>
+                <w:sz w:val="18"/>
+              </w:rPr>
+            </w:r>
+            <w:r>
+              <w:rPr>
+                <w:b w:val="0"/>
+                <w:sz w:val="18"/>
               </w:rPr>
               <w:t>ima知识库搜索「入出息念浅析1 简介」</w:t>
             </w:r>
@@ -3657,12 +4644,15 @@
             <w:tcW w:type="dxa" w:w="1928"/>
           </w:tcPr>
           <w:p>
-            <w:pPr>
-              <w:spacing w:after="20"/>
-            </w:pPr>
-            <w:r>
-              <w:rPr>
-                <w:sz w:val="19"/>
+            <w:r>
+              <w:rPr>
+                <w:sz w:val="18"/>
+              </w:rPr>
+            </w:r>
+            <w:r>
+              <w:rPr>
+                <w:b w:val="0"/>
+                <w:sz w:val="18"/>
               </w:rPr>
               <w:t>11</w:t>
             </w:r>
@@ -3673,12 +4663,15 @@
             <w:tcW w:type="dxa" w:w="1928"/>
           </w:tcPr>
           <w:p>
-            <w:pPr>
-              <w:spacing w:after="20"/>
-            </w:pPr>
-            <w:r>
-              <w:rPr>
-                <w:sz w:val="19"/>
+            <w:r>
+              <w:rPr>
+                <w:sz w:val="18"/>
+              </w:rPr>
+            </w:r>
+            <w:r>
+              <w:rPr>
+                <w:b w:val="0"/>
+                <w:sz w:val="18"/>
               </w:rPr>
               <w:t>14_入出息念-古源尊者-20240628（数息法）</w:t>
             </w:r>
@@ -3689,12 +4682,15 @@
             <w:tcW w:type="dxa" w:w="1928"/>
           </w:tcPr>
           <w:p>
-            <w:pPr>
-              <w:spacing w:after="20"/>
-            </w:pPr>
-            <w:r>
-              <w:rPr>
-                <w:sz w:val="19"/>
+            <w:r>
+              <w:rPr>
+                <w:sz w:val="18"/>
+              </w:rPr>
+            </w:r>
+            <w:r>
+              <w:rPr>
+                <w:b w:val="0"/>
+                <w:sz w:val="18"/>
               </w:rPr>
               <w:t>录音转写</w:t>
             </w:r>
@@ -3705,12 +4701,15 @@
             <w:tcW w:type="dxa" w:w="1928"/>
           </w:tcPr>
           <w:p>
-            <w:pPr>
-              <w:spacing w:after="20"/>
-            </w:pPr>
-            <w:r>
-              <w:rPr>
-                <w:sz w:val="19"/>
+            <w:r>
+              <w:rPr>
+                <w:sz w:val="18"/>
+              </w:rPr>
+            </w:r>
+            <w:r>
+              <w:rPr>
+                <w:b w:val="0"/>
+                <w:sz w:val="18"/>
               </w:rPr>
               <w:t>soundrecording_d0dd1c0cd17209afe241ece24bf6b7b4_fa40e0d54f18fe9bd0be60b2937317fd7439961422831605</w:t>
             </w:r>
@@ -3721,12 +4720,15 @@
             <w:tcW w:type="dxa" w:w="1928"/>
           </w:tcPr>
           <w:p>
-            <w:pPr>
-              <w:spacing w:after="20"/>
-            </w:pPr>
-            <w:r>
-              <w:rPr>
-                <w:sz w:val="19"/>
+            <w:r>
+              <w:rPr>
+                <w:sz w:val="18"/>
+              </w:rPr>
+            </w:r>
+            <w:r>
+              <w:rPr>
+                <w:b w:val="0"/>
+                <w:sz w:val="18"/>
               </w:rPr>
               <w:t>ima知识库搜索「14_入出息念」</w:t>
             </w:r>
@@ -3737,15 +4739,18 @@
         <w:tc>
           <w:tcPr>
             <w:tcW w:type="dxa" w:w="1928"/>
-            <w:shd w:val="clear" w:color="auto" w:fill="F2F2F2"/>
+            <w:shd w:val="clear" w:fill="F2F5FA"/>
           </w:tcPr>
           <w:p>
-            <w:pPr>
-              <w:spacing w:after="20"/>
-            </w:pPr>
-            <w:r>
-              <w:rPr>
-                <w:sz w:val="19"/>
+            <w:r>
+              <w:rPr>
+                <w:sz w:val="18"/>
+              </w:rPr>
+            </w:r>
+            <w:r>
+              <w:rPr>
+                <w:b w:val="0"/>
+                <w:sz w:val="18"/>
               </w:rPr>
               <w:t>12</w:t>
             </w:r>
@@ -3754,15 +4759,18 @@
         <w:tc>
           <w:tcPr>
             <w:tcW w:type="dxa" w:w="1928"/>
-            <w:shd w:val="clear" w:color="auto" w:fill="F2F2F2"/>
+            <w:shd w:val="clear" w:fill="F2F5FA"/>
           </w:tcPr>
           <w:p>
-            <w:pPr>
-              <w:spacing w:after="20"/>
-            </w:pPr>
-            <w:r>
-              <w:rPr>
-                <w:sz w:val="19"/>
+            <w:r>
+              <w:rPr>
+                <w:sz w:val="18"/>
+              </w:rPr>
+            </w:r>
+            <w:r>
+              <w:rPr>
+                <w:b w:val="0"/>
+                <w:sz w:val="18"/>
               </w:rPr>
               <w:t>如来禅修学体系12-入出息念浅析5-修习1-古源尊者-20250114</w:t>
             </w:r>
@@ -3771,15 +4779,18 @@
         <w:tc>
           <w:tcPr>
             <w:tcW w:type="dxa" w:w="1928"/>
-            <w:shd w:val="clear" w:color="auto" w:fill="F2F2F2"/>
+            <w:shd w:val="clear" w:fill="F2F5FA"/>
           </w:tcPr>
           <w:p>
-            <w:pPr>
-              <w:spacing w:after="20"/>
-            </w:pPr>
-            <w:r>
-              <w:rPr>
-                <w:sz w:val="19"/>
+            <w:r>
+              <w:rPr>
+                <w:sz w:val="18"/>
+              </w:rPr>
+            </w:r>
+            <w:r>
+              <w:rPr>
+                <w:b w:val="0"/>
+                <w:sz w:val="18"/>
               </w:rPr>
               <w:t>录音转写</w:t>
             </w:r>
@@ -3788,15 +4799,18 @@
         <w:tc>
           <w:tcPr>
             <w:tcW w:type="dxa" w:w="1928"/>
-            <w:shd w:val="clear" w:color="auto" w:fill="F2F2F2"/>
+            <w:shd w:val="clear" w:fill="F2F5FA"/>
           </w:tcPr>
           <w:p>
-            <w:pPr>
-              <w:spacing w:after="20"/>
-            </w:pPr>
-            <w:r>
-              <w:rPr>
-                <w:sz w:val="19"/>
+            <w:r>
+              <w:rPr>
+                <w:sz w:val="18"/>
+              </w:rPr>
+            </w:r>
+            <w:r>
+              <w:rPr>
+                <w:b w:val="0"/>
+                <w:sz w:val="18"/>
               </w:rPr>
               <w:t>soundrecording_d0dd1c0cd17209afe241ece24bf6b7b4_3b13ef31fd393d8fa1ee7da61b44fc467439961422831605</w:t>
             </w:r>
@@ -3805,15 +4819,18 @@
         <w:tc>
           <w:tcPr>
             <w:tcW w:type="dxa" w:w="1928"/>
-            <w:shd w:val="clear" w:color="auto" w:fill="F2F2F2"/>
+            <w:shd w:val="clear" w:fill="F2F5FA"/>
           </w:tcPr>
           <w:p>
-            <w:pPr>
-              <w:spacing w:after="20"/>
-            </w:pPr>
-            <w:r>
-              <w:rPr>
-                <w:sz w:val="19"/>
+            <w:r>
+              <w:rPr>
+                <w:sz w:val="18"/>
+              </w:rPr>
+            </w:r>
+            <w:r>
+              <w:rPr>
+                <w:b w:val="0"/>
+                <w:sz w:val="18"/>
               </w:rPr>
               <w:t>ima知识库搜索「入出息念浅析5 修习1」</w:t>
             </w:r>
@@ -3826,12 +4843,15 @@
             <w:tcW w:type="dxa" w:w="1928"/>
           </w:tcPr>
           <w:p>
-            <w:pPr>
-              <w:spacing w:after="20"/>
-            </w:pPr>
-            <w:r>
-              <w:rPr>
-                <w:sz w:val="19"/>
+            <w:r>
+              <w:rPr>
+                <w:sz w:val="18"/>
+              </w:rPr>
+            </w:r>
+            <w:r>
+              <w:rPr>
+                <w:b w:val="0"/>
+                <w:sz w:val="18"/>
               </w:rPr>
               <w:t>13</w:t>
             </w:r>
@@ -3842,12 +4862,15 @@
             <w:tcW w:type="dxa" w:w="1928"/>
           </w:tcPr>
           <w:p>
-            <w:pPr>
-              <w:spacing w:after="20"/>
-            </w:pPr>
-            <w:r>
-              <w:rPr>
-                <w:sz w:val="19"/>
+            <w:r>
+              <w:rPr>
+                <w:sz w:val="18"/>
+              </w:rPr>
+            </w:r>
+            <w:r>
+              <w:rPr>
+                <w:b w:val="0"/>
+                <w:sz w:val="18"/>
               </w:rPr>
               <w:t>如来禅修学体系14-入出息念浅析7-修习3-古源尊者-20250116（课件）</w:t>
             </w:r>
@@ -3858,12 +4881,15 @@
             <w:tcW w:type="dxa" w:w="1928"/>
           </w:tcPr>
           <w:p>
-            <w:pPr>
-              <w:spacing w:after="20"/>
-            </w:pPr>
-            <w:r>
-              <w:rPr>
-                <w:sz w:val="19"/>
+            <w:r>
+              <w:rPr>
+                <w:sz w:val="18"/>
+              </w:rPr>
+            </w:r>
+            <w:r>
+              <w:rPr>
+                <w:b w:val="0"/>
+                <w:sz w:val="18"/>
               </w:rPr>
               <w:t>PDF课件</w:t>
             </w:r>
@@ -3874,12 +4900,15 @@
             <w:tcW w:type="dxa" w:w="1928"/>
           </w:tcPr>
           <w:p>
-            <w:pPr>
-              <w:spacing w:after="20"/>
-            </w:pPr>
-            <w:r>
-              <w:rPr>
-                <w:sz w:val="19"/>
+            <w:r>
+              <w:rPr>
+                <w:sz w:val="18"/>
+              </w:rPr>
+            </w:r>
+            <w:r>
+              <w:rPr>
+                <w:b w:val="0"/>
+                <w:sz w:val="18"/>
               </w:rPr>
               <w:t>pdf_d0dd1c0cd17209afe241ece24bf6b7b4_bf7013c9be7bb1caef1ffca26a84d1cf7439961422831605</w:t>
             </w:r>
@@ -3890,12 +4919,15 @@
             <w:tcW w:type="dxa" w:w="1928"/>
           </w:tcPr>
           <w:p>
-            <w:pPr>
-              <w:spacing w:after="20"/>
-            </w:pPr>
-            <w:r>
-              <w:rPr>
-                <w:sz w:val="19"/>
+            <w:r>
+              <w:rPr>
+                <w:sz w:val="18"/>
+              </w:rPr>
+            </w:r>
+            <w:r>
+              <w:rPr>
+                <w:b w:val="0"/>
+                <w:sz w:val="18"/>
               </w:rPr>
               <w:t>ima知识库搜索「入出息念浅析7 修习3」</w:t>
             </w:r>
@@ -3906,15 +4938,18 @@
         <w:tc>
           <w:tcPr>
             <w:tcW w:type="dxa" w:w="1928"/>
-            <w:shd w:val="clear" w:color="auto" w:fill="F2F2F2"/>
+            <w:shd w:val="clear" w:fill="F2F5FA"/>
           </w:tcPr>
           <w:p>
-            <w:pPr>
-              <w:spacing w:after="20"/>
-            </w:pPr>
-            <w:r>
-              <w:rPr>
-                <w:sz w:val="19"/>
+            <w:r>
+              <w:rPr>
+                <w:sz w:val="18"/>
+              </w:rPr>
+            </w:r>
+            <w:r>
+              <w:rPr>
+                <w:b w:val="0"/>
+                <w:sz w:val="18"/>
               </w:rPr>
               <w:t>14</w:t>
             </w:r>
@@ -3923,15 +4958,18 @@
         <w:tc>
           <w:tcPr>
             <w:tcW w:type="dxa" w:w="1928"/>
-            <w:shd w:val="clear" w:color="auto" w:fill="F2F2F2"/>
+            <w:shd w:val="clear" w:fill="F2F5FA"/>
           </w:tcPr>
           <w:p>
-            <w:pPr>
-              <w:spacing w:after="20"/>
-            </w:pPr>
-            <w:r>
-              <w:rPr>
-                <w:sz w:val="19"/>
+            <w:r>
+              <w:rPr>
+                <w:sz w:val="18"/>
+              </w:rPr>
+            </w:r>
+            <w:r>
+              <w:rPr>
+                <w:b w:val="0"/>
+                <w:sz w:val="18"/>
               </w:rPr>
               <w:t>如来禅修学体系介绍22-古源尊者-20240706</w:t>
             </w:r>
@@ -3940,15 +4978,18 @@
         <w:tc>
           <w:tcPr>
             <w:tcW w:type="dxa" w:w="1928"/>
-            <w:shd w:val="clear" w:color="auto" w:fill="F2F2F2"/>
+            <w:shd w:val="clear" w:fill="F2F5FA"/>
           </w:tcPr>
           <w:p>
-            <w:pPr>
-              <w:spacing w:after="20"/>
-            </w:pPr>
-            <w:r>
-              <w:rPr>
-                <w:sz w:val="19"/>
+            <w:r>
+              <w:rPr>
+                <w:sz w:val="18"/>
+              </w:rPr>
+            </w:r>
+            <w:r>
+              <w:rPr>
+                <w:b w:val="0"/>
+                <w:sz w:val="18"/>
               </w:rPr>
               <w:t>录音转写</w:t>
             </w:r>
@@ -3957,15 +4998,18 @@
         <w:tc>
           <w:tcPr>
             <w:tcW w:type="dxa" w:w="1928"/>
-            <w:shd w:val="clear" w:color="auto" w:fill="F2F2F2"/>
+            <w:shd w:val="clear" w:fill="F2F5FA"/>
           </w:tcPr>
           <w:p>
-            <w:pPr>
-              <w:spacing w:after="20"/>
-            </w:pPr>
-            <w:r>
-              <w:rPr>
-                <w:sz w:val="19"/>
+            <w:r>
+              <w:rPr>
+                <w:sz w:val="18"/>
+              </w:rPr>
+            </w:r>
+            <w:r>
+              <w:rPr>
+                <w:b w:val="0"/>
+                <w:sz w:val="18"/>
               </w:rPr>
               <w:t>soundrecording_d0dd1c0cd17209afe241ece24bf6b7b4_9534fb3ae85b67a8bd8d7964f101f8447439961422831605</w:t>
             </w:r>
@@ -3974,15 +5018,18 @@
         <w:tc>
           <w:tcPr>
             <w:tcW w:type="dxa" w:w="1928"/>
-            <w:shd w:val="clear" w:color="auto" w:fill="F2F2F2"/>
+            <w:shd w:val="clear" w:fill="F2F5FA"/>
           </w:tcPr>
           <w:p>
-            <w:pPr>
-              <w:spacing w:after="20"/>
-            </w:pPr>
-            <w:r>
-              <w:rPr>
-                <w:sz w:val="19"/>
+            <w:r>
+              <w:rPr>
+                <w:sz w:val="18"/>
+              </w:rPr>
+            </w:r>
+            <w:r>
+              <w:rPr>
+                <w:b w:val="0"/>
+                <w:sz w:val="18"/>
               </w:rPr>
               <w:t>ima知识库搜索「如来禅修学体系介绍22」</w:t>
             </w:r>
@@ -3995,12 +5042,15 @@
             <w:tcW w:type="dxa" w:w="1928"/>
           </w:tcPr>
           <w:p>
-            <w:pPr>
-              <w:spacing w:after="20"/>
-            </w:pPr>
-            <w:r>
-              <w:rPr>
-                <w:sz w:val="19"/>
+            <w:r>
+              <w:rPr>
+                <w:sz w:val="18"/>
+              </w:rPr>
+            </w:r>
+            <w:r>
+              <w:rPr>
+                <w:b w:val="0"/>
+                <w:sz w:val="18"/>
               </w:rPr>
               <w:t>15</w:t>
             </w:r>
@@ -4011,12 +5061,15 @@
             <w:tcW w:type="dxa" w:w="1928"/>
           </w:tcPr>
           <w:p>
-            <w:pPr>
-              <w:spacing w:after="20"/>
-            </w:pPr>
-            <w:r>
-              <w:rPr>
-                <w:sz w:val="19"/>
+            <w:r>
+              <w:rPr>
+                <w:sz w:val="18"/>
+              </w:rPr>
+            </w:r>
+            <w:r>
+              <w:rPr>
+                <w:b w:val="0"/>
+                <w:sz w:val="18"/>
               </w:rPr>
               <w:t>入出息念（帕奥西亚多）</w:t>
             </w:r>
@@ -4027,12 +5080,15 @@
             <w:tcW w:type="dxa" w:w="1928"/>
           </w:tcPr>
           <w:p>
-            <w:pPr>
-              <w:spacing w:after="20"/>
-            </w:pPr>
-            <w:r>
-              <w:rPr>
-                <w:sz w:val="19"/>
+            <w:r>
+              <w:rPr>
+                <w:sz w:val="18"/>
+              </w:rPr>
+            </w:r>
+            <w:r>
+              <w:rPr>
+                <w:b w:val="0"/>
+                <w:sz w:val="18"/>
               </w:rPr>
               <w:t>PDF</w:t>
             </w:r>
@@ -4043,12 +5099,15 @@
             <w:tcW w:type="dxa" w:w="1928"/>
           </w:tcPr>
           <w:p>
-            <w:pPr>
-              <w:spacing w:after="20"/>
-            </w:pPr>
-            <w:r>
-              <w:rPr>
-                <w:sz w:val="19"/>
+            <w:r>
+              <w:rPr>
+                <w:sz w:val="18"/>
+              </w:rPr>
+            </w:r>
+            <w:r>
+              <w:rPr>
+                <w:b w:val="0"/>
+                <w:sz w:val="18"/>
               </w:rPr>
               <w:t>pdf_d0dd1c0cd17209afe241ece24bf6b7b4_e4757cee5f03d763b8b64e78c7225ec37439961422831605</w:t>
             </w:r>
@@ -4059,12 +5118,15 @@
             <w:tcW w:type="dxa" w:w="1928"/>
           </w:tcPr>
           <w:p>
-            <w:pPr>
-              <w:spacing w:after="20"/>
-            </w:pPr>
-            <w:r>
-              <w:rPr>
-                <w:sz w:val="19"/>
+            <w:r>
+              <w:rPr>
+                <w:sz w:val="18"/>
+              </w:rPr>
+            </w:r>
+            <w:r>
+              <w:rPr>
+                <w:b w:val="0"/>
+                <w:sz w:val="18"/>
               </w:rPr>
               <w:t>ima知识库搜索「入出息念 帕奥西亚多」</w:t>
             </w:r>
@@ -4075,15 +5137,18 @@
         <w:tc>
           <w:tcPr>
             <w:tcW w:type="dxa" w:w="1928"/>
-            <w:shd w:val="clear" w:color="auto" w:fill="F2F2F2"/>
+            <w:shd w:val="clear" w:fill="F2F5FA"/>
           </w:tcPr>
           <w:p>
-            <w:pPr>
-              <w:spacing w:after="20"/>
-            </w:pPr>
-            <w:r>
-              <w:rPr>
-                <w:sz w:val="19"/>
+            <w:r>
+              <w:rPr>
+                <w:sz w:val="18"/>
+              </w:rPr>
+            </w:r>
+            <w:r>
+              <w:rPr>
+                <w:b w:val="0"/>
+                <w:sz w:val="18"/>
               </w:rPr>
               <w:t>16</w:t>
             </w:r>
@@ -4092,15 +5157,18 @@
         <w:tc>
           <w:tcPr>
             <w:tcW w:type="dxa" w:w="1928"/>
-            <w:shd w:val="clear" w:color="auto" w:fill="F2F2F2"/>
+            <w:shd w:val="clear" w:fill="F2F5FA"/>
           </w:tcPr>
           <w:p>
-            <w:pPr>
-              <w:spacing w:after="20"/>
-            </w:pPr>
-            <w:r>
-              <w:rPr>
-                <w:sz w:val="19"/>
+            <w:r>
+              <w:rPr>
+                <w:sz w:val="18"/>
+              </w:rPr>
+            </w:r>
+            <w:r>
+              <w:rPr>
+                <w:b w:val="0"/>
+                <w:sz w:val="18"/>
               </w:rPr>
               <w:t>如来禅修学体系介绍01-古源尊者-20240622</w:t>
             </w:r>
@@ -4109,15 +5177,18 @@
         <w:tc>
           <w:tcPr>
             <w:tcW w:type="dxa" w:w="1928"/>
-            <w:shd w:val="clear" w:color="auto" w:fill="F2F2F2"/>
+            <w:shd w:val="clear" w:fill="F2F5FA"/>
           </w:tcPr>
           <w:p>
-            <w:pPr>
-              <w:spacing w:after="20"/>
-            </w:pPr>
-            <w:r>
-              <w:rPr>
-                <w:sz w:val="19"/>
+            <w:r>
+              <w:rPr>
+                <w:sz w:val="18"/>
+              </w:rPr>
+            </w:r>
+            <w:r>
+              <w:rPr>
+                <w:b w:val="0"/>
+                <w:sz w:val="18"/>
               </w:rPr>
               <w:t>录音转写</w:t>
             </w:r>
@@ -4126,15 +5197,18 @@
         <w:tc>
           <w:tcPr>
             <w:tcW w:type="dxa" w:w="1928"/>
-            <w:shd w:val="clear" w:color="auto" w:fill="F2F2F2"/>
+            <w:shd w:val="clear" w:fill="F2F5FA"/>
           </w:tcPr>
           <w:p>
-            <w:pPr>
-              <w:spacing w:after="20"/>
-            </w:pPr>
-            <w:r>
-              <w:rPr>
-                <w:sz w:val="19"/>
+            <w:r>
+              <w:rPr>
+                <w:sz w:val="18"/>
+              </w:rPr>
+            </w:r>
+            <w:r>
+              <w:rPr>
+                <w:b w:val="0"/>
+                <w:sz w:val="18"/>
               </w:rPr>
               <w:t>soundrecording_d0dd1c0cd17209afe241ece24bf6b7b4_0fc55283b02a96504d79eb3aa4c4406a7439961422831605</w:t>
             </w:r>
@@ -4143,15 +5217,18 @@
         <w:tc>
           <w:tcPr>
             <w:tcW w:type="dxa" w:w="1928"/>
-            <w:shd w:val="clear" w:color="auto" w:fill="F2F2F2"/>
+            <w:shd w:val="clear" w:fill="F2F5FA"/>
           </w:tcPr>
           <w:p>
-            <w:pPr>
-              <w:spacing w:after="20"/>
-            </w:pPr>
-            <w:r>
-              <w:rPr>
-                <w:sz w:val="19"/>
+            <w:r>
+              <w:rPr>
+                <w:sz w:val="18"/>
+              </w:rPr>
+            </w:r>
+            <w:r>
+              <w:rPr>
+                <w:b w:val="0"/>
+                <w:sz w:val="18"/>
               </w:rPr>
               <w:t>ima知识库搜索「如来禅修学体系介绍01」</w:t>
             </w:r>
@@ -4164,12 +5241,15 @@
             <w:tcW w:type="dxa" w:w="1928"/>
           </w:tcPr>
           <w:p>
-            <w:pPr>
-              <w:spacing w:after="20"/>
-            </w:pPr>
-            <w:r>
-              <w:rPr>
-                <w:sz w:val="19"/>
+            <w:r>
+              <w:rPr>
+                <w:sz w:val="18"/>
+              </w:rPr>
+            </w:r>
+            <w:r>
+              <w:rPr>
+                <w:b w:val="0"/>
+                <w:sz w:val="18"/>
               </w:rPr>
               <w:t>17</w:t>
             </w:r>
@@ -4180,12 +5260,15 @@
             <w:tcW w:type="dxa" w:w="1928"/>
           </w:tcPr>
           <w:p>
-            <w:pPr>
-              <w:spacing w:after="20"/>
-            </w:pPr>
-            <w:r>
-              <w:rPr>
-                <w:sz w:val="19"/>
+            <w:r>
+              <w:rPr>
+                <w:sz w:val="18"/>
+              </w:rPr>
+            </w:r>
+            <w:r>
+              <w:rPr>
+                <w:b w:val="0"/>
+                <w:sz w:val="18"/>
               </w:rPr>
               <w:t>止观前行实修营8-舍离五盖1-古源尊者-20220501</w:t>
             </w:r>
@@ -4196,12 +5279,15 @@
             <w:tcW w:type="dxa" w:w="1928"/>
           </w:tcPr>
           <w:p>
-            <w:pPr>
-              <w:spacing w:after="20"/>
-            </w:pPr>
-            <w:r>
-              <w:rPr>
-                <w:sz w:val="19"/>
+            <w:r>
+              <w:rPr>
+                <w:sz w:val="18"/>
+              </w:rPr>
+            </w:r>
+            <w:r>
+              <w:rPr>
+                <w:b w:val="0"/>
+                <w:sz w:val="18"/>
               </w:rPr>
               <w:t>PDF</w:t>
             </w:r>
@@ -4212,12 +5298,15 @@
             <w:tcW w:type="dxa" w:w="1928"/>
           </w:tcPr>
           <w:p>
-            <w:pPr>
-              <w:spacing w:after="20"/>
-            </w:pPr>
-            <w:r>
-              <w:rPr>
-                <w:sz w:val="19"/>
+            <w:r>
+              <w:rPr>
+                <w:sz w:val="18"/>
+              </w:rPr>
+            </w:r>
+            <w:r>
+              <w:rPr>
+                <w:b w:val="0"/>
+                <w:sz w:val="18"/>
               </w:rPr>
               <w:t>pdf_d0dd1c0cd17209afe241ece24bf6b7b4_e1884b9fdfa43e1e7f61b1ceef75d6367439961422831605</w:t>
             </w:r>
@@ -4228,12 +5317,15 @@
             <w:tcW w:type="dxa" w:w="1928"/>
           </w:tcPr>
           <w:p>
-            <w:pPr>
-              <w:spacing w:after="20"/>
-            </w:pPr>
-            <w:r>
-              <w:rPr>
-                <w:sz w:val="19"/>
+            <w:r>
+              <w:rPr>
+                <w:sz w:val="18"/>
+              </w:rPr>
+            </w:r>
+            <w:r>
+              <w:rPr>
+                <w:b w:val="0"/>
+                <w:sz w:val="18"/>
               </w:rPr>
               <w:t>ima知识库搜索「止观前行实修营8 舍离五盖1」</w:t>
             </w:r>
@@ -4244,15 +5336,18 @@
         <w:tc>
           <w:tcPr>
             <w:tcW w:type="dxa" w:w="1928"/>
-            <w:shd w:val="clear" w:color="auto" w:fill="F2F2F2"/>
+            <w:shd w:val="clear" w:fill="F2F5FA"/>
           </w:tcPr>
           <w:p>
-            <w:pPr>
-              <w:spacing w:after="20"/>
-            </w:pPr>
-            <w:r>
-              <w:rPr>
-                <w:sz w:val="19"/>
+            <w:r>
+              <w:rPr>
+                <w:sz w:val="18"/>
+              </w:rPr>
+            </w:r>
+            <w:r>
+              <w:rPr>
+                <w:b w:val="0"/>
+                <w:sz w:val="18"/>
               </w:rPr>
               <w:t>18</w:t>
             </w:r>
@@ -4261,15 +5356,18 @@
         <w:tc>
           <w:tcPr>
             <w:tcW w:type="dxa" w:w="1928"/>
-            <w:shd w:val="clear" w:color="auto" w:fill="F2F2F2"/>
+            <w:shd w:val="clear" w:fill="F2F5FA"/>
           </w:tcPr>
           <w:p>
-            <w:pPr>
-              <w:spacing w:after="20"/>
-            </w:pPr>
-            <w:r>
-              <w:rPr>
-                <w:sz w:val="19"/>
+            <w:r>
+              <w:rPr>
+                <w:sz w:val="18"/>
+              </w:rPr>
+            </w:r>
+            <w:r>
+              <w:rPr>
+                <w:b w:val="0"/>
+                <w:sz w:val="18"/>
               </w:rPr>
               <w:t>止观前行实修营8-舍离五盖1-古源尊者-20220501（共修版）</w:t>
             </w:r>
@@ -4278,15 +5376,18 @@
         <w:tc>
           <w:tcPr>
             <w:tcW w:type="dxa" w:w="1928"/>
-            <w:shd w:val="clear" w:color="auto" w:fill="F2F2F2"/>
+            <w:shd w:val="clear" w:fill="F2F5FA"/>
           </w:tcPr>
           <w:p>
-            <w:pPr>
-              <w:spacing w:after="20"/>
-            </w:pPr>
-            <w:r>
-              <w:rPr>
-                <w:sz w:val="19"/>
+            <w:r>
+              <w:rPr>
+                <w:sz w:val="18"/>
+              </w:rPr>
+            </w:r>
+            <w:r>
+              <w:rPr>
+                <w:b w:val="0"/>
+                <w:sz w:val="18"/>
               </w:rPr>
               <w:t>PDF共修版</w:t>
             </w:r>
@@ -4295,15 +5396,18 @@
         <w:tc>
           <w:tcPr>
             <w:tcW w:type="dxa" w:w="1928"/>
-            <w:shd w:val="clear" w:color="auto" w:fill="F2F2F2"/>
+            <w:shd w:val="clear" w:fill="F2F5FA"/>
           </w:tcPr>
           <w:p>
-            <w:pPr>
-              <w:spacing w:after="20"/>
-            </w:pPr>
-            <w:r>
-              <w:rPr>
-                <w:sz w:val="19"/>
+            <w:r>
+              <w:rPr>
+                <w:sz w:val="18"/>
+              </w:rPr>
+            </w:r>
+            <w:r>
+              <w:rPr>
+                <w:b w:val="0"/>
+                <w:sz w:val="18"/>
               </w:rPr>
               <w:t>pdf_d0dd1c0cd17209afe241ece24bf6b7b4_6b0f2cad71c9c9c0598d7ef5d92abc297439961422831605</w:t>
             </w:r>
@@ -4312,15 +5416,18 @@
         <w:tc>
           <w:tcPr>
             <w:tcW w:type="dxa" w:w="1928"/>
-            <w:shd w:val="clear" w:color="auto" w:fill="F2F2F2"/>
+            <w:shd w:val="clear" w:fill="F2F5FA"/>
           </w:tcPr>
           <w:p>
-            <w:pPr>
-              <w:spacing w:after="20"/>
-            </w:pPr>
-            <w:r>
-              <w:rPr>
-                <w:sz w:val="19"/>
+            <w:r>
+              <w:rPr>
+                <w:sz w:val="18"/>
+              </w:rPr>
+            </w:r>
+            <w:r>
+              <w:rPr>
+                <w:b w:val="0"/>
+                <w:sz w:val="18"/>
               </w:rPr>
               <w:t>ima知识库搜索「止观前行实修营8 共修版」</w:t>
             </w:r>
@@ -4333,12 +5440,15 @@
             <w:tcW w:type="dxa" w:w="1928"/>
           </w:tcPr>
           <w:p>
-            <w:pPr>
-              <w:spacing w:after="20"/>
-            </w:pPr>
-            <w:r>
-              <w:rPr>
-                <w:sz w:val="19"/>
+            <w:r>
+              <w:rPr>
+                <w:sz w:val="18"/>
+              </w:rPr>
+            </w:r>
+            <w:r>
+              <w:rPr>
+                <w:b w:val="0"/>
+                <w:sz w:val="18"/>
               </w:rPr>
               <w:t>19</w:t>
             </w:r>
@@ -4349,12 +5459,15 @@
             <w:tcW w:type="dxa" w:w="1928"/>
           </w:tcPr>
           <w:p>
-            <w:pPr>
-              <w:spacing w:after="20"/>
-            </w:pPr>
-            <w:r>
-              <w:rPr>
-                <w:sz w:val="19"/>
+            <w:r>
+              <w:rPr>
+                <w:sz w:val="18"/>
+              </w:rPr>
+            </w:r>
+            <w:r>
+              <w:rPr>
+                <w:b w:val="0"/>
+                <w:sz w:val="18"/>
               </w:rPr>
               <w:t>如来禅修学体系21-禅修次第5-如理作意2-古源尊者-20250123（课件）</w:t>
             </w:r>
@@ -4365,12 +5478,15 @@
             <w:tcW w:type="dxa" w:w="1928"/>
           </w:tcPr>
           <w:p>
-            <w:pPr>
-              <w:spacing w:after="20"/>
-            </w:pPr>
-            <w:r>
-              <w:rPr>
-                <w:sz w:val="19"/>
+            <w:r>
+              <w:rPr>
+                <w:sz w:val="18"/>
+              </w:rPr>
+            </w:r>
+            <w:r>
+              <w:rPr>
+                <w:b w:val="0"/>
+                <w:sz w:val="18"/>
               </w:rPr>
               <w:t>PDF课件</w:t>
             </w:r>
@@ -4381,12 +5497,15 @@
             <w:tcW w:type="dxa" w:w="1928"/>
           </w:tcPr>
           <w:p>
-            <w:pPr>
-              <w:spacing w:after="20"/>
-            </w:pPr>
-            <w:r>
-              <w:rPr>
-                <w:sz w:val="19"/>
+            <w:r>
+              <w:rPr>
+                <w:sz w:val="18"/>
+              </w:rPr>
+            </w:r>
+            <w:r>
+              <w:rPr>
+                <w:b w:val="0"/>
+                <w:sz w:val="18"/>
               </w:rPr>
               <w:t>pdf_d0dd1c0cd17209afe241ece24bf6b7b4_c19a6595e550fed9165b0f9e27f34cdb7439961422831605</w:t>
             </w:r>
@@ -4397,12 +5516,15 @@
             <w:tcW w:type="dxa" w:w="1928"/>
           </w:tcPr>
           <w:p>
-            <w:pPr>
-              <w:spacing w:after="20"/>
-            </w:pPr>
-            <w:r>
-              <w:rPr>
-                <w:sz w:val="19"/>
+            <w:r>
+              <w:rPr>
+                <w:sz w:val="18"/>
+              </w:rPr>
+            </w:r>
+            <w:r>
+              <w:rPr>
+                <w:b w:val="0"/>
+                <w:sz w:val="18"/>
               </w:rPr>
               <w:t>ima知识库搜索「如来禅修学体系21」</w:t>
             </w:r>
@@ -4413,15 +5535,18 @@
         <w:tc>
           <w:tcPr>
             <w:tcW w:type="dxa" w:w="1928"/>
-            <w:shd w:val="clear" w:color="auto" w:fill="F2F2F2"/>
+            <w:shd w:val="clear" w:fill="F2F5FA"/>
           </w:tcPr>
           <w:p>
-            <w:pPr>
-              <w:spacing w:after="20"/>
-            </w:pPr>
-            <w:r>
-              <w:rPr>
-                <w:sz w:val="19"/>
+            <w:r>
+              <w:rPr>
+                <w:sz w:val="18"/>
+              </w:rPr>
+            </w:r>
+            <w:r>
+              <w:rPr>
+                <w:b w:val="0"/>
+                <w:sz w:val="18"/>
               </w:rPr>
               <w:t>20</w:t>
             </w:r>
@@ -4430,15 +5555,18 @@
         <w:tc>
           <w:tcPr>
             <w:tcW w:type="dxa" w:w="1928"/>
-            <w:shd w:val="clear" w:color="auto" w:fill="F2F2F2"/>
+            <w:shd w:val="clear" w:fill="F2F5FA"/>
           </w:tcPr>
           <w:p>
-            <w:pPr>
-              <w:spacing w:after="20"/>
-            </w:pPr>
-            <w:r>
-              <w:rPr>
-                <w:sz w:val="19"/>
+            <w:r>
+              <w:rPr>
+                <w:sz w:val="18"/>
+              </w:rPr>
+            </w:r>
+            <w:r>
+              <w:rPr>
+                <w:b w:val="0"/>
+                <w:sz w:val="18"/>
               </w:rPr>
               <w:t>2024百花古寺禅修营27-《大念处经》讲记24-古源尊者-20240301</w:t>
             </w:r>
@@ -4447,15 +5575,18 @@
         <w:tc>
           <w:tcPr>
             <w:tcW w:type="dxa" w:w="1928"/>
-            <w:shd w:val="clear" w:color="auto" w:fill="F2F2F2"/>
+            <w:shd w:val="clear" w:fill="F2F5FA"/>
           </w:tcPr>
           <w:p>
-            <w:pPr>
-              <w:spacing w:after="20"/>
-            </w:pPr>
-            <w:r>
-              <w:rPr>
-                <w:sz w:val="19"/>
+            <w:r>
+              <w:rPr>
+                <w:sz w:val="18"/>
+              </w:rPr>
+            </w:r>
+            <w:r>
+              <w:rPr>
+                <w:b w:val="0"/>
+                <w:sz w:val="18"/>
               </w:rPr>
               <w:t>录音转写</w:t>
             </w:r>
@@ -4464,15 +5595,18 @@
         <w:tc>
           <w:tcPr>
             <w:tcW w:type="dxa" w:w="1928"/>
-            <w:shd w:val="clear" w:color="auto" w:fill="F2F2F2"/>
+            <w:shd w:val="clear" w:fill="F2F5FA"/>
           </w:tcPr>
           <w:p>
-            <w:pPr>
-              <w:spacing w:after="20"/>
-            </w:pPr>
-            <w:r>
-              <w:rPr>
-                <w:sz w:val="19"/>
+            <w:r>
+              <w:rPr>
+                <w:sz w:val="18"/>
+              </w:rPr>
+            </w:r>
+            <w:r>
+              <w:rPr>
+                <w:b w:val="0"/>
+                <w:sz w:val="18"/>
               </w:rPr>
               <w:t>soundrecording_d0dd1c0cd17209afe241ece24bf6b7b4_d3001b0ec0a018c88e852dd629b5daa87439961422831605</w:t>
             </w:r>
@@ -4481,15 +5615,18 @@
         <w:tc>
           <w:tcPr>
             <w:tcW w:type="dxa" w:w="1928"/>
-            <w:shd w:val="clear" w:color="auto" w:fill="F2F2F2"/>
+            <w:shd w:val="clear" w:fill="F2F5FA"/>
           </w:tcPr>
           <w:p>
-            <w:pPr>
-              <w:spacing w:after="20"/>
-            </w:pPr>
-            <w:r>
-              <w:rPr>
-                <w:sz w:val="19"/>
+            <w:r>
+              <w:rPr>
+                <w:sz w:val="18"/>
+              </w:rPr>
+            </w:r>
+            <w:r>
+              <w:rPr>
+                <w:b w:val="0"/>
+                <w:sz w:val="18"/>
               </w:rPr>
               <w:t>ima知识库搜索「百花古寺禅修营27 大念处经讲记24」</w:t>
             </w:r>
@@ -4502,12 +5639,15 @@
             <w:tcW w:type="dxa" w:w="1928"/>
           </w:tcPr>
           <w:p>
-            <w:pPr>
-              <w:spacing w:after="20"/>
-            </w:pPr>
-            <w:r>
-              <w:rPr>
-                <w:sz w:val="19"/>
+            <w:r>
+              <w:rPr>
+                <w:sz w:val="18"/>
+              </w:rPr>
+            </w:r>
+            <w:r>
+              <w:rPr>
+                <w:b w:val="0"/>
+                <w:sz w:val="18"/>
               </w:rPr>
               <w:t>21</w:t>
             </w:r>
@@ -4518,12 +5658,15 @@
             <w:tcW w:type="dxa" w:w="1928"/>
           </w:tcPr>
           <w:p>
-            <w:pPr>
-              <w:spacing w:after="20"/>
-            </w:pPr>
-            <w:r>
-              <w:rPr>
-                <w:sz w:val="19"/>
+            <w:r>
+              <w:rPr>
+                <w:sz w:val="18"/>
+              </w:rPr>
+            </w:r>
+            <w:r>
+              <w:rPr>
+                <w:b w:val="0"/>
+                <w:sz w:val="18"/>
               </w:rPr>
               <w:t>止观前行实修营12-舍离五盖5-古源尊者-20220511</w:t>
             </w:r>
@@ -4534,12 +5677,15 @@
             <w:tcW w:type="dxa" w:w="1928"/>
           </w:tcPr>
           <w:p>
-            <w:pPr>
-              <w:spacing w:after="20"/>
-            </w:pPr>
-            <w:r>
-              <w:rPr>
-                <w:sz w:val="19"/>
+            <w:r>
+              <w:rPr>
+                <w:sz w:val="18"/>
+              </w:rPr>
+            </w:r>
+            <w:r>
+              <w:rPr>
+                <w:b w:val="0"/>
+                <w:sz w:val="18"/>
               </w:rPr>
               <w:t>录音转写</w:t>
             </w:r>
@@ -4550,12 +5696,15 @@
             <w:tcW w:type="dxa" w:w="1928"/>
           </w:tcPr>
           <w:p>
-            <w:pPr>
-              <w:spacing w:after="20"/>
-            </w:pPr>
-            <w:r>
-              <w:rPr>
-                <w:sz w:val="19"/>
+            <w:r>
+              <w:rPr>
+                <w:sz w:val="18"/>
+              </w:rPr>
+            </w:r>
+            <w:r>
+              <w:rPr>
+                <w:b w:val="0"/>
+                <w:sz w:val="18"/>
               </w:rPr>
               <w:t>soundrecording_d0dd1c0cd17209afe241ece24bf6b7b4_2ba605763034eb2b0864b0128a02f8f27439961422831605</w:t>
             </w:r>
@@ -4566,12 +5715,15 @@
             <w:tcW w:type="dxa" w:w="1928"/>
           </w:tcPr>
           <w:p>
-            <w:pPr>
-              <w:spacing w:after="20"/>
-            </w:pPr>
-            <w:r>
-              <w:rPr>
-                <w:sz w:val="19"/>
+            <w:r>
+              <w:rPr>
+                <w:sz w:val="18"/>
+              </w:rPr>
+            </w:r>
+            <w:r>
+              <w:rPr>
+                <w:b w:val="0"/>
+                <w:sz w:val="18"/>
               </w:rPr>
               <w:t>ima知识库搜索「止观前行实修营12 舍离五盖5」</w:t>
             </w:r>
@@ -4582,15 +5734,18 @@
         <w:tc>
           <w:tcPr>
             <w:tcW w:type="dxa" w:w="1928"/>
-            <w:shd w:val="clear" w:color="auto" w:fill="F2F2F2"/>
+            <w:shd w:val="clear" w:fill="F2F5FA"/>
           </w:tcPr>
           <w:p>
-            <w:pPr>
-              <w:spacing w:after="20"/>
-            </w:pPr>
-            <w:r>
-              <w:rPr>
-                <w:sz w:val="19"/>
+            <w:r>
+              <w:rPr>
+                <w:sz w:val="18"/>
+              </w:rPr>
+            </w:r>
+            <w:r>
+              <w:rPr>
+                <w:b w:val="0"/>
+                <w:sz w:val="18"/>
               </w:rPr>
               <w:t>22</w:t>
             </w:r>
@@ -4599,15 +5754,18 @@
         <w:tc>
           <w:tcPr>
             <w:tcW w:type="dxa" w:w="1928"/>
-            <w:shd w:val="clear" w:color="auto" w:fill="F2F2F2"/>
+            <w:shd w:val="clear" w:fill="F2F5FA"/>
           </w:tcPr>
           <w:p>
-            <w:pPr>
-              <w:spacing w:after="20"/>
-            </w:pPr>
-            <w:r>
-              <w:rPr>
-                <w:sz w:val="19"/>
+            <w:r>
+              <w:rPr>
+                <w:sz w:val="18"/>
+              </w:rPr>
+            </w:r>
+            <w:r>
+              <w:rPr>
+                <w:b w:val="0"/>
+                <w:sz w:val="18"/>
               </w:rPr>
               <w:t>云台寺安居禅修04-拆解习惯和经行-古源尊者</w:t>
             </w:r>
@@ -4616,15 +5774,18 @@
         <w:tc>
           <w:tcPr>
             <w:tcW w:type="dxa" w:w="1928"/>
-            <w:shd w:val="clear" w:color="auto" w:fill="F2F2F2"/>
+            <w:shd w:val="clear" w:fill="F2F5FA"/>
           </w:tcPr>
           <w:p>
-            <w:pPr>
-              <w:spacing w:after="20"/>
-            </w:pPr>
-            <w:r>
-              <w:rPr>
-                <w:sz w:val="19"/>
+            <w:r>
+              <w:rPr>
+                <w:sz w:val="18"/>
+              </w:rPr>
+            </w:r>
+            <w:r>
+              <w:rPr>
+                <w:b w:val="0"/>
+                <w:sz w:val="18"/>
               </w:rPr>
               <w:t>PDF开示实录</w:t>
             </w:r>
@@ -4633,15 +5794,18 @@
         <w:tc>
           <w:tcPr>
             <w:tcW w:type="dxa" w:w="1928"/>
-            <w:shd w:val="clear" w:color="auto" w:fill="F2F2F2"/>
+            <w:shd w:val="clear" w:fill="F2F5FA"/>
           </w:tcPr>
           <w:p>
-            <w:pPr>
-              <w:spacing w:after="20"/>
-            </w:pPr>
-            <w:r>
-              <w:rPr>
-                <w:sz w:val="19"/>
+            <w:r>
+              <w:rPr>
+                <w:sz w:val="18"/>
+              </w:rPr>
+            </w:r>
+            <w:r>
+              <w:rPr>
+                <w:b w:val="0"/>
+                <w:sz w:val="18"/>
               </w:rPr>
               <w:t>pdf_d0dd1c0cd17209afe241ece24bf6b7b4_f63405d7b12cce3377ade728557cb0927439961422831605</w:t>
             </w:r>
@@ -4650,15 +5814,18 @@
         <w:tc>
           <w:tcPr>
             <w:tcW w:type="dxa" w:w="1928"/>
-            <w:shd w:val="clear" w:color="auto" w:fill="F2F2F2"/>
+            <w:shd w:val="clear" w:fill="F2F5FA"/>
           </w:tcPr>
           <w:p>
-            <w:pPr>
-              <w:spacing w:after="20"/>
-            </w:pPr>
-            <w:r>
-              <w:rPr>
-                <w:sz w:val="19"/>
+            <w:r>
+              <w:rPr>
+                <w:sz w:val="18"/>
+              </w:rPr>
+            </w:r>
+            <w:r>
+              <w:rPr>
+                <w:b w:val="0"/>
+                <w:sz w:val="18"/>
               </w:rPr>
               <w:t>ima知识库搜索「云台寺 拆解习惯和经行」</w:t>
             </w:r>
@@ -4671,12 +5838,15 @@
             <w:tcW w:type="dxa" w:w="1928"/>
           </w:tcPr>
           <w:p>
-            <w:pPr>
-              <w:spacing w:after="20"/>
-            </w:pPr>
-            <w:r>
-              <w:rPr>
-                <w:sz w:val="19"/>
+            <w:r>
+              <w:rPr>
+                <w:sz w:val="18"/>
+              </w:rPr>
+            </w:r>
+            <w:r>
+              <w:rPr>
+                <w:b w:val="0"/>
+                <w:sz w:val="18"/>
               </w:rPr>
               <w:t>23</w:t>
             </w:r>
@@ -4687,12 +5857,15 @@
             <w:tcW w:type="dxa" w:w="1928"/>
           </w:tcPr>
           <w:p>
-            <w:pPr>
-              <w:spacing w:after="20"/>
-            </w:pPr>
-            <w:r>
-              <w:rPr>
-                <w:sz w:val="19"/>
+            <w:r>
+              <w:rPr>
+                <w:sz w:val="18"/>
+              </w:rPr>
+            </w:r>
+            <w:r>
+              <w:rPr>
+                <w:b w:val="0"/>
+                <w:sz w:val="18"/>
               </w:rPr>
               <w:t>177讲-摄集-摄菩提分-身念处-四威仪1-古源尊者-20211022（共修版）</w:t>
             </w:r>
@@ -4703,12 +5876,15 @@
             <w:tcW w:type="dxa" w:w="1928"/>
           </w:tcPr>
           <w:p>
-            <w:pPr>
-              <w:spacing w:after="20"/>
-            </w:pPr>
-            <w:r>
-              <w:rPr>
-                <w:sz w:val="19"/>
+            <w:r>
+              <w:rPr>
+                <w:sz w:val="18"/>
+              </w:rPr>
+            </w:r>
+            <w:r>
+              <w:rPr>
+                <w:b w:val="0"/>
+                <w:sz w:val="18"/>
               </w:rPr>
               <w:t>PDF共修版</w:t>
             </w:r>
@@ -4719,12 +5895,15 @@
             <w:tcW w:type="dxa" w:w="1928"/>
           </w:tcPr>
           <w:p>
-            <w:pPr>
-              <w:spacing w:after="20"/>
-            </w:pPr>
-            <w:r>
-              <w:rPr>
-                <w:sz w:val="19"/>
+            <w:r>
+              <w:rPr>
+                <w:sz w:val="18"/>
+              </w:rPr>
+            </w:r>
+            <w:r>
+              <w:rPr>
+                <w:b w:val="0"/>
+                <w:sz w:val="18"/>
               </w:rPr>
               <w:t>pdf_d0dd1c0cd17209afe241ece24bf6b7b4_b4762eca9f1f5d4202505dd7c0a519387439961422831605</w:t>
             </w:r>
@@ -4735,12 +5914,15 @@
             <w:tcW w:type="dxa" w:w="1928"/>
           </w:tcPr>
           <w:p>
-            <w:pPr>
-              <w:spacing w:after="20"/>
-            </w:pPr>
-            <w:r>
-              <w:rPr>
-                <w:sz w:val="19"/>
+            <w:r>
+              <w:rPr>
+                <w:sz w:val="18"/>
+              </w:rPr>
+            </w:r>
+            <w:r>
+              <w:rPr>
+                <w:b w:val="0"/>
+                <w:sz w:val="18"/>
               </w:rPr>
               <w:t>ima知识库搜索「177讲 四威仪」</w:t>
             </w:r>
@@ -4751,15 +5933,18 @@
         <w:tc>
           <w:tcPr>
             <w:tcW w:type="dxa" w:w="1928"/>
-            <w:shd w:val="clear" w:color="auto" w:fill="F2F2F2"/>
+            <w:shd w:val="clear" w:fill="F2F5FA"/>
           </w:tcPr>
           <w:p>
-            <w:pPr>
-              <w:spacing w:after="20"/>
-            </w:pPr>
-            <w:r>
-              <w:rPr>
-                <w:sz w:val="19"/>
+            <w:r>
+              <w:rPr>
+                <w:sz w:val="18"/>
+              </w:rPr>
+            </w:r>
+            <w:r>
+              <w:rPr>
+                <w:b w:val="0"/>
+                <w:sz w:val="18"/>
               </w:rPr>
               <w:t>24</w:t>
             </w:r>
@@ -4768,15 +5953,18 @@
         <w:tc>
           <w:tcPr>
             <w:tcW w:type="dxa" w:w="1928"/>
-            <w:shd w:val="clear" w:color="auto" w:fill="F2F2F2"/>
+            <w:shd w:val="clear" w:fill="F2F5FA"/>
           </w:tcPr>
           <w:p>
-            <w:pPr>
-              <w:spacing w:after="20"/>
-            </w:pPr>
-            <w:r>
-              <w:rPr>
-                <w:sz w:val="19"/>
+            <w:r>
+              <w:rPr>
+                <w:sz w:val="18"/>
+              </w:rPr>
+            </w:r>
+            <w:r>
+              <w:rPr>
+                <w:b w:val="0"/>
+                <w:sz w:val="18"/>
               </w:rPr>
               <w:t>觉察姿势与动作-古源尊者-20230703</w:t>
             </w:r>
@@ -4785,15 +5973,18 @@
         <w:tc>
           <w:tcPr>
             <w:tcW w:type="dxa" w:w="1928"/>
-            <w:shd w:val="clear" w:color="auto" w:fill="F2F2F2"/>
+            <w:shd w:val="clear" w:fill="F2F5FA"/>
           </w:tcPr>
           <w:p>
-            <w:pPr>
-              <w:spacing w:after="20"/>
-            </w:pPr>
-            <w:r>
-              <w:rPr>
-                <w:sz w:val="19"/>
+            <w:r>
+              <w:rPr>
+                <w:sz w:val="18"/>
+              </w:rPr>
+            </w:r>
+            <w:r>
+              <w:rPr>
+                <w:b w:val="0"/>
+                <w:sz w:val="18"/>
               </w:rPr>
               <w:t>录音转写</w:t>
             </w:r>
@@ -4802,15 +5993,18 @@
         <w:tc>
           <w:tcPr>
             <w:tcW w:type="dxa" w:w="1928"/>
-            <w:shd w:val="clear" w:color="auto" w:fill="F2F2F2"/>
+            <w:shd w:val="clear" w:fill="F2F5FA"/>
           </w:tcPr>
           <w:p>
-            <w:pPr>
-              <w:spacing w:after="20"/>
-            </w:pPr>
-            <w:r>
-              <w:rPr>
-                <w:sz w:val="19"/>
+            <w:r>
+              <w:rPr>
+                <w:sz w:val="18"/>
+              </w:rPr>
+            </w:r>
+            <w:r>
+              <w:rPr>
+                <w:b w:val="0"/>
+                <w:sz w:val="18"/>
               </w:rPr>
               <w:t>soundrecording_d0dd1c0cd17209afe241ece24bf6b7b4_d39173f04ff1d8ff916690d7aa10d3a97439961422831605</w:t>
             </w:r>
@@ -4819,15 +6013,18 @@
         <w:tc>
           <w:tcPr>
             <w:tcW w:type="dxa" w:w="1928"/>
-            <w:shd w:val="clear" w:color="auto" w:fill="F2F2F2"/>
+            <w:shd w:val="clear" w:fill="F2F5FA"/>
           </w:tcPr>
           <w:p>
-            <w:pPr>
-              <w:spacing w:after="20"/>
-            </w:pPr>
-            <w:r>
-              <w:rPr>
-                <w:sz w:val="19"/>
+            <w:r>
+              <w:rPr>
+                <w:sz w:val="18"/>
+              </w:rPr>
+            </w:r>
+            <w:r>
+              <w:rPr>
+                <w:b w:val="0"/>
+                <w:sz w:val="18"/>
               </w:rPr>
               <w:t>ima知识库搜索「觉察姿势与动作」</w:t>
             </w:r>
@@ -4840,12 +6037,15 @@
             <w:tcW w:type="dxa" w:w="1928"/>
           </w:tcPr>
           <w:p>
-            <w:pPr>
-              <w:spacing w:after="20"/>
-            </w:pPr>
-            <w:r>
-              <w:rPr>
-                <w:sz w:val="19"/>
+            <w:r>
+              <w:rPr>
+                <w:sz w:val="18"/>
+              </w:rPr>
+            </w:r>
+            <w:r>
+              <w:rPr>
+                <w:b w:val="0"/>
+                <w:sz w:val="18"/>
               </w:rPr>
               <w:t>25</w:t>
             </w:r>
@@ -4856,12 +6056,15 @@
             <w:tcW w:type="dxa" w:w="1928"/>
           </w:tcPr>
           <w:p>
-            <w:pPr>
-              <w:spacing w:after="20"/>
-            </w:pPr>
-            <w:r>
-              <w:rPr>
-                <w:sz w:val="19"/>
+            <w:r>
+              <w:rPr>
+                <w:sz w:val="18"/>
+              </w:rPr>
+            </w:r>
+            <w:r>
+              <w:rPr>
+                <w:b w:val="0"/>
+                <w:sz w:val="18"/>
               </w:rPr>
               <w:t>如来禅修学体系32-禅修次第15-法随法行3-古源尊者-20250203（课件）</w:t>
             </w:r>
@@ -4872,12 +6075,15 @@
             <w:tcW w:type="dxa" w:w="1928"/>
           </w:tcPr>
           <w:p>
-            <w:pPr>
-              <w:spacing w:after="20"/>
-            </w:pPr>
-            <w:r>
-              <w:rPr>
-                <w:sz w:val="19"/>
+            <w:r>
+              <w:rPr>
+                <w:sz w:val="18"/>
+              </w:rPr>
+            </w:r>
+            <w:r>
+              <w:rPr>
+                <w:b w:val="0"/>
+                <w:sz w:val="18"/>
               </w:rPr>
               <w:t>PDF课件</w:t>
             </w:r>
@@ -4888,12 +6094,15 @@
             <w:tcW w:type="dxa" w:w="1928"/>
           </w:tcPr>
           <w:p>
-            <w:pPr>
-              <w:spacing w:after="20"/>
-            </w:pPr>
-            <w:r>
-              <w:rPr>
-                <w:sz w:val="19"/>
+            <w:r>
+              <w:rPr>
+                <w:sz w:val="18"/>
+              </w:rPr>
+            </w:r>
+            <w:r>
+              <w:rPr>
+                <w:b w:val="0"/>
+                <w:sz w:val="18"/>
               </w:rPr>
               <w:t>pdf_d0dd1c0cd17209afe241ece24bf6b7b4_783b1986459c011eb6e11dfd673905ca7439961422831605</w:t>
             </w:r>
@@ -4904,12 +6113,15 @@
             <w:tcW w:type="dxa" w:w="1928"/>
           </w:tcPr>
           <w:p>
-            <w:pPr>
-              <w:spacing w:after="20"/>
-            </w:pPr>
-            <w:r>
-              <w:rPr>
-                <w:sz w:val="19"/>
+            <w:r>
+              <w:rPr>
+                <w:sz w:val="18"/>
+              </w:rPr>
+            </w:r>
+            <w:r>
+              <w:rPr>
+                <w:b w:val="0"/>
+                <w:sz w:val="18"/>
               </w:rPr>
               <w:t>ima知识库搜索「如来禅修学体系32」</w:t>
             </w:r>
@@ -4920,15 +6132,18 @@
         <w:tc>
           <w:tcPr>
             <w:tcW w:type="dxa" w:w="1928"/>
-            <w:shd w:val="clear" w:color="auto" w:fill="F2F2F2"/>
+            <w:shd w:val="clear" w:fill="F2F5FA"/>
           </w:tcPr>
           <w:p>
-            <w:pPr>
-              <w:spacing w:after="20"/>
-            </w:pPr>
-            <w:r>
-              <w:rPr>
-                <w:sz w:val="19"/>
+            <w:r>
+              <w:rPr>
+                <w:sz w:val="18"/>
+              </w:rPr>
+            </w:r>
+            <w:r>
+              <w:rPr>
+                <w:b w:val="0"/>
+                <w:sz w:val="18"/>
               </w:rPr>
               <w:t>26</w:t>
             </w:r>
@@ -4937,15 +6152,18 @@
         <w:tc>
           <w:tcPr>
             <w:tcW w:type="dxa" w:w="1928"/>
-            <w:shd w:val="clear" w:color="auto" w:fill="F2F2F2"/>
+            <w:shd w:val="clear" w:fill="F2F5FA"/>
           </w:tcPr>
           <w:p>
-            <w:pPr>
-              <w:spacing w:after="20"/>
-            </w:pPr>
-            <w:r>
-              <w:rPr>
-                <w:sz w:val="19"/>
+            <w:r>
+              <w:rPr>
+                <w:sz w:val="18"/>
+              </w:rPr>
+            </w:r>
+            <w:r>
+              <w:rPr>
+                <w:b w:val="0"/>
+                <w:sz w:val="18"/>
               </w:rPr>
               <w:t>云台寺安居禅修13-大念处经略说-古源尊者</w:t>
             </w:r>
@@ -4954,15 +6172,18 @@
         <w:tc>
           <w:tcPr>
             <w:tcW w:type="dxa" w:w="1928"/>
-            <w:shd w:val="clear" w:color="auto" w:fill="F2F2F2"/>
+            <w:shd w:val="clear" w:fill="F2F5FA"/>
           </w:tcPr>
           <w:p>
-            <w:pPr>
-              <w:spacing w:after="20"/>
-            </w:pPr>
-            <w:r>
-              <w:rPr>
-                <w:sz w:val="19"/>
+            <w:r>
+              <w:rPr>
+                <w:sz w:val="18"/>
+              </w:rPr>
+            </w:r>
+            <w:r>
+              <w:rPr>
+                <w:b w:val="0"/>
+                <w:sz w:val="18"/>
               </w:rPr>
               <w:t>PDF讲稿</w:t>
             </w:r>
@@ -4971,15 +6192,18 @@
         <w:tc>
           <w:tcPr>
             <w:tcW w:type="dxa" w:w="1928"/>
-            <w:shd w:val="clear" w:color="auto" w:fill="F2F2F2"/>
+            <w:shd w:val="clear" w:fill="F2F5FA"/>
           </w:tcPr>
           <w:p>
-            <w:pPr>
-              <w:spacing w:after="20"/>
-            </w:pPr>
-            <w:r>
-              <w:rPr>
-                <w:sz w:val="19"/>
+            <w:r>
+              <w:rPr>
+                <w:sz w:val="18"/>
+              </w:rPr>
+            </w:r>
+            <w:r>
+              <w:rPr>
+                <w:b w:val="0"/>
+                <w:sz w:val="18"/>
               </w:rPr>
               <w:t>pdf_d0dd1c0cd17209afe241ece24bf6b7b4_100a337f9a4cdb65d984110816c6425a7439961422831605</w:t>
             </w:r>
@@ -4988,15 +6212,18 @@
         <w:tc>
           <w:tcPr>
             <w:tcW w:type="dxa" w:w="1928"/>
-            <w:shd w:val="clear" w:color="auto" w:fill="F2F2F2"/>
+            <w:shd w:val="clear" w:fill="F2F5FA"/>
           </w:tcPr>
           <w:p>
-            <w:pPr>
-              <w:spacing w:after="20"/>
-            </w:pPr>
-            <w:r>
-              <w:rPr>
-                <w:sz w:val="19"/>
+            <w:r>
+              <w:rPr>
+                <w:sz w:val="18"/>
+              </w:rPr>
+            </w:r>
+            <w:r>
+              <w:rPr>
+                <w:b w:val="0"/>
+                <w:sz w:val="18"/>
               </w:rPr>
               <w:t>ima知识库搜索「云台寺 大念处经略说」</w:t>
             </w:r>
@@ -5005,38 +6232,56 @@
       </w:tr>
     </w:tbl>
     <w:p>
-      <w:pPr>
-        <w:spacing w:before="160" w:after="80"/>
-      </w:pPr>
       <w:r>
         <w:rPr>
-          <w:rFonts w:ascii="Microsoft YaHei" w:hAnsi="Microsoft YaHei" w:eastAsia="Microsoft YaHei"/>
           <w:b/>
-          <w:color w:val="1E5631"/>
-          <w:sz w:val="28"/>
+          <w:color w:val="1E4620"/>
+          <w:sz w:val="26"/>
         </w:rPr>
         <w:t>🎉 结语</w:t>
       </w:r>
     </w:p>
     <w:p>
       <w:pPr>
-        <w:spacing w:before="40" w:after="80"/>
-        <w:ind w:left="283"/>
-        <w:shd w:val="clear" w:color="auto" w:fill="EDF6EF"/>
+        <w:ind w:left="170"/>
         <w:pBdr>
-          <w:left w:val="single" w:sz="20" w:space="6" w:color="1E5631"/>
+          <w:left w:val="single" w:sz="18" w:space="4" w:color="1E4620"/>
         </w:pBdr>
+        <w:shd w:val="clear" w:fill="F2F5FA"/>
       </w:pPr>
       <w:r>
         <w:rPr>
-          <w:sz w:val="20"/>
+          <w:b w:val="0"/>
         </w:rPr>
-        <w:t xml:space="preserve">8周的禅修入门之旅结束了，但"知道此刻"的功课是一生的。 愿你把坐垫上的觉察，带进行走、站立、坐卧的每一个当下。 </w:t>
+        <w:t>8周的禅修入门之旅结束了，但"知道此刻"的功课是一生的。</w:t>
       </w:r>
+    </w:p>
+    <w:p>
+      <w:pPr>
+        <w:ind w:left="170"/>
+        <w:pBdr>
+          <w:left w:val="single" w:sz="18" w:space="4" w:color="1E4620"/>
+        </w:pBdr>
+        <w:shd w:val="clear" w:fill="F2F5FA"/>
+      </w:pPr>
+      <w:r>
+        <w:rPr>
+          <w:b w:val="0"/>
+        </w:rPr>
+        <w:t>愿你把坐垫上的觉察，带进行走、站立、坐卧的每一个当下。</w:t>
+      </w:r>
+    </w:p>
+    <w:p>
+      <w:pPr>
+        <w:ind w:left="170"/>
+        <w:pBdr>
+          <w:left w:val="single" w:sz="18" w:space="4" w:color="1E4620"/>
+        </w:pBdr>
+        <w:shd w:val="clear" w:fill="F2F5FA"/>
+      </w:pPr>
       <w:r>
         <w:rPr>
           <w:b/>
-          <w:sz w:val="20"/>
         </w:rPr>
         <w:t>8周之后怎么走？——就从下一次知道"我在呼吸"开始。</w:t>
       </w:r>
@@ -5060,7 +6305,11 @@
       <w:pStyle w:val="Footer"/>
       <w:jc w:val="center"/>
     </w:pPr>
-    <w:fldSimple w:instr="PAGE"/>
+    <w:r>
+      <w:fldChar w:fldCharType="begin"/>
+      <w:instrText xml:space="preserve">PAGE</w:instrText>
+      <w:fldChar w:fldCharType="end"/>
+    </w:r>
   </w:p>
 </w:ftr>
 </file>
@@ -5074,10 +6323,10 @@
     </w:pPr>
     <w:r>
       <w:rPr>
-        <w:color w:val="808080"/>
+        <w:color w:val="1E4620"/>
         <w:sz w:val="16"/>
       </w:rPr>
-      <w:t>读书会01·第8周·禅修总结与修学规划（朗读优化版）</w:t>
+      <w:t>读书会01 · 第8周 · 朗读优化版（8周版） · 学员版</w:t>
     </w:r>
   </w:p>
 </w:hdr>
@@ -5446,11 +6695,8 @@
     <w:name w:val="Normal"/>
     <w:qFormat/>
     <w:rsid w:val="00FC693F"/>
-    <w:pPr>
-      <w:spacing w:line="324" w:lineRule="auto" w:after="60"/>
-    </w:pPr>
     <w:rPr>
-      <w:rFonts w:ascii="Microsoft YaHei" w:hAnsi="Microsoft YaHei" w:eastAsia="Microsoft YaHei"/>
+      <w:rFonts w:ascii="等线" w:hAnsi="等线" w:eastAsia="宋体"/>
       <w:sz w:val="21"/>
     </w:rPr>
   </w:style>
